--- a/2022211378+王泽民.docx
+++ b/2022211378+王泽民.docx
@@ -5,6 +5,9 @@
     <w:p>
       <w:pPr>
         <w:pStyle w:val="a3"/>
+        <w:rPr>
+          <w:rFonts w:hint="eastAsia"/>
+        </w:rPr>
       </w:pPr>
       <w:r>
         <w:rPr>
@@ -55,6 +58,9 @@
               <w:pStyle w:val="paragraph"/>
               <w:spacing w:before="0" w:beforeAutospacing="0" w:after="0" w:afterAutospacing="0"/>
               <w:jc w:val="both"/>
+              <w:rPr>
+                <w:rFonts w:hint="eastAsia"/>
+              </w:rPr>
             </w:pPr>
             <w:r>
               <w:rPr>
@@ -431,16 +437,13 @@
         </w:tc>
       </w:tr>
     </w:tbl>
-    <w:p>
-      <w:pPr>
-        <w:rPr>
-          <w:rFonts w:hint="eastAsia"/>
-        </w:rPr>
-      </w:pPr>
-    </w:p>
+    <w:p/>
     <w:p>
       <w:pPr>
         <w:pStyle w:val="a3"/>
+        <w:rPr>
+          <w:rFonts w:hint="eastAsia"/>
+        </w:rPr>
       </w:pPr>
       <w:r>
         <w:rPr>
@@ -481,16 +484,13 @@
         <w:t>提交一个可访问的个人网站链接，并附搭建过程及功能说明。</w:t>
       </w:r>
     </w:p>
-    <w:p>
-      <w:pPr>
-        <w:rPr>
-          <w:rFonts w:hint="eastAsia"/>
-        </w:rPr>
-      </w:pPr>
-    </w:p>
+    <w:p/>
     <w:p>
       <w:pPr>
         <w:pStyle w:val="a3"/>
+        <w:rPr>
+          <w:rFonts w:hint="eastAsia"/>
+        </w:rPr>
       </w:pPr>
       <w:r>
         <w:rPr>
@@ -574,11 +574,6 @@
       </w:r>
     </w:p>
     <w:p>
-      <w:pPr>
-        <w:rPr>
-          <w:rFonts w:hint="eastAsia"/>
-        </w:rPr>
-      </w:pPr>
       <w:r>
         <w:rPr>
           <w:rFonts w:hint="eastAsia"/>
@@ -587,11 +582,6 @@
       </w:r>
     </w:p>
     <w:p>
-      <w:pPr>
-        <w:rPr>
-          <w:rFonts w:hint="eastAsia"/>
-        </w:rPr>
-      </w:pPr>
       <w:r>
         <w:rPr>
           <w:rFonts w:hint="eastAsia"/>
@@ -661,11 +651,6 @@
     </w:p>
     <w:p/>
     <w:p>
-      <w:pPr>
-        <w:rPr>
-          <w:rFonts w:hint="eastAsia"/>
-        </w:rPr>
-      </w:pPr>
       <w:r>
         <w:rPr>
           <w:rFonts w:hint="eastAsia"/>
@@ -687,11 +672,6 @@
       </w:r>
     </w:p>
     <w:p>
-      <w:pPr>
-        <w:rPr>
-          <w:rFonts w:hint="eastAsia"/>
-        </w:rPr>
-      </w:pPr>
       <w:r>
         <w:rPr>
           <w:rFonts w:hint="eastAsia"/>
@@ -718,11 +698,6 @@
       </w:r>
     </w:p>
     <w:p>
-      <w:pPr>
-        <w:rPr>
-          <w:rFonts w:hint="eastAsia"/>
-        </w:rPr>
-      </w:pPr>
       <w:r>
         <w:rPr>
           <w:rFonts w:hint="eastAsia"/>
@@ -749,11 +724,6 @@
       </w:r>
     </w:p>
     <w:p>
-      <w:pPr>
-        <w:rPr>
-          <w:rFonts w:hint="eastAsia"/>
-        </w:rPr>
-      </w:pPr>
       <w:r>
         <w:rPr>
           <w:rFonts w:hint="eastAsia"/>
@@ -804,11 +774,6 @@
       </w:r>
     </w:p>
     <w:p>
-      <w:pPr>
-        <w:rPr>
-          <w:rFonts w:hint="eastAsia"/>
-        </w:rPr>
-      </w:pPr>
       <w:r>
         <w:rPr>
           <w:rFonts w:hint="eastAsia"/>
@@ -871,11 +836,6 @@
       </w:r>
     </w:p>
     <w:p>
-      <w:pPr>
-        <w:rPr>
-          <w:rFonts w:hint="eastAsia"/>
-        </w:rPr>
-      </w:pPr>
       <w:r>
         <w:rPr>
           <w:rFonts w:hint="eastAsia"/>
@@ -932,11 +892,6 @@
       </w:r>
     </w:p>
     <w:p>
-      <w:pPr>
-        <w:rPr>
-          <w:rFonts w:hint="eastAsia"/>
-        </w:rPr>
-      </w:pPr>
       <w:r>
         <w:rPr>
           <w:rFonts w:hint="eastAsia"/>
@@ -945,11 +900,6 @@
       </w:r>
     </w:p>
     <w:p>
-      <w:pPr>
-        <w:rPr>
-          <w:rFonts w:hint="eastAsia"/>
-        </w:rPr>
-      </w:pPr>
       <w:r>
         <w:rPr>
           <w:rFonts w:hint="eastAsia"/>
@@ -1019,11 +969,6 @@
     </w:p>
     <w:p/>
     <w:p>
-      <w:pPr>
-        <w:rPr>
-          <w:rFonts w:hint="eastAsia"/>
-        </w:rPr>
-      </w:pPr>
       <w:r>
         <w:rPr>
           <w:rFonts w:hint="eastAsia"/>
@@ -1032,11 +977,6 @@
       </w:r>
     </w:p>
     <w:p>
-      <w:pPr>
-        <w:rPr>
-          <w:rFonts w:hint="eastAsia"/>
-        </w:rPr>
-      </w:pPr>
       <w:r>
         <w:rPr>
           <w:rFonts w:hint="eastAsia"/>
@@ -1063,11 +1003,6 @@
       </w:r>
     </w:p>
     <w:p>
-      <w:pPr>
-        <w:rPr>
-          <w:rFonts w:hint="eastAsia"/>
-        </w:rPr>
-      </w:pPr>
       <w:r>
         <w:rPr>
           <w:rFonts w:hint="eastAsia"/>
@@ -1094,11 +1029,6 @@
       </w:r>
     </w:p>
     <w:p>
-      <w:pPr>
-        <w:rPr>
-          <w:rFonts w:hint="eastAsia"/>
-        </w:rPr>
-      </w:pPr>
       <w:r>
         <w:rPr>
           <w:rFonts w:hint="eastAsia"/>
@@ -1137,11 +1067,6 @@
       </w:r>
     </w:p>
     <w:p>
-      <w:pPr>
-        <w:rPr>
-          <w:rFonts w:hint="eastAsia"/>
-        </w:rPr>
-      </w:pPr>
       <w:r>
         <w:rPr>
           <w:rFonts w:hint="eastAsia"/>
@@ -1180,11 +1105,6 @@
       </w:r>
     </w:p>
     <w:p>
-      <w:pPr>
-        <w:rPr>
-          <w:rFonts w:hint="eastAsia"/>
-        </w:rPr>
-      </w:pPr>
       <w:r>
         <w:rPr>
           <w:rFonts w:hint="eastAsia"/>
@@ -1199,11 +1119,6 @@
       </w:r>
     </w:p>
     <w:p>
-      <w:pPr>
-        <w:rPr>
-          <w:rFonts w:hint="eastAsia"/>
-        </w:rPr>
-      </w:pPr>
       <w:r>
         <w:rPr>
           <w:rFonts w:hint="eastAsia"/>
@@ -1266,11 +1181,6 @@
       </w:r>
     </w:p>
     <w:p>
-      <w:pPr>
-        <w:rPr>
-          <w:rFonts w:hint="eastAsia"/>
-        </w:rPr>
-      </w:pPr>
       <w:r>
         <w:rPr>
           <w:rFonts w:hint="eastAsia"/>
@@ -1309,11 +1219,6 @@
       </w:r>
     </w:p>
     <w:p>
-      <w:pPr>
-        <w:rPr>
-          <w:rFonts w:hint="eastAsia"/>
-        </w:rPr>
-      </w:pPr>
       <w:r>
         <w:rPr>
           <w:rFonts w:hint="eastAsia"/>
@@ -1394,11 +1299,6 @@
       </w:r>
     </w:p>
     <w:p>
-      <w:pPr>
-        <w:rPr>
-          <w:rFonts w:hint="eastAsia"/>
-        </w:rPr>
-      </w:pPr>
       <w:r>
         <w:rPr>
           <w:rFonts w:hint="eastAsia"/>
@@ -1420,11 +1320,6 @@
     </w:p>
     <w:p/>
     <w:p>
-      <w:pPr>
-        <w:rPr>
-          <w:rFonts w:hint="eastAsia"/>
-        </w:rPr>
-      </w:pPr>
       <w:r>
         <w:rPr>
           <w:rFonts w:hint="eastAsia"/>
@@ -1433,11 +1328,6 @@
       </w:r>
     </w:p>
     <w:p>
-      <w:pPr>
-        <w:rPr>
-          <w:rFonts w:hint="eastAsia"/>
-        </w:rPr>
-      </w:pPr>
       <w:r>
         <w:rPr>
           <w:rFonts w:hint="eastAsia"/>
@@ -1464,11 +1354,6 @@
       </w:r>
     </w:p>
     <w:p>
-      <w:pPr>
-        <w:rPr>
-          <w:rFonts w:hint="eastAsia"/>
-        </w:rPr>
-      </w:pPr>
       <w:r>
         <w:rPr>
           <w:rFonts w:hint="eastAsia"/>
@@ -1495,11 +1380,6 @@
       </w:r>
     </w:p>
     <w:p>
-      <w:pPr>
-        <w:rPr>
-          <w:rFonts w:hint="eastAsia"/>
-        </w:rPr>
-      </w:pPr>
       <w:r>
         <w:rPr>
           <w:rFonts w:hint="eastAsia"/>
@@ -1538,11 +1418,6 @@
       </w:r>
     </w:p>
     <w:p>
-      <w:pPr>
-        <w:rPr>
-          <w:rFonts w:hint="eastAsia"/>
-        </w:rPr>
-      </w:pPr>
       <w:r>
         <w:rPr>
           <w:rFonts w:hint="eastAsia"/>
@@ -1581,11 +1456,6 @@
       </w:r>
     </w:p>
     <w:p>
-      <w:pPr>
-        <w:rPr>
-          <w:rFonts w:hint="eastAsia"/>
-        </w:rPr>
-      </w:pPr>
       <w:r>
         <w:rPr>
           <w:rFonts w:hint="eastAsia"/>
@@ -1642,11 +1512,6 @@
       </w:r>
     </w:p>
     <w:p>
-      <w:pPr>
-        <w:rPr>
-          <w:rFonts w:hint="eastAsia"/>
-        </w:rPr>
-      </w:pPr>
       <w:r>
         <w:rPr>
           <w:rFonts w:hint="eastAsia"/>
@@ -1697,11 +1562,6 @@
       </w:r>
     </w:p>
     <w:p>
-      <w:pPr>
-        <w:rPr>
-          <w:rFonts w:hint="eastAsia"/>
-        </w:rPr>
-      </w:pPr>
       <w:r>
         <w:rPr>
           <w:rFonts w:hint="eastAsia"/>
@@ -1759,11 +1619,6 @@
       </w:r>
     </w:p>
     <w:p>
-      <w:pPr>
-        <w:rPr>
-          <w:rFonts w:hint="eastAsia"/>
-        </w:rPr>
-      </w:pPr>
       <w:r>
         <w:rPr>
           <w:rFonts w:hint="eastAsia"/>
@@ -1821,11 +1676,6 @@
     </w:p>
     <w:p/>
     <w:p>
-      <w:pPr>
-        <w:rPr>
-          <w:rFonts w:hint="eastAsia"/>
-        </w:rPr>
-      </w:pPr>
       <w:r>
         <w:rPr>
           <w:rFonts w:hint="eastAsia"/>
@@ -1834,11 +1684,6 @@
       </w:r>
     </w:p>
     <w:p>
-      <w:pPr>
-        <w:rPr>
-          <w:rFonts w:hint="eastAsia"/>
-        </w:rPr>
-      </w:pPr>
       <w:r>
         <w:rPr>
           <w:rFonts w:hint="eastAsia"/>
@@ -1895,11 +1740,6 @@
       </w:r>
     </w:p>
     <w:p>
-      <w:pPr>
-        <w:rPr>
-          <w:rFonts w:hint="eastAsia"/>
-        </w:rPr>
-      </w:pPr>
       <w:r>
         <w:rPr>
           <w:rFonts w:hint="eastAsia"/>
@@ -1962,11 +1802,6 @@
       </w:r>
     </w:p>
     <w:p>
-      <w:pPr>
-        <w:rPr>
-          <w:rFonts w:hint="eastAsia"/>
-        </w:rPr>
-      </w:pPr>
       <w:r>
         <w:rPr>
           <w:rFonts w:hint="eastAsia"/>
@@ -1981,11 +1816,6 @@
       </w:r>
     </w:p>
     <w:p>
-      <w:pPr>
-        <w:rPr>
-          <w:rFonts w:hint="eastAsia"/>
-        </w:rPr>
-      </w:pPr>
       <w:r>
         <w:rPr>
           <w:rFonts w:hint="eastAsia"/>
@@ -2030,11 +1860,6 @@
       </w:r>
     </w:p>
     <w:p>
-      <w:pPr>
-        <w:rPr>
-          <w:rFonts w:hint="eastAsia"/>
-        </w:rPr>
-      </w:pPr>
       <w:r>
         <w:rPr>
           <w:rFonts w:hint="eastAsia"/>
@@ -2085,11 +1910,6 @@
       </w:r>
     </w:p>
     <w:p>
-      <w:pPr>
-        <w:rPr>
-          <w:rFonts w:hint="eastAsia"/>
-        </w:rPr>
-      </w:pPr>
       <w:r>
         <w:rPr>
           <w:rFonts w:hint="eastAsia"/>
@@ -2146,11 +1966,6 @@
       </w:r>
     </w:p>
     <w:p>
-      <w:pPr>
-        <w:rPr>
-          <w:rFonts w:hint="eastAsia"/>
-        </w:rPr>
-      </w:pPr>
       <w:r>
         <w:rPr>
           <w:rFonts w:hint="eastAsia"/>
@@ -2171,11 +1986,6 @@
       </w:r>
     </w:p>
     <w:p>
-      <w:pPr>
-        <w:rPr>
-          <w:rFonts w:hint="eastAsia"/>
-        </w:rPr>
-      </w:pPr>
       <w:r>
         <w:rPr>
           <w:rFonts w:hint="eastAsia"/>
@@ -2190,11 +2000,6 @@
       </w:r>
     </w:p>
     <w:p>
-      <w:pPr>
-        <w:rPr>
-          <w:rFonts w:hint="eastAsia"/>
-        </w:rPr>
-      </w:pPr>
       <w:r>
         <w:rPr>
           <w:rFonts w:hint="eastAsia"/>
@@ -2245,11 +2050,6 @@
       </w:r>
     </w:p>
     <w:p>
-      <w:pPr>
-        <w:rPr>
-          <w:rFonts w:hint="eastAsia"/>
-        </w:rPr>
-      </w:pPr>
       <w:r>
         <w:rPr>
           <w:rFonts w:hint="eastAsia"/>
@@ -2264,11 +2064,6 @@
       </w:r>
     </w:p>
     <w:p>
-      <w:pPr>
-        <w:rPr>
-          <w:rFonts w:hint="eastAsia"/>
-        </w:rPr>
-      </w:pPr>
       <w:r>
         <w:rPr>
           <w:rFonts w:hint="eastAsia"/>
@@ -2307,11 +2102,6 @@
       </w:r>
     </w:p>
     <w:p>
-      <w:pPr>
-        <w:rPr>
-          <w:rFonts w:hint="eastAsia"/>
-        </w:rPr>
-      </w:pPr>
       <w:r>
         <w:rPr>
           <w:rFonts w:hint="eastAsia"/>
@@ -2356,11 +2146,6 @@
       </w:r>
     </w:p>
     <w:p>
-      <w:pPr>
-        <w:rPr>
-          <w:rFonts w:hint="eastAsia"/>
-        </w:rPr>
-      </w:pPr>
       <w:r>
         <w:rPr>
           <w:rFonts w:hint="eastAsia"/>
@@ -2382,11 +2167,6 @@
     </w:p>
     <w:p/>
     <w:p>
-      <w:pPr>
-        <w:rPr>
-          <w:rFonts w:hint="eastAsia"/>
-        </w:rPr>
-      </w:pPr>
       <w:r>
         <w:rPr>
           <w:rFonts w:hint="eastAsia"/>
@@ -2419,11 +2199,6 @@
       </w:r>
     </w:p>
     <w:p>
-      <w:pPr>
-        <w:rPr>
-          <w:rFonts w:hint="eastAsia"/>
-        </w:rPr>
-      </w:pPr>
       <w:r>
         <w:rPr>
           <w:rFonts w:hint="eastAsia"/>
@@ -2474,11 +2249,6 @@
       </w:r>
     </w:p>
     <w:p>
-      <w:pPr>
-        <w:rPr>
-          <w:rFonts w:hint="eastAsia"/>
-        </w:rPr>
-      </w:pPr>
       <w:r>
         <w:rPr>
           <w:rFonts w:hint="eastAsia"/>
@@ -2493,11 +2263,6 @@
       </w:r>
     </w:p>
     <w:p>
-      <w:pPr>
-        <w:rPr>
-          <w:rFonts w:hint="eastAsia"/>
-        </w:rPr>
-      </w:pPr>
       <w:r>
         <w:rPr>
           <w:rFonts w:hint="eastAsia"/>
@@ -2524,11 +2289,6 @@
       </w:r>
     </w:p>
     <w:p>
-      <w:pPr>
-        <w:rPr>
-          <w:rFonts w:hint="eastAsia"/>
-        </w:rPr>
-      </w:pPr>
       <w:r>
         <w:rPr>
           <w:rFonts w:hint="eastAsia"/>
@@ -2579,11 +2339,6 @@
       </w:r>
     </w:p>
     <w:p>
-      <w:pPr>
-        <w:rPr>
-          <w:rFonts w:hint="eastAsia"/>
-        </w:rPr>
-      </w:pPr>
       <w:r>
         <w:rPr>
           <w:rFonts w:hint="eastAsia"/>
@@ -2616,11 +2371,6 @@
       </w:r>
     </w:p>
     <w:p>
-      <w:pPr>
-        <w:rPr>
-          <w:rFonts w:hint="eastAsia"/>
-        </w:rPr>
-      </w:pPr>
       <w:r>
         <w:rPr>
           <w:rFonts w:hint="eastAsia"/>
@@ -2779,11 +2529,6 @@
       </w:r>
     </w:p>
     <w:p>
-      <w:pPr>
-        <w:rPr>
-          <w:rFonts w:hint="eastAsia"/>
-        </w:rPr>
-      </w:pPr>
       <w:r>
         <w:rPr>
           <w:rFonts w:hint="eastAsia"/>
@@ -2828,11 +2573,6 @@
       </w:r>
     </w:p>
     <w:p>
-      <w:pPr>
-        <w:rPr>
-          <w:rFonts w:hint="eastAsia"/>
-        </w:rPr>
-      </w:pPr>
       <w:r>
         <w:rPr>
           <w:rFonts w:hint="eastAsia"/>
@@ -2848,11 +2588,6 @@
     </w:p>
     <w:p/>
     <w:p>
-      <w:pPr>
-        <w:rPr>
-          <w:rFonts w:hint="eastAsia"/>
-        </w:rPr>
-      </w:pPr>
       <w:r>
         <w:rPr>
           <w:rFonts w:hint="eastAsia"/>
@@ -2861,11 +2596,6 @@
       </w:r>
     </w:p>
     <w:p>
-      <w:pPr>
-        <w:rPr>
-          <w:rFonts w:hint="eastAsia"/>
-        </w:rPr>
-      </w:pPr>
       <w:r>
         <w:rPr>
           <w:rFonts w:hint="eastAsia"/>
@@ -2892,11 +2622,6 @@
       </w:r>
     </w:p>
     <w:p>
-      <w:pPr>
-        <w:rPr>
-          <w:rFonts w:hint="eastAsia"/>
-        </w:rPr>
-      </w:pPr>
       <w:r>
         <w:rPr>
           <w:rFonts w:hint="eastAsia"/>
@@ -2923,11 +2648,6 @@
       </w:r>
     </w:p>
     <w:p>
-      <w:pPr>
-        <w:rPr>
-          <w:rFonts w:hint="eastAsia"/>
-        </w:rPr>
-      </w:pPr>
       <w:r>
         <w:rPr>
           <w:rFonts w:hint="eastAsia"/>
@@ -2984,11 +2704,6 @@
       </w:r>
     </w:p>
     <w:p>
-      <w:pPr>
-        <w:rPr>
-          <w:rFonts w:hint="eastAsia"/>
-        </w:rPr>
-      </w:pPr>
       <w:r>
         <w:rPr>
           <w:rFonts w:hint="eastAsia"/>
@@ -3034,11 +2749,6 @@
     </w:p>
     <w:p/>
     <w:p>
-      <w:pPr>
-        <w:rPr>
-          <w:rFonts w:hint="eastAsia"/>
-        </w:rPr>
-      </w:pPr>
       <w:r>
         <w:rPr>
           <w:rFonts w:hint="eastAsia"/>
@@ -3071,11 +2781,6 @@
       </w:r>
     </w:p>
     <w:p>
-      <w:pPr>
-        <w:rPr>
-          <w:rFonts w:hint="eastAsia"/>
-        </w:rPr>
-      </w:pPr>
       <w:r>
         <w:rPr>
           <w:rFonts w:hint="eastAsia"/>
@@ -3114,11 +2819,6 @@
       </w:r>
     </w:p>
     <w:p>
-      <w:pPr>
-        <w:rPr>
-          <w:rFonts w:hint="eastAsia"/>
-        </w:rPr>
-      </w:pPr>
       <w:r>
         <w:rPr>
           <w:rFonts w:hint="eastAsia"/>
@@ -3181,11 +2881,6 @@
       </w:r>
     </w:p>
     <w:p>
-      <w:pPr>
-        <w:rPr>
-          <w:rFonts w:hint="eastAsia"/>
-        </w:rPr>
-      </w:pPr>
       <w:r>
         <w:rPr>
           <w:rFonts w:hint="eastAsia"/>
@@ -3212,11 +2907,6 @@
       </w:r>
     </w:p>
     <w:p>
-      <w:pPr>
-        <w:rPr>
-          <w:rFonts w:hint="eastAsia"/>
-        </w:rPr>
-      </w:pPr>
       <w:r>
         <w:rPr>
           <w:rFonts w:hint="eastAsia"/>
@@ -3243,11 +2933,6 @@
       </w:r>
     </w:p>
     <w:p>
-      <w:pPr>
-        <w:rPr>
-          <w:rFonts w:hint="eastAsia"/>
-        </w:rPr>
-      </w:pPr>
       <w:r>
         <w:rPr>
           <w:rFonts w:hint="eastAsia"/>
@@ -3280,11 +2965,6 @@
       </w:r>
     </w:p>
     <w:p>
-      <w:pPr>
-        <w:rPr>
-          <w:rFonts w:hint="eastAsia"/>
-        </w:rPr>
-      </w:pPr>
       <w:r>
         <w:rPr>
           <w:rFonts w:hint="eastAsia"/>
@@ -3323,11 +3003,6 @@
       </w:r>
     </w:p>
     <w:p>
-      <w:pPr>
-        <w:rPr>
-          <w:rFonts w:hint="eastAsia"/>
-        </w:rPr>
-      </w:pPr>
       <w:r>
         <w:rPr>
           <w:rFonts w:hint="eastAsia"/>
@@ -3372,11 +3047,6 @@
       </w:r>
     </w:p>
     <w:p>
-      <w:pPr>
-        <w:rPr>
-          <w:rFonts w:hint="eastAsia"/>
-        </w:rPr>
-      </w:pPr>
       <w:r>
         <w:rPr>
           <w:rFonts w:hint="eastAsia"/>
@@ -3398,11 +3068,6 @@
     </w:p>
     <w:p/>
     <w:p>
-      <w:pPr>
-        <w:rPr>
-          <w:rFonts w:hint="eastAsia"/>
-        </w:rPr>
-      </w:pPr>
       <w:r>
         <w:rPr>
           <w:rFonts w:hint="eastAsia"/>
@@ -3411,11 +3076,6 @@
       </w:r>
     </w:p>
     <w:p>
-      <w:pPr>
-        <w:rPr>
-          <w:rFonts w:hint="eastAsia"/>
-        </w:rPr>
-      </w:pPr>
       <w:r>
         <w:rPr>
           <w:rFonts w:hint="eastAsia"/>
@@ -3430,11 +3090,6 @@
       </w:r>
     </w:p>
     <w:p>
-      <w:pPr>
-        <w:rPr>
-          <w:rFonts w:hint="eastAsia"/>
-        </w:rPr>
-      </w:pPr>
       <w:r>
         <w:rPr>
           <w:rFonts w:hint="eastAsia"/>
@@ -3461,11 +3116,6 @@
       </w:r>
     </w:p>
     <w:p>
-      <w:pPr>
-        <w:rPr>
-          <w:rFonts w:hint="eastAsia"/>
-        </w:rPr>
-      </w:pPr>
       <w:r>
         <w:rPr>
           <w:rFonts w:hint="eastAsia"/>
@@ -3480,11 +3130,6 @@
       </w:r>
     </w:p>
     <w:p>
-      <w:pPr>
-        <w:rPr>
-          <w:rFonts w:hint="eastAsia"/>
-        </w:rPr>
-      </w:pPr>
       <w:r>
         <w:rPr>
           <w:rFonts w:hint="eastAsia"/>
@@ -3499,11 +3144,6 @@
       </w:r>
     </w:p>
     <w:p>
-      <w:pPr>
-        <w:rPr>
-          <w:rFonts w:hint="eastAsia"/>
-        </w:rPr>
-      </w:pPr>
       <w:r>
         <w:rPr>
           <w:rFonts w:hint="eastAsia"/>
@@ -3542,11 +3182,6 @@
       </w:r>
     </w:p>
     <w:p>
-      <w:pPr>
-        <w:rPr>
-          <w:rFonts w:hint="eastAsia"/>
-        </w:rPr>
-      </w:pPr>
       <w:r>
         <w:rPr>
           <w:rFonts w:hint="eastAsia"/>
@@ -3561,11 +3196,6 @@
       </w:r>
     </w:p>
     <w:p>
-      <w:pPr>
-        <w:rPr>
-          <w:rFonts w:hint="eastAsia"/>
-        </w:rPr>
-      </w:pPr>
       <w:r>
         <w:rPr>
           <w:rFonts w:hint="eastAsia"/>
@@ -3604,11 +3234,6 @@
       </w:r>
     </w:p>
     <w:p>
-      <w:pPr>
-        <w:rPr>
-          <w:rFonts w:hint="eastAsia"/>
-        </w:rPr>
-      </w:pPr>
       <w:r>
         <w:rPr>
           <w:rFonts w:hint="eastAsia"/>
@@ -3731,11 +3356,6 @@
       </w:r>
     </w:p>
     <w:p>
-      <w:pPr>
-        <w:rPr>
-          <w:rFonts w:hint="eastAsia"/>
-        </w:rPr>
-      </w:pPr>
       <w:r>
         <w:rPr>
           <w:rFonts w:hint="eastAsia"/>
@@ -3762,11 +3382,6 @@
       </w:r>
     </w:p>
     <w:p>
-      <w:pPr>
-        <w:rPr>
-          <w:rFonts w:hint="eastAsia"/>
-        </w:rPr>
-      </w:pPr>
       <w:r>
         <w:rPr>
           <w:rFonts w:hint="eastAsia"/>
@@ -3793,11 +3408,6 @@
       </w:r>
     </w:p>
     <w:p>
-      <w:pPr>
-        <w:rPr>
-          <w:rFonts w:hint="eastAsia"/>
-        </w:rPr>
-      </w:pPr>
       <w:r>
         <w:rPr>
           <w:rFonts w:hint="eastAsia"/>
@@ -3858,6 +3468,9 @@
         <w:br/>
       </w:r>
       <w:r>
+        <w:rPr>
+          <w:noProof/>
+        </w:rPr>
         <w:lastRenderedPageBreak/>
         <w:drawing>
           <wp:inline distT="0" distB="0" distL="0" distR="0" wp14:anchorId="4EE8B220" wp14:editId="73D9DB7F">
@@ -3936,7 +3549,6 @@
       <w:pPr>
         <w:jc w:val="center"/>
         <w:rPr>
-          <w:rFonts w:hint="eastAsia"/>
           <w:bCs/>
           <w:sz w:val="22"/>
           <w:szCs w:val="21"/>
@@ -4073,7 +3685,6 @@
       <w:pPr>
         <w:rPr>
           <w:rStyle w:val="ae"/>
-          <w:rFonts w:hint="eastAsia"/>
           <w:i w:val="0"/>
           <w:iCs w:val="0"/>
         </w:rPr>
@@ -4083,6 +3694,7 @@
           <w:rStyle w:val="ae"/>
           <w:i w:val="0"/>
           <w:iCs w:val="0"/>
+          <w:noProof/>
         </w:rPr>
         <w:drawing>
           <wp:inline distT="0" distB="0" distL="0" distR="0" wp14:anchorId="7CCAAE67" wp14:editId="7F37CDB8">
@@ -4169,11 +3781,6 @@
       </w:pPr>
     </w:p>
     <w:p>
-      <w:pPr>
-        <w:rPr>
-          <w:rFonts w:hint="eastAsia"/>
-        </w:rPr>
-      </w:pPr>
       <w:r>
         <w:rPr>
           <w:rFonts w:hint="eastAsia"/>
@@ -4245,7 +3852,6 @@
       <w:pPr>
         <w:jc w:val="center"/>
         <w:rPr>
-          <w:rFonts w:hint="eastAsia"/>
           <w:bCs/>
           <w:sz w:val="22"/>
           <w:szCs w:val="21"/>
@@ -4254,6 +3860,7 @@
       <w:r>
         <w:rPr>
           <w:bCs/>
+          <w:noProof/>
           <w:sz w:val="22"/>
           <w:szCs w:val="21"/>
         </w:rPr>
@@ -4344,7 +3951,6 @@
       <w:pPr>
         <w:jc w:val="center"/>
         <w:rPr>
-          <w:rFonts w:hint="eastAsia"/>
           <w:bCs/>
           <w:sz w:val="22"/>
           <w:szCs w:val="21"/>
@@ -4353,6 +3959,7 @@
       <w:r>
         <w:rPr>
           <w:bCs/>
+          <w:noProof/>
           <w:sz w:val="22"/>
           <w:szCs w:val="21"/>
         </w:rPr>
@@ -4452,7 +4059,6 @@
       <w:pPr>
         <w:jc w:val="center"/>
         <w:rPr>
-          <w:rFonts w:hint="eastAsia"/>
           <w:bCs/>
           <w:sz w:val="22"/>
           <w:szCs w:val="21"/>
@@ -4461,6 +4067,7 @@
       <w:r>
         <w:rPr>
           <w:bCs/>
+          <w:noProof/>
           <w:sz w:val="22"/>
           <w:szCs w:val="21"/>
         </w:rPr>
@@ -4597,12 +4204,1113 @@
       </w:r>
     </w:p>
     <w:p>
+      <w:r>
+        <w:t>纯</w:t>
+      </w:r>
+      <w:r>
+        <w:t xml:space="preserve"> HTML + CSS + JS </w:t>
+      </w:r>
+      <w:r>
+        <w:t>一笔一笔搭出来，部署在</w:t>
+      </w:r>
+      <w:r>
+        <w:t xml:space="preserve"> Vercel </w:t>
+      </w:r>
+      <w:r>
+        <w:t>上</w:t>
+      </w:r>
+      <w:r>
+        <w:rPr>
+          <w:rFonts w:hint="eastAsia"/>
+        </w:rPr>
+        <w:t>。</w:t>
+      </w:r>
+      <w:r>
+        <w:t>自带亮</w:t>
+      </w:r>
+      <w:r>
+        <w:t>/</w:t>
+      </w:r>
+      <w:r>
+        <w:t>暗双主题、滚动渐入动画、贴纸感按钮，还藏着一个会主动招呼你的</w:t>
+      </w:r>
+      <w:r>
+        <w:t xml:space="preserve"> AI </w:t>
+      </w:r>
+      <w:r>
+        <w:t>小助手彩蛋</w:t>
+      </w:r>
+      <w:r>
+        <w:rPr>
+          <w:rFonts w:hint="eastAsia"/>
+        </w:rPr>
+        <w:t>。</w:t>
+      </w:r>
+    </w:p>
+    <w:p>
+      <w:r>
+        <w:rPr>
+          <w:rFonts w:hint="eastAsia"/>
+        </w:rPr>
+        <w:t>技术栈：</w:t>
+      </w:r>
+    </w:p>
+    <w:p>
       <w:pPr>
-        <w:rPr>
-          <w:rFonts w:hint="eastAsia"/>
+        <w:widowControl/>
+        <w:shd w:val="clear" w:color="auto" w:fill="FFFFFF"/>
+        <w:jc w:val="left"/>
+        <w:rPr>
+          <w:rFonts w:ascii="Consolas" w:hAnsi="Consolas" w:cs="宋体"/>
+          <w:color w:val="000000"/>
+          <w:kern w:val="0"/>
+          <w:sz w:val="18"/>
+          <w:szCs w:val="18"/>
         </w:rPr>
       </w:pPr>
-    </w:p>
+      <w:r>
+        <w:rPr>
+          <w:rFonts w:ascii="Segoe UI Emoji" w:hAnsi="Segoe UI Emoji" w:cs="Segoe UI Emoji"/>
+          <w:color w:val="000000"/>
+          <w:kern w:val="0"/>
+          <w:sz w:val="18"/>
+          <w:szCs w:val="18"/>
+        </w:rPr>
+        <w:t>✏️</w:t>
+      </w:r>
+      <w:r>
+        <w:rPr>
+          <w:rFonts w:ascii="Consolas" w:hAnsi="Consolas" w:cs="宋体"/>
+          <w:color w:val="000000"/>
+          <w:kern w:val="0"/>
+          <w:sz w:val="18"/>
+          <w:szCs w:val="18"/>
+        </w:rPr>
+        <w:t xml:space="preserve">  HTML5      · </w:t>
+      </w:r>
+      <w:r>
+        <w:rPr>
+          <w:rFonts w:ascii="Consolas" w:hAnsi="Consolas" w:cs="宋体"/>
+          <w:color w:val="000000"/>
+          <w:kern w:val="0"/>
+          <w:sz w:val="18"/>
+          <w:szCs w:val="18"/>
+        </w:rPr>
+        <w:t>语义化标签</w:t>
+      </w:r>
+      <w:r>
+        <w:rPr>
+          <w:rFonts w:ascii="Consolas" w:hAnsi="Consolas" w:cs="宋体"/>
+          <w:color w:val="000000"/>
+          <w:kern w:val="0"/>
+          <w:sz w:val="18"/>
+          <w:szCs w:val="18"/>
+        </w:rPr>
+        <w:t xml:space="preserve"> + </w:t>
+      </w:r>
+      <w:r>
+        <w:rPr>
+          <w:rFonts w:ascii="Consolas" w:hAnsi="Consolas" w:cs="宋体"/>
+          <w:color w:val="000000"/>
+          <w:kern w:val="0"/>
+          <w:sz w:val="18"/>
+          <w:szCs w:val="18"/>
+        </w:rPr>
+        <w:t>完备无障碍属性</w:t>
+      </w:r>
+    </w:p>
+    <w:p>
+      <w:pPr>
+        <w:widowControl/>
+        <w:shd w:val="clear" w:color="auto" w:fill="FFFFFF"/>
+        <w:jc w:val="left"/>
+        <w:rPr>
+          <w:rFonts w:ascii="Consolas" w:hAnsi="Consolas" w:cs="宋体"/>
+          <w:color w:val="000000"/>
+          <w:kern w:val="0"/>
+          <w:sz w:val="18"/>
+          <w:szCs w:val="18"/>
+        </w:rPr>
+      </w:pPr>
+      <w:r>
+        <w:rPr>
+          <w:rFonts w:ascii="Segoe UI Emoji" w:hAnsi="Segoe UI Emoji" w:cs="Segoe UI Emoji"/>
+          <w:color w:val="000000"/>
+          <w:kern w:val="0"/>
+          <w:sz w:val="18"/>
+          <w:szCs w:val="18"/>
+        </w:rPr>
+        <w:t>🎨</w:t>
+      </w:r>
+      <w:r>
+        <w:rPr>
+          <w:rFonts w:ascii="Consolas" w:hAnsi="Consolas" w:cs="宋体"/>
+          <w:color w:val="000000"/>
+          <w:kern w:val="0"/>
+          <w:sz w:val="18"/>
+          <w:szCs w:val="18"/>
+        </w:rPr>
+        <w:t xml:space="preserve">  CSS3       · 700 </w:t>
+      </w:r>
+      <w:r>
+        <w:rPr>
+          <w:rFonts w:ascii="Consolas" w:hAnsi="Consolas" w:cs="宋体"/>
+          <w:color w:val="000000"/>
+          <w:kern w:val="0"/>
+          <w:sz w:val="18"/>
+          <w:szCs w:val="18"/>
+        </w:rPr>
+        <w:t>行</w:t>
+      </w:r>
+      <w:r>
+        <w:rPr>
+          <w:rFonts w:ascii="Consolas" w:hAnsi="Consolas" w:cs="宋体"/>
+          <w:color w:val="000000"/>
+          <w:kern w:val="0"/>
+          <w:sz w:val="18"/>
+          <w:szCs w:val="18"/>
+        </w:rPr>
+        <w:t xml:space="preserve"> · CSS </w:t>
+      </w:r>
+      <w:r>
+        <w:rPr>
+          <w:rFonts w:ascii="Consolas" w:hAnsi="Consolas" w:cs="宋体"/>
+          <w:color w:val="000000"/>
+          <w:kern w:val="0"/>
+          <w:sz w:val="18"/>
+          <w:szCs w:val="18"/>
+        </w:rPr>
+        <w:t>变量</w:t>
+      </w:r>
+      <w:r>
+        <w:rPr>
+          <w:rFonts w:ascii="Consolas" w:hAnsi="Consolas" w:cs="宋体"/>
+          <w:color w:val="000000"/>
+          <w:kern w:val="0"/>
+          <w:sz w:val="18"/>
+          <w:szCs w:val="18"/>
+        </w:rPr>
+        <w:t xml:space="preserve"> + 9 </w:t>
+      </w:r>
+      <w:r>
+        <w:rPr>
+          <w:rFonts w:ascii="Consolas" w:hAnsi="Consolas" w:cs="宋体"/>
+          <w:color w:val="000000"/>
+          <w:kern w:val="0"/>
+          <w:sz w:val="18"/>
+          <w:szCs w:val="18"/>
+        </w:rPr>
+        <w:t>个手绘工具类</w:t>
+      </w:r>
+      <w:r>
+        <w:rPr>
+          <w:rFonts w:ascii="Consolas" w:hAnsi="Consolas" w:cs="宋体"/>
+          <w:color w:val="000000"/>
+          <w:kern w:val="0"/>
+          <w:sz w:val="18"/>
+          <w:szCs w:val="18"/>
+        </w:rPr>
+        <w:t xml:space="preserve"> + </w:t>
+      </w:r>
+      <w:r>
+        <w:rPr>
+          <w:rFonts w:ascii="Consolas" w:hAnsi="Consolas" w:cs="宋体"/>
+          <w:color w:val="000000"/>
+          <w:kern w:val="0"/>
+          <w:sz w:val="18"/>
+          <w:szCs w:val="18"/>
+        </w:rPr>
+        <w:t>双主题</w:t>
+      </w:r>
+    </w:p>
+    <w:p>
+      <w:pPr>
+        <w:widowControl/>
+        <w:shd w:val="clear" w:color="auto" w:fill="FFFFFF"/>
+        <w:jc w:val="left"/>
+        <w:rPr>
+          <w:rFonts w:ascii="Consolas" w:hAnsi="Consolas" w:cs="宋体"/>
+          <w:color w:val="000000"/>
+          <w:kern w:val="0"/>
+          <w:sz w:val="18"/>
+          <w:szCs w:val="18"/>
+        </w:rPr>
+      </w:pPr>
+      <w:r>
+        <w:rPr>
+          <w:rFonts w:ascii="Segoe UI Emoji" w:hAnsi="Segoe UI Emoji" w:cs="Segoe UI Emoji"/>
+          <w:color w:val="000000"/>
+          <w:kern w:val="0"/>
+          <w:sz w:val="18"/>
+          <w:szCs w:val="18"/>
+        </w:rPr>
+        <w:t>⚡</w:t>
+      </w:r>
+      <w:r>
+        <w:rPr>
+          <w:rFonts w:ascii="Consolas" w:hAnsi="Consolas" w:cs="宋体"/>
+          <w:color w:val="000000"/>
+          <w:kern w:val="0"/>
+          <w:sz w:val="18"/>
+          <w:szCs w:val="18"/>
+        </w:rPr>
+        <w:t xml:space="preserve">  Vanilla JS · 430 </w:t>
+      </w:r>
+      <w:r>
+        <w:rPr>
+          <w:rFonts w:ascii="Consolas" w:hAnsi="Consolas" w:cs="宋体"/>
+          <w:color w:val="000000"/>
+          <w:kern w:val="0"/>
+          <w:sz w:val="18"/>
+          <w:szCs w:val="18"/>
+        </w:rPr>
+        <w:t>行</w:t>
+      </w:r>
+      <w:r>
+        <w:rPr>
+          <w:rFonts w:ascii="Consolas" w:hAnsi="Consolas" w:cs="宋体"/>
+          <w:color w:val="000000"/>
+          <w:kern w:val="0"/>
+          <w:sz w:val="18"/>
+          <w:szCs w:val="18"/>
+        </w:rPr>
+        <w:t xml:space="preserve"> · 8 </w:t>
+      </w:r>
+      <w:r>
+        <w:rPr>
+          <w:rFonts w:ascii="Consolas" w:hAnsi="Consolas" w:cs="宋体"/>
+          <w:color w:val="000000"/>
+          <w:kern w:val="0"/>
+          <w:sz w:val="18"/>
+          <w:szCs w:val="18"/>
+        </w:rPr>
+        <w:t>个独立模块</w:t>
+      </w:r>
+      <w:r>
+        <w:rPr>
+          <w:rFonts w:ascii="Consolas" w:hAnsi="Consolas" w:cs="宋体"/>
+          <w:color w:val="000000"/>
+          <w:kern w:val="0"/>
+          <w:sz w:val="18"/>
+          <w:szCs w:val="18"/>
+        </w:rPr>
+        <w:t xml:space="preserve"> · </w:t>
+      </w:r>
+      <w:r>
+        <w:rPr>
+          <w:rFonts w:ascii="Consolas" w:hAnsi="Consolas" w:cs="宋体"/>
+          <w:color w:val="000000"/>
+          <w:kern w:val="0"/>
+          <w:sz w:val="18"/>
+          <w:szCs w:val="18"/>
+        </w:rPr>
+        <w:t>零依赖</w:t>
+      </w:r>
+    </w:p>
+    <w:p>
+      <w:pPr>
+        <w:widowControl/>
+        <w:shd w:val="clear" w:color="auto" w:fill="FFFFFF"/>
+        <w:jc w:val="left"/>
+        <w:rPr>
+          <w:rFonts w:ascii="Consolas" w:hAnsi="Consolas" w:cs="宋体"/>
+          <w:color w:val="000000"/>
+          <w:kern w:val="0"/>
+          <w:sz w:val="18"/>
+          <w:szCs w:val="18"/>
+        </w:rPr>
+      </w:pPr>
+      <w:r>
+        <w:rPr>
+          <w:rFonts w:ascii="Segoe UI Emoji" w:hAnsi="Segoe UI Emoji" w:cs="Segoe UI Emoji"/>
+          <w:color w:val="000000"/>
+          <w:kern w:val="0"/>
+          <w:sz w:val="18"/>
+          <w:szCs w:val="18"/>
+        </w:rPr>
+        <w:t>📦</w:t>
+      </w:r>
+      <w:r>
+        <w:rPr>
+          <w:rFonts w:ascii="Consolas" w:hAnsi="Consolas" w:cs="宋体"/>
+          <w:color w:val="000000"/>
+          <w:kern w:val="0"/>
+          <w:sz w:val="18"/>
+          <w:szCs w:val="18"/>
+        </w:rPr>
+        <w:t xml:space="preserve">  </w:t>
+      </w:r>
+      <w:r>
+        <w:rPr>
+          <w:rFonts w:ascii="Consolas" w:hAnsi="Consolas" w:cs="宋体"/>
+          <w:color w:val="000000"/>
+          <w:kern w:val="0"/>
+          <w:sz w:val="18"/>
+          <w:szCs w:val="18"/>
+        </w:rPr>
+        <w:t>无构建工具</w:t>
+      </w:r>
+      <w:r>
+        <w:rPr>
+          <w:rFonts w:ascii="Consolas" w:hAnsi="Consolas" w:cs="宋体"/>
+          <w:color w:val="000000"/>
+          <w:kern w:val="0"/>
+          <w:sz w:val="18"/>
+          <w:szCs w:val="18"/>
+        </w:rPr>
+        <w:t xml:space="preserve">  · </w:t>
+      </w:r>
+      <w:r>
+        <w:rPr>
+          <w:rFonts w:ascii="Consolas" w:hAnsi="Consolas" w:cs="宋体"/>
+          <w:color w:val="000000"/>
+          <w:kern w:val="0"/>
+          <w:sz w:val="18"/>
+          <w:szCs w:val="18"/>
+        </w:rPr>
+        <w:t>直接双击就能跑</w:t>
+      </w:r>
+    </w:p>
+    <w:p>
+      <w:pPr>
+        <w:widowControl/>
+        <w:shd w:val="clear" w:color="auto" w:fill="FFFFFF"/>
+        <w:jc w:val="left"/>
+        <w:rPr>
+          <w:rFonts w:ascii="Consolas" w:hAnsi="Consolas" w:cs="宋体"/>
+          <w:color w:val="000000"/>
+          <w:kern w:val="0"/>
+          <w:sz w:val="18"/>
+          <w:szCs w:val="18"/>
+        </w:rPr>
+      </w:pPr>
+      <w:r>
+        <w:rPr>
+          <w:rFonts w:ascii="Segoe UI Emoji" w:hAnsi="Segoe UI Emoji" w:cs="Segoe UI Emoji"/>
+          <w:color w:val="000000"/>
+          <w:kern w:val="0"/>
+          <w:sz w:val="18"/>
+          <w:szCs w:val="18"/>
+        </w:rPr>
+        <w:t>🚀</w:t>
+      </w:r>
+      <w:r>
+        <w:rPr>
+          <w:rFonts w:ascii="Consolas" w:hAnsi="Consolas" w:cs="宋体"/>
+          <w:color w:val="000000"/>
+          <w:kern w:val="0"/>
+          <w:sz w:val="18"/>
+          <w:szCs w:val="18"/>
+        </w:rPr>
+        <w:t xml:space="preserve">  Vercel     · </w:t>
+      </w:r>
+      <w:r>
+        <w:rPr>
+          <w:rFonts w:ascii="Consolas" w:hAnsi="Consolas" w:cs="宋体"/>
+          <w:color w:val="000000"/>
+          <w:kern w:val="0"/>
+          <w:sz w:val="18"/>
+          <w:szCs w:val="18"/>
+        </w:rPr>
+        <w:t>静态部署</w:t>
+      </w:r>
+      <w:r>
+        <w:rPr>
+          <w:rFonts w:ascii="Consolas" w:hAnsi="Consolas" w:cs="宋体"/>
+          <w:color w:val="000000"/>
+          <w:kern w:val="0"/>
+          <w:sz w:val="18"/>
+          <w:szCs w:val="18"/>
+        </w:rPr>
+        <w:t xml:space="preserve"> · </w:t>
+      </w:r>
+      <w:r>
+        <w:rPr>
+          <w:rFonts w:ascii="Consolas" w:hAnsi="Consolas" w:cs="宋体"/>
+          <w:color w:val="000000"/>
+          <w:kern w:val="0"/>
+          <w:sz w:val="18"/>
+          <w:szCs w:val="18"/>
+        </w:rPr>
+        <w:t>推送即更新</w:t>
+      </w:r>
+    </w:p>
+    <w:p>
+      <w:pPr>
+        <w:widowControl/>
+        <w:shd w:val="clear" w:color="auto" w:fill="FFFFFF"/>
+        <w:jc w:val="left"/>
+        <w:rPr>
+          <w:rFonts w:ascii="Consolas" w:hAnsi="Consolas" w:cs="宋体"/>
+          <w:color w:val="000000"/>
+          <w:kern w:val="0"/>
+          <w:sz w:val="18"/>
+          <w:szCs w:val="18"/>
+        </w:rPr>
+      </w:pPr>
+    </w:p>
+    <w:p>
+      <w:pPr>
+        <w:rPr>
+          <w:b/>
+          <w:bCs/>
+          <w:sz w:val="32"/>
+          <w:szCs w:val="28"/>
+        </w:rPr>
+      </w:pPr>
+      <w:r>
+        <w:rPr>
+          <w:rFonts w:hint="eastAsia"/>
+          <w:b/>
+          <w:bCs/>
+          <w:sz w:val="32"/>
+          <w:szCs w:val="28"/>
+        </w:rPr>
+        <w:t>AI</w:t>
+      </w:r>
+      <w:r>
+        <w:rPr>
+          <w:rFonts w:hint="eastAsia"/>
+          <w:b/>
+          <w:bCs/>
+          <w:sz w:val="32"/>
+          <w:szCs w:val="28"/>
+        </w:rPr>
+        <w:t>使用心得</w:t>
+      </w:r>
+    </w:p>
+    <w:p>
+      <w:pPr>
+        <w:rPr>
+          <w:rFonts w:hint="eastAsia"/>
+        </w:rPr>
+      </w:pPr>
+      <w:r>
+        <w:rPr>
+          <w:rFonts w:hint="eastAsia"/>
+        </w:rPr>
+        <w:t>这次作业让我第一次系统地把</w:t>
+      </w:r>
+      <w:r>
+        <w:rPr>
+          <w:rFonts w:hint="eastAsia"/>
+        </w:rPr>
+        <w:t xml:space="preserve"> AI </w:t>
+      </w:r>
+      <w:r>
+        <w:rPr>
+          <w:rFonts w:hint="eastAsia"/>
+        </w:rPr>
+        <w:t>当成</w:t>
+      </w:r>
+      <w:r>
+        <w:rPr>
+          <w:rFonts w:hint="eastAsia"/>
+        </w:rPr>
+        <w:t>"</w:t>
+      </w:r>
+      <w:r>
+        <w:rPr>
+          <w:rFonts w:hint="eastAsia"/>
+        </w:rPr>
+        <w:t>协作者</w:t>
+      </w:r>
+      <w:r>
+        <w:rPr>
+          <w:rFonts w:hint="eastAsia"/>
+        </w:rPr>
+        <w:t>"</w:t>
+      </w:r>
+      <w:r>
+        <w:rPr>
+          <w:rFonts w:hint="eastAsia"/>
+        </w:rPr>
+        <w:t>而不是</w:t>
+      </w:r>
+      <w:r>
+        <w:rPr>
+          <w:rFonts w:hint="eastAsia"/>
+        </w:rPr>
+        <w:t>"</w:t>
+      </w:r>
+      <w:r>
+        <w:rPr>
+          <w:rFonts w:hint="eastAsia"/>
+        </w:rPr>
+        <w:t>搜索引擎</w:t>
+      </w:r>
+      <w:r>
+        <w:rPr>
+          <w:rFonts w:hint="eastAsia"/>
+        </w:rPr>
+        <w:t>"</w:t>
+      </w:r>
+      <w:r>
+        <w:rPr>
+          <w:rFonts w:hint="eastAsia"/>
+        </w:rPr>
+        <w:t>用。最大的体</w:t>
+      </w:r>
+      <w:r>
+        <w:rPr>
+          <w:rFonts w:hint="eastAsia"/>
+        </w:rPr>
+        <w:lastRenderedPageBreak/>
+        <w:t>会是：提示词决定了</w:t>
+      </w:r>
+      <w:r>
+        <w:rPr>
+          <w:rFonts w:hint="eastAsia"/>
+        </w:rPr>
+        <w:t xml:space="preserve"> AI </w:t>
+      </w:r>
+      <w:r>
+        <w:rPr>
+          <w:rFonts w:hint="eastAsia"/>
+        </w:rPr>
+        <w:t>输出的天花板。</w:t>
+      </w:r>
+    </w:p>
+    <w:p>
+      <w:pPr>
+        <w:rPr>
+          <w:rFonts w:hint="eastAsia"/>
+        </w:rPr>
+      </w:pPr>
+      <w:r>
+        <w:rPr>
+          <w:rFonts w:hint="eastAsia"/>
+        </w:rPr>
+        <w:t>一开始我直接说</w:t>
+      </w:r>
+      <w:r>
+        <w:rPr>
+          <w:rFonts w:hint="eastAsia"/>
+        </w:rPr>
+        <w:t>"</w:t>
+      </w:r>
+      <w:r>
+        <w:rPr>
+          <w:rFonts w:hint="eastAsia"/>
+        </w:rPr>
+        <w:t>帮我写个个人网站</w:t>
+      </w:r>
+      <w:r>
+        <w:rPr>
+          <w:rFonts w:hint="eastAsia"/>
+        </w:rPr>
+        <w:t>"</w:t>
+      </w:r>
+      <w:r>
+        <w:rPr>
+          <w:rFonts w:hint="eastAsia"/>
+        </w:rPr>
+        <w:t>，得到的是千篇一律的模板。后来我学会了把需求拆成三层喂给</w:t>
+      </w:r>
+      <w:r>
+        <w:rPr>
+          <w:rFonts w:hint="eastAsia"/>
+        </w:rPr>
+        <w:t xml:space="preserve"> AI</w:t>
+      </w:r>
+      <w:r>
+        <w:rPr>
+          <w:rFonts w:hint="eastAsia"/>
+        </w:rPr>
+        <w:t>：先给身份（</w:t>
+      </w:r>
+      <w:r>
+        <w:rPr>
+          <w:rFonts w:hint="eastAsia"/>
+        </w:rPr>
+        <w:t>"</w:t>
+      </w:r>
+      <w:r>
+        <w:rPr>
+          <w:rFonts w:hint="eastAsia"/>
+        </w:rPr>
+        <w:t>你是一位前端设计师</w:t>
+      </w:r>
+      <w:r>
+        <w:rPr>
+          <w:rFonts w:hint="eastAsia"/>
+        </w:rPr>
+        <w:t>"</w:t>
+      </w:r>
+      <w:r>
+        <w:rPr>
+          <w:rFonts w:hint="eastAsia"/>
+        </w:rPr>
+        <w:t>），再给约束（</w:t>
+      </w:r>
+      <w:r>
+        <w:rPr>
+          <w:rFonts w:hint="eastAsia"/>
+        </w:rPr>
+        <w:t>"</w:t>
+      </w:r>
+      <w:r>
+        <w:rPr>
+          <w:rFonts w:hint="eastAsia"/>
+        </w:rPr>
+        <w:t>温暖手绘风、纯</w:t>
+      </w:r>
+      <w:r>
+        <w:rPr>
+          <w:rFonts w:hint="eastAsia"/>
+        </w:rPr>
+        <w:t xml:space="preserve"> HTML/CSS/JS</w:t>
+      </w:r>
+      <w:r>
+        <w:rPr>
+          <w:rFonts w:hint="eastAsia"/>
+        </w:rPr>
+        <w:t>、配色用暖橙</w:t>
+      </w:r>
+      <w:r>
+        <w:rPr>
+          <w:rFonts w:hint="eastAsia"/>
+        </w:rPr>
+        <w:t>"</w:t>
+      </w:r>
+      <w:r>
+        <w:rPr>
+          <w:rFonts w:hint="eastAsia"/>
+        </w:rPr>
+        <w:t>），最后给输出格式（</w:t>
+      </w:r>
+      <w:r>
+        <w:rPr>
+          <w:rFonts w:hint="eastAsia"/>
+        </w:rPr>
+        <w:t>"</w:t>
+      </w:r>
+      <w:r>
+        <w:rPr>
+          <w:rFonts w:hint="eastAsia"/>
+        </w:rPr>
+        <w:t>完整代码、加注释、不要省略</w:t>
+      </w:r>
+      <w:r>
+        <w:rPr>
+          <w:rFonts w:hint="eastAsia"/>
+        </w:rPr>
+        <w:t>"</w:t>
+      </w:r>
+      <w:r>
+        <w:rPr>
+          <w:rFonts w:hint="eastAsia"/>
+        </w:rPr>
+        <w:t>）。同样的任务，结果立刻从</w:t>
+      </w:r>
+      <w:r>
+        <w:rPr>
+          <w:rFonts w:hint="eastAsia"/>
+        </w:rPr>
+        <w:t>"</w:t>
+      </w:r>
+      <w:r>
+        <w:rPr>
+          <w:rFonts w:hint="eastAsia"/>
+        </w:rPr>
+        <w:t>能用</w:t>
+      </w:r>
+      <w:r>
+        <w:rPr>
+          <w:rFonts w:hint="eastAsia"/>
+        </w:rPr>
+        <w:t>"</w:t>
+      </w:r>
+      <w:r>
+        <w:rPr>
+          <w:rFonts w:hint="eastAsia"/>
+        </w:rPr>
+        <w:t>变成了</w:t>
+      </w:r>
+      <w:r>
+        <w:rPr>
+          <w:rFonts w:hint="eastAsia"/>
+        </w:rPr>
+        <w:t>"</w:t>
+      </w:r>
+      <w:r>
+        <w:rPr>
+          <w:rFonts w:hint="eastAsia"/>
+        </w:rPr>
+        <w:t>想用</w:t>
+      </w:r>
+      <w:r>
+        <w:rPr>
+          <w:rFonts w:hint="eastAsia"/>
+        </w:rPr>
+        <w:t>"</w:t>
+      </w:r>
+      <w:r>
+        <w:rPr>
+          <w:rFonts w:hint="eastAsia"/>
+        </w:rPr>
+        <w:t>。</w:t>
+      </w:r>
+    </w:p>
+    <w:p>
+      <w:pPr>
+        <w:rPr>
+          <w:rFonts w:hint="eastAsia"/>
+        </w:rPr>
+      </w:pPr>
+      <w:r>
+        <w:rPr>
+          <w:rFonts w:hint="eastAsia"/>
+        </w:rPr>
+        <w:t>第二个收获是分步迭代比一次到位更高效。我没有让</w:t>
+      </w:r>
+      <w:r>
+        <w:rPr>
+          <w:rFonts w:hint="eastAsia"/>
+        </w:rPr>
+        <w:t xml:space="preserve"> AI </w:t>
+      </w:r>
+      <w:r>
+        <w:rPr>
+          <w:rFonts w:hint="eastAsia"/>
+        </w:rPr>
+        <w:t>一口气写完整个网站，而是按</w:t>
+      </w:r>
+      <w:r>
+        <w:rPr>
+          <w:rFonts w:hint="eastAsia"/>
+        </w:rPr>
+        <w:t>"</w:t>
+      </w:r>
+      <w:r>
+        <w:rPr>
+          <w:rFonts w:hint="eastAsia"/>
+        </w:rPr>
+        <w:t>内容素材</w:t>
+      </w:r>
+      <w:r>
+        <w:rPr>
+          <w:rFonts w:hint="eastAsia"/>
+        </w:rPr>
+        <w:t xml:space="preserve"> </w:t>
+      </w:r>
+      <w:r>
+        <w:rPr>
+          <w:rFonts w:hint="eastAsia"/>
+        </w:rPr>
+        <w:t>→</w:t>
+      </w:r>
+      <w:r>
+        <w:rPr>
+          <w:rFonts w:hint="eastAsia"/>
+        </w:rPr>
+        <w:t xml:space="preserve"> </w:t>
+      </w:r>
+      <w:r>
+        <w:rPr>
+          <w:rFonts w:hint="eastAsia"/>
+        </w:rPr>
+        <w:t>设计规范</w:t>
+      </w:r>
+      <w:r>
+        <w:rPr>
+          <w:rFonts w:hint="eastAsia"/>
+        </w:rPr>
+        <w:t xml:space="preserve"> </w:t>
+      </w:r>
+      <w:r>
+        <w:rPr>
+          <w:rFonts w:hint="eastAsia"/>
+        </w:rPr>
+        <w:t>→</w:t>
+      </w:r>
+      <w:r>
+        <w:rPr>
+          <w:rFonts w:hint="eastAsia"/>
+        </w:rPr>
+        <w:t xml:space="preserve"> HTML </w:t>
+      </w:r>
+      <w:r>
+        <w:rPr>
+          <w:rFonts w:hint="eastAsia"/>
+        </w:rPr>
+        <w:t>骨架</w:t>
+      </w:r>
+      <w:r>
+        <w:rPr>
+          <w:rFonts w:hint="eastAsia"/>
+        </w:rPr>
+        <w:t xml:space="preserve"> </w:t>
+      </w:r>
+      <w:r>
+        <w:rPr>
+          <w:rFonts w:hint="eastAsia"/>
+        </w:rPr>
+        <w:t>→</w:t>
+      </w:r>
+      <w:r>
+        <w:rPr>
+          <w:rFonts w:hint="eastAsia"/>
+        </w:rPr>
+        <w:t xml:space="preserve"> CSS </w:t>
+      </w:r>
+      <w:r>
+        <w:rPr>
+          <w:rFonts w:hint="eastAsia"/>
+        </w:rPr>
+        <w:t>样式</w:t>
+      </w:r>
+      <w:r>
+        <w:rPr>
+          <w:rFonts w:hint="eastAsia"/>
+        </w:rPr>
+        <w:t xml:space="preserve"> </w:t>
+      </w:r>
+      <w:r>
+        <w:rPr>
+          <w:rFonts w:hint="eastAsia"/>
+        </w:rPr>
+        <w:t>→</w:t>
+      </w:r>
+      <w:r>
+        <w:rPr>
+          <w:rFonts w:hint="eastAsia"/>
+        </w:rPr>
+        <w:t xml:space="preserve"> JS </w:t>
+      </w:r>
+      <w:r>
+        <w:rPr>
+          <w:rFonts w:hint="eastAsia"/>
+        </w:rPr>
+        <w:t>交互</w:t>
+      </w:r>
+      <w:r>
+        <w:rPr>
+          <w:rFonts w:hint="eastAsia"/>
+        </w:rPr>
+        <w:t xml:space="preserve"> </w:t>
+      </w:r>
+      <w:r>
+        <w:rPr>
+          <w:rFonts w:hint="eastAsia"/>
+        </w:rPr>
+        <w:t>→</w:t>
+      </w:r>
+      <w:r>
+        <w:rPr>
+          <w:rFonts w:hint="eastAsia"/>
+        </w:rPr>
+        <w:t xml:space="preserve"> </w:t>
+      </w:r>
+      <w:r>
+        <w:rPr>
+          <w:rFonts w:hint="eastAsia"/>
+        </w:rPr>
+        <w:t>部署</w:t>
+      </w:r>
+      <w:r>
+        <w:rPr>
+          <w:rFonts w:hint="eastAsia"/>
+        </w:rPr>
+        <w:t>"</w:t>
+      </w:r>
+      <w:r>
+        <w:rPr>
+          <w:rFonts w:hint="eastAsia"/>
+        </w:rPr>
+        <w:t>分七步推进，每一步只解决一个问题，出错时也容易定位。</w:t>
+      </w:r>
+    </w:p>
+    <w:p>
+      <w:pPr>
+        <w:rPr>
+          <w:rFonts w:hint="eastAsia"/>
+        </w:rPr>
+      </w:pPr>
+      <w:r>
+        <w:rPr>
+          <w:rFonts w:hint="eastAsia"/>
+        </w:rPr>
+        <w:t>最让我意外的是，</w:t>
+      </w:r>
+      <w:r>
+        <w:rPr>
+          <w:rFonts w:hint="eastAsia"/>
+        </w:rPr>
+        <w:t xml:space="preserve">AI </w:t>
+      </w:r>
+      <w:r>
+        <w:rPr>
+          <w:rFonts w:hint="eastAsia"/>
+        </w:rPr>
+        <w:t>不只能写代码，它还在我犹豫时帮我做了审美决策</w:t>
+      </w:r>
+      <w:r>
+        <w:rPr>
+          <w:rFonts w:hint="eastAsia"/>
+        </w:rPr>
+        <w:t>，</w:t>
+      </w:r>
+      <w:r>
+        <w:rPr>
+          <w:rFonts w:hint="eastAsia"/>
+        </w:rPr>
+        <w:t>让网站有了独特的人情味。</w:t>
+      </w:r>
+    </w:p>
+    <w:p>
+      <w:pPr>
+        <w:rPr>
+          <w:rFonts w:hint="eastAsia"/>
+        </w:rPr>
+      </w:pPr>
+      <w:r>
+        <w:rPr>
+          <w:rFonts w:hint="eastAsia"/>
+        </w:rPr>
+        <w:t>对我来说，</w:t>
+      </w:r>
+      <w:r>
+        <w:rPr>
+          <w:rFonts w:hint="eastAsia"/>
+        </w:rPr>
+        <w:t xml:space="preserve">AI </w:t>
+      </w:r>
+      <w:r>
+        <w:rPr>
+          <w:rFonts w:hint="eastAsia"/>
+        </w:rPr>
+        <w:t>是放大镜，放大的是你想清楚的那部分需求。</w:t>
+      </w:r>
+      <w:r>
+        <w:rPr>
+          <w:rFonts w:hint="eastAsia"/>
+        </w:rPr>
+        <w:t xml:space="preserve"> </w:t>
+      </w:r>
+      <w:r>
+        <w:rPr>
+          <w:rFonts w:hint="eastAsia"/>
+        </w:rPr>
+        <w:t>想得越具体，它给的就越惊喜。</w:t>
+      </w:r>
+    </w:p>
+    <w:p>
+      <w:pPr>
+        <w:rPr>
+          <w:rFonts w:hint="eastAsia"/>
+        </w:rPr>
+      </w:pPr>
+    </w:p>
+    <w:p>
+      <w:pPr>
+        <w:rPr>
+          <w:b/>
+          <w:bCs/>
+          <w:sz w:val="32"/>
+          <w:szCs w:val="28"/>
+        </w:rPr>
+      </w:pPr>
+      <w:r>
+        <w:rPr>
+          <w:rFonts w:hint="eastAsia"/>
+          <w:b/>
+          <w:bCs/>
+          <w:sz w:val="32"/>
+          <w:szCs w:val="28"/>
+        </w:rPr>
+        <w:t>项目链接：</w:t>
+      </w:r>
+    </w:p>
+    <w:p>
+      <w:pPr>
+        <w:rPr>
+          <w:rFonts w:hint="eastAsia"/>
+        </w:rPr>
+      </w:pPr>
+      <w:r>
+        <w:rPr>
+          <w:rFonts w:hint="eastAsia"/>
+        </w:rPr>
+        <w:t>链接：</w:t>
+      </w:r>
+      <w:r>
+        <w:t>https://ai-x-alpha.vercel.app</w:t>
+      </w:r>
+    </w:p>
+    <w:p>
+      <w:r>
+        <w:rPr>
+          <w:rFonts w:hint="eastAsia"/>
+        </w:rPr>
+        <w:t>GitHub</w:t>
+      </w:r>
+      <w:r>
+        <w:rPr>
+          <w:rFonts w:hint="eastAsia"/>
+        </w:rPr>
+        <w:t>链接：</w:t>
+      </w:r>
+      <w:hyperlink r:id="rId10" w:history="1">
+        <w:r>
+          <w:rPr>
+            <w:rStyle w:val="af"/>
+          </w:rPr>
+          <w:t>https://github.com/Wang-z-m/AI-x.git</w:t>
+        </w:r>
+      </w:hyperlink>
+    </w:p>
+    <w:p>
+      <w:r>
+        <w:rPr>
+          <w:rFonts w:hint="eastAsia"/>
+        </w:rPr>
+        <w:t>首页截图：</w:t>
+      </w:r>
+    </w:p>
+    <w:p>
+      <w:r>
+        <w:rPr>
+          <w:noProof/>
+        </w:rPr>
+        <w:drawing>
+          <wp:inline distT="0" distB="0" distL="0" distR="0" wp14:anchorId="1C8D01BD" wp14:editId="6D3A7BA7">
+            <wp:extent cx="5274310" cy="2906395"/>
+            <wp:effectExtent l="0" t="0" r="2540" b="8255"/>
+            <wp:docPr id="1988017097" name="图片 1"/>
+            <wp:cNvGraphicFramePr>
+              <a:graphicFrameLocks xmlns:a="http://schemas.openxmlformats.org/drawingml/2006/main" noChangeAspect="1"/>
+            </wp:cNvGraphicFramePr>
+            <a:graphic xmlns:a="http://schemas.openxmlformats.org/drawingml/2006/main">
+              <a:graphicData uri="http://schemas.openxmlformats.org/drawingml/2006/picture">
+                <pic:pic xmlns:pic="http://schemas.openxmlformats.org/drawingml/2006/picture">
+                  <pic:nvPicPr>
+                    <pic:cNvPr id="1988017097" name=""/>
+                    <pic:cNvPicPr/>
+                  </pic:nvPicPr>
+                  <pic:blipFill>
+                    <a:blip r:embed="rId11"/>
+                    <a:stretch>
+                      <a:fillRect/>
+                    </a:stretch>
+                  </pic:blipFill>
+                  <pic:spPr>
+                    <a:xfrm>
+                      <a:off x="0" y="0"/>
+                      <a:ext cx="5274310" cy="2906395"/>
+                    </a:xfrm>
+                    <a:prstGeom prst="rect">
+                      <a:avLst/>
+                    </a:prstGeom>
+                  </pic:spPr>
+                </pic:pic>
+              </a:graphicData>
+            </a:graphic>
+          </wp:inline>
+        </w:drawing>
+      </w:r>
+    </w:p>
+    <w:p/>
     <w:p>
       <w:pPr>
         <w:jc w:val="center"/>
@@ -4613,13 +5321,7 @@
         </w:rPr>
       </w:pPr>
     </w:p>
-    <w:p>
-      <w:pPr>
-        <w:rPr>
-          <w:rFonts w:hint="eastAsia"/>
-        </w:rPr>
-      </w:pPr>
-    </w:p>
+    <w:p/>
     <w:sectPr>
       <w:pgSz w:w="11906" w:h="16838"/>
       <w:pgMar w:top="1440" w:right="1800" w:bottom="1440" w:left="1800" w:header="851" w:footer="992" w:gutter="0"/>
@@ -5679,6 +6381,29 @@
       <w:iCs/>
     </w:rPr>
   </w:style>
+  <w:style w:type="character" w:styleId="af">
+    <w:name w:val="Hyperlink"/>
+    <w:basedOn w:val="a0"/>
+    <w:uiPriority w:val="99"/>
+    <w:unhideWhenUsed/>
+    <w:rsid w:val="006F3C10"/>
+    <w:rPr>
+      <w:color w:val="467886" w:themeColor="hyperlink"/>
+      <w:u w:val="single"/>
+    </w:rPr>
+  </w:style>
+  <w:style w:type="character" w:styleId="af0">
+    <w:name w:val="Unresolved Mention"/>
+    <w:basedOn w:val="a0"/>
+    <w:uiPriority w:val="99"/>
+    <w:semiHidden/>
+    <w:unhideWhenUsed/>
+    <w:rsid w:val="006F3C10"/>
+    <w:rPr>
+      <w:color w:val="605E5C"/>
+      <w:shd w:val="clear" w:color="auto" w:fill="E1DFDD"/>
+    </w:rPr>
+  </w:style>
 </w:styles>
 </file>
 

--- a/2022211378+王泽民.docx
+++ b/2022211378+王泽民.docx
@@ -542,7 +542,19 @@
         <w:rPr>
           <w:rFonts w:hint="eastAsia"/>
         </w:rPr>
-        <w:t>从设计到完工一共七轮提示词，共</w:t>
+        <w:t>从设计到完工一共</w:t>
+      </w:r>
+      <w:r>
+        <w:rPr>
+          <w:rFonts w:hint="eastAsia"/>
+        </w:rPr>
+        <w:t>六</w:t>
+      </w:r>
+      <w:r>
+        <w:rPr>
+          <w:rFonts w:hint="eastAsia"/>
+        </w:rPr>
+        <w:t>轮提示词</w:t>
       </w:r>
     </w:p>
     <w:p>
@@ -562,13 +574,35 @@
           <w:sz w:val="32"/>
           <w:szCs w:val="28"/>
         </w:rPr>
-        <w:t>七轮提示词如下：</w:t>
-      </w:r>
-    </w:p>
-    <w:p>
-      <w:r>
-        <w:rPr>
-          <w:rFonts w:hint="eastAsia"/>
+        <w:t>六</w:t>
+      </w:r>
+      <w:r>
+        <w:rPr>
+          <w:rFonts w:hint="eastAsia"/>
+          <w:b/>
+          <w:bCs/>
+          <w:sz w:val="32"/>
+          <w:szCs w:val="28"/>
+        </w:rPr>
+        <w:t>轮提示词如下：</w:t>
+      </w:r>
+    </w:p>
+    <w:p>
+      <w:pPr>
+        <w:rPr>
+          <w:b/>
+          <w:bCs/>
+          <w:sz w:val="28"/>
+          <w:szCs w:val="24"/>
+        </w:rPr>
+      </w:pPr>
+      <w:r>
+        <w:rPr>
+          <w:rFonts w:hint="eastAsia"/>
+          <w:b/>
+          <w:bCs/>
+          <w:sz w:val="28"/>
+          <w:szCs w:val="24"/>
         </w:rPr>
         <w:t>一、</w:t>
       </w:r>
@@ -655,917 +689,941 @@
         <w:rPr>
           <w:rFonts w:hint="eastAsia"/>
         </w:rPr>
+        <w:t>请通过提问的方式，帮我梳理出以下五类素材，每类先给我</w:t>
+      </w:r>
+      <w:r>
+        <w:rPr>
+          <w:rFonts w:hint="eastAsia"/>
+        </w:rPr>
+        <w:t xml:space="preserve"> 3-5 </w:t>
+      </w:r>
+      <w:r>
+        <w:rPr>
+          <w:rFonts w:hint="eastAsia"/>
+        </w:rPr>
+        <w:t>个引导问题，等我回答完再帮我润色成网站文案：</w:t>
+      </w:r>
+    </w:p>
+    <w:p>
+      <w:r>
+        <w:rPr>
+          <w:rFonts w:hint="eastAsia"/>
+        </w:rPr>
+        <w:t xml:space="preserve">1. </w:t>
+      </w:r>
+      <w:r>
+        <w:rPr>
+          <w:rFonts w:hint="eastAsia"/>
+        </w:rPr>
+        <w:t>一句话自我介绍（</w:t>
+      </w:r>
+      <w:r>
+        <w:rPr>
+          <w:rFonts w:hint="eastAsia"/>
+        </w:rPr>
+        <w:t>30</w:t>
+      </w:r>
+      <w:r>
+        <w:rPr>
+          <w:rFonts w:hint="eastAsia"/>
+        </w:rPr>
+        <w:t>字内，要有画面感）</w:t>
+      </w:r>
+    </w:p>
+    <w:p>
+      <w:r>
+        <w:rPr>
+          <w:rFonts w:hint="eastAsia"/>
+        </w:rPr>
+        <w:t xml:space="preserve">2. </w:t>
+      </w:r>
+      <w:r>
+        <w:rPr>
+          <w:rFonts w:hint="eastAsia"/>
+        </w:rPr>
+        <w:t>关于我（</w:t>
+      </w:r>
+      <w:r>
+        <w:rPr>
+          <w:rFonts w:hint="eastAsia"/>
+        </w:rPr>
+        <w:t>150</w:t>
+      </w:r>
+      <w:r>
+        <w:rPr>
+          <w:rFonts w:hint="eastAsia"/>
+        </w:rPr>
+        <w:t>字左右，第一人称，温暖口吻）</w:t>
+      </w:r>
+    </w:p>
+    <w:p>
+      <w:r>
+        <w:rPr>
+          <w:rFonts w:hint="eastAsia"/>
+        </w:rPr>
+        <w:t xml:space="preserve">3. </w:t>
+      </w:r>
+      <w:r>
+        <w:rPr>
+          <w:rFonts w:hint="eastAsia"/>
+        </w:rPr>
+        <w:t>技能列表（</w:t>
+      </w:r>
+      <w:r>
+        <w:rPr>
+          <w:rFonts w:hint="eastAsia"/>
+        </w:rPr>
+        <w:t xml:space="preserve">4-6 </w:t>
+      </w:r>
+      <w:r>
+        <w:rPr>
+          <w:rFonts w:hint="eastAsia"/>
+        </w:rPr>
+        <w:t>项，每项需配一句</w:t>
+      </w:r>
+      <w:r>
+        <w:rPr>
+          <w:rFonts w:hint="eastAsia"/>
+        </w:rPr>
+        <w:t>"</w:t>
+      </w:r>
+      <w:r>
+        <w:rPr>
+          <w:rFonts w:hint="eastAsia"/>
+        </w:rPr>
+        <w:t>我用它做过什么</w:t>
+      </w:r>
+      <w:r>
+        <w:rPr>
+          <w:rFonts w:hint="eastAsia"/>
+        </w:rPr>
+        <w:t>"</w:t>
+      </w:r>
+      <w:r>
+        <w:rPr>
+          <w:rFonts w:hint="eastAsia"/>
+        </w:rPr>
+        <w:t>）</w:t>
+      </w:r>
+    </w:p>
+    <w:p>
+      <w:r>
+        <w:rPr>
+          <w:rFonts w:hint="eastAsia"/>
+        </w:rPr>
+        <w:t xml:space="preserve">4. </w:t>
+      </w:r>
+      <w:r>
+        <w:rPr>
+          <w:rFonts w:hint="eastAsia"/>
+        </w:rPr>
+        <w:t>项目作品（</w:t>
+      </w:r>
+      <w:r>
+        <w:rPr>
+          <w:rFonts w:hint="eastAsia"/>
+        </w:rPr>
+        <w:t xml:space="preserve">3 </w:t>
+      </w:r>
+      <w:r>
+        <w:rPr>
+          <w:rFonts w:hint="eastAsia"/>
+        </w:rPr>
+        <w:t>个，每个含：名称</w:t>
+      </w:r>
+      <w:r>
+        <w:rPr>
+          <w:rFonts w:hint="eastAsia"/>
+        </w:rPr>
+        <w:t xml:space="preserve"> / </w:t>
+      </w:r>
+      <w:r>
+        <w:rPr>
+          <w:rFonts w:hint="eastAsia"/>
+        </w:rPr>
+        <w:t>一句话简介</w:t>
+      </w:r>
+      <w:r>
+        <w:rPr>
+          <w:rFonts w:hint="eastAsia"/>
+        </w:rPr>
+        <w:t xml:space="preserve"> / </w:t>
+      </w:r>
+      <w:r>
+        <w:rPr>
+          <w:rFonts w:hint="eastAsia"/>
+        </w:rPr>
+        <w:t>我的角色</w:t>
+      </w:r>
+      <w:r>
+        <w:rPr>
+          <w:rFonts w:hint="eastAsia"/>
+        </w:rPr>
+        <w:t xml:space="preserve"> / </w:t>
+      </w:r>
+      <w:r>
+        <w:rPr>
+          <w:rFonts w:hint="eastAsia"/>
+        </w:rPr>
+        <w:t>收获）</w:t>
+      </w:r>
+    </w:p>
+    <w:p>
+      <w:r>
+        <w:rPr>
+          <w:rFonts w:hint="eastAsia"/>
+        </w:rPr>
+        <w:t xml:space="preserve">5. </w:t>
+      </w:r>
+      <w:r>
+        <w:rPr>
+          <w:rFonts w:hint="eastAsia"/>
+        </w:rPr>
+        <w:t>联系方式与一句结语</w:t>
+      </w:r>
+    </w:p>
+    <w:p/>
+    <w:p>
+      <w:r>
+        <w:rPr>
+          <w:rFonts w:hint="eastAsia"/>
+        </w:rPr>
+        <w:t>输出格式：用</w:t>
+      </w:r>
+      <w:r>
+        <w:rPr>
+          <w:rFonts w:hint="eastAsia"/>
+        </w:rPr>
+        <w:t xml:space="preserve"> Markdown</w:t>
+      </w:r>
+      <w:r>
+        <w:rPr>
+          <w:rFonts w:hint="eastAsia"/>
+        </w:rPr>
+        <w:t>，加</w:t>
+      </w:r>
+      <w:r>
+        <w:rPr>
+          <w:rFonts w:hint="eastAsia"/>
+        </w:rPr>
+        <w:t xml:space="preserve"> emoji </w:t>
+      </w:r>
+      <w:r>
+        <w:rPr>
+          <w:rFonts w:hint="eastAsia"/>
+        </w:rPr>
+        <w:t>让内容更生动。</w:t>
+      </w:r>
+    </w:p>
+    <w:p/>
+    <w:p>
+      <w:pPr>
+        <w:rPr>
+          <w:b/>
+          <w:bCs/>
+          <w:sz w:val="28"/>
+          <w:szCs w:val="24"/>
+        </w:rPr>
+      </w:pPr>
+      <w:r>
+        <w:rPr>
+          <w:rFonts w:hint="eastAsia"/>
+          <w:b/>
+          <w:bCs/>
+          <w:sz w:val="28"/>
+          <w:szCs w:val="24"/>
+        </w:rPr>
+        <w:t>二、</w:t>
+      </w:r>
+    </w:p>
+    <w:p>
+      <w:r>
+        <w:rPr>
+          <w:rFonts w:hint="eastAsia"/>
+        </w:rPr>
+        <w:t>你是一名兼具设计与前端开发能力的全栈工程师。</w:t>
+      </w:r>
+    </w:p>
+    <w:p>
+      <w:r>
+        <w:rPr>
+          <w:rFonts w:hint="eastAsia"/>
+        </w:rPr>
+        <w:t>我要做一个</w:t>
+      </w:r>
+      <w:r>
+        <w:rPr>
+          <w:rFonts w:hint="eastAsia"/>
+        </w:rPr>
+        <w:t>"</w:t>
+      </w:r>
+      <w:r>
+        <w:rPr>
+          <w:rFonts w:hint="eastAsia"/>
+        </w:rPr>
+        <w:t>温暖手绘风</w:t>
+      </w:r>
+      <w:r>
+        <w:rPr>
+          <w:rFonts w:hint="eastAsia"/>
+        </w:rPr>
+        <w:t>"</w:t>
+      </w:r>
+      <w:r>
+        <w:rPr>
+          <w:rFonts w:hint="eastAsia"/>
+        </w:rPr>
+        <w:t>的个人简历单页网站，技术栈：纯</w:t>
+      </w:r>
+      <w:r>
+        <w:rPr>
+          <w:rFonts w:hint="eastAsia"/>
+        </w:rPr>
+        <w:t xml:space="preserve"> HTML5 + CSS3 + </w:t>
+      </w:r>
+      <w:r>
+        <w:rPr>
+          <w:rFonts w:hint="eastAsia"/>
+        </w:rPr>
+        <w:t>原生</w:t>
+      </w:r>
+      <w:r>
+        <w:rPr>
+          <w:rFonts w:hint="eastAsia"/>
+        </w:rPr>
+        <w:t xml:space="preserve"> JavaScript</w:t>
+      </w:r>
+      <w:r>
+        <w:rPr>
+          <w:rFonts w:hint="eastAsia"/>
+        </w:rPr>
+        <w:t>（不使用任何框架和构建工具），最终部署到</w:t>
+      </w:r>
+      <w:r>
+        <w:rPr>
+          <w:rFonts w:hint="eastAsia"/>
+        </w:rPr>
+        <w:t xml:space="preserve"> Vercel</w:t>
+      </w:r>
+      <w:r>
+        <w:rPr>
+          <w:rFonts w:hint="eastAsia"/>
+        </w:rPr>
+        <w:t>。</w:t>
+      </w:r>
+    </w:p>
+    <w:p/>
+    <w:p>
+      <w:r>
+        <w:rPr>
+          <w:rFonts w:hint="eastAsia"/>
+        </w:rPr>
+        <w:t>请输出一份《项目设计规范》，包含：</w:t>
+      </w:r>
+    </w:p>
+    <w:p>
+      <w:r>
+        <w:rPr>
+          <w:rFonts w:hint="eastAsia"/>
+        </w:rPr>
+        <w:t xml:space="preserve">1. </w:t>
+      </w:r>
+      <w:r>
+        <w:rPr>
+          <w:rFonts w:hint="eastAsia"/>
+        </w:rPr>
+        <w:t>文件结构（推荐</w:t>
+      </w:r>
+      <w:r>
+        <w:rPr>
+          <w:rFonts w:hint="eastAsia"/>
+        </w:rPr>
+        <w:t xml:space="preserve"> 3-5 </w:t>
+      </w:r>
+      <w:r>
+        <w:rPr>
+          <w:rFonts w:hint="eastAsia"/>
+        </w:rPr>
+        <w:t>个文件，越简单越好）</w:t>
+      </w:r>
+    </w:p>
+    <w:p>
+      <w:r>
+        <w:rPr>
+          <w:rFonts w:hint="eastAsia"/>
+        </w:rPr>
+        <w:t xml:space="preserve">2. </w:t>
+      </w:r>
+      <w:r>
+        <w:rPr>
+          <w:rFonts w:hint="eastAsia"/>
+        </w:rPr>
+        <w:t>设计</w:t>
+      </w:r>
+      <w:r>
+        <w:rPr>
+          <w:rFonts w:hint="eastAsia"/>
+        </w:rPr>
+        <w:t xml:space="preserve"> Token</w:t>
+      </w:r>
+      <w:r>
+        <w:rPr>
+          <w:rFonts w:hint="eastAsia"/>
+        </w:rPr>
+        <w:t>：</w:t>
+      </w:r>
+    </w:p>
+    <w:p>
+      <w:r>
+        <w:rPr>
+          <w:rFonts w:hint="eastAsia"/>
+        </w:rPr>
+        <w:t xml:space="preserve">   - </w:t>
+      </w:r>
+      <w:r>
+        <w:rPr>
+          <w:rFonts w:hint="eastAsia"/>
+        </w:rPr>
+        <w:t>主色调（暖色系，给出</w:t>
+      </w:r>
+      <w:r>
+        <w:rPr>
+          <w:rFonts w:hint="eastAsia"/>
+        </w:rPr>
+        <w:t xml:space="preserve"> 4-6 </w:t>
+      </w:r>
+      <w:r>
+        <w:rPr>
+          <w:rFonts w:hint="eastAsia"/>
+        </w:rPr>
+        <w:t>个</w:t>
+      </w:r>
+      <w:r>
+        <w:rPr>
+          <w:rFonts w:hint="eastAsia"/>
+        </w:rPr>
+        <w:t xml:space="preserve"> HEX </w:t>
+      </w:r>
+      <w:r>
+        <w:rPr>
+          <w:rFonts w:hint="eastAsia"/>
+        </w:rPr>
+        <w:t>色值并附使用场景）</w:t>
+      </w:r>
+    </w:p>
+    <w:p>
+      <w:r>
+        <w:rPr>
+          <w:rFonts w:hint="eastAsia"/>
+        </w:rPr>
+        <w:t xml:space="preserve">   - </w:t>
+      </w:r>
+      <w:r>
+        <w:rPr>
+          <w:rFonts w:hint="eastAsia"/>
+        </w:rPr>
+        <w:t>字体方案（中英文各一款，优先用免费</w:t>
+      </w:r>
+      <w:r>
+        <w:rPr>
+          <w:rFonts w:hint="eastAsia"/>
+        </w:rPr>
+        <w:t xml:space="preserve"> Google Fonts</w:t>
+      </w:r>
+      <w:r>
+        <w:rPr>
+          <w:rFonts w:hint="eastAsia"/>
+        </w:rPr>
+        <w:t>，列出</w:t>
+      </w:r>
+      <w:r>
+        <w:rPr>
+          <w:rFonts w:hint="eastAsia"/>
+        </w:rPr>
+        <w:t xml:space="preserve"> link </w:t>
+      </w:r>
+      <w:r>
+        <w:rPr>
+          <w:rFonts w:hint="eastAsia"/>
+        </w:rPr>
+        <w:t>标签）</w:t>
+      </w:r>
+    </w:p>
+    <w:p>
+      <w:r>
+        <w:rPr>
+          <w:rFonts w:hint="eastAsia"/>
+        </w:rPr>
+        <w:t xml:space="preserve">   - </w:t>
+      </w:r>
+      <w:r>
+        <w:rPr>
+          <w:rFonts w:hint="eastAsia"/>
+        </w:rPr>
+        <w:t>圆角、阴影、间距规范</w:t>
+      </w:r>
+    </w:p>
+    <w:p>
+      <w:r>
+        <w:rPr>
+          <w:rFonts w:hint="eastAsia"/>
+        </w:rPr>
+        <w:t xml:space="preserve">3. </w:t>
+      </w:r>
+      <w:r>
+        <w:rPr>
+          <w:rFonts w:hint="eastAsia"/>
+        </w:rPr>
+        <w:t>手绘风视觉元素清单：用纯</w:t>
+      </w:r>
+      <w:r>
+        <w:rPr>
+          <w:rFonts w:hint="eastAsia"/>
+        </w:rPr>
+        <w:t xml:space="preserve"> CSS / SVG </w:t>
+      </w:r>
+      <w:r>
+        <w:rPr>
+          <w:rFonts w:hint="eastAsia"/>
+        </w:rPr>
+        <w:t>怎么实现</w:t>
+      </w:r>
+      <w:r>
+        <w:rPr>
+          <w:rFonts w:hint="eastAsia"/>
+        </w:rPr>
+        <w:t>"</w:t>
+      </w:r>
+      <w:r>
+        <w:rPr>
+          <w:rFonts w:hint="eastAsia"/>
+        </w:rPr>
+        <w:t>手绘</w:t>
+      </w:r>
+      <w:r>
+        <w:rPr>
+          <w:rFonts w:hint="eastAsia"/>
+        </w:rPr>
+        <w:t>"</w:t>
+      </w:r>
+      <w:r>
+        <w:rPr>
+          <w:rFonts w:hint="eastAsia"/>
+        </w:rPr>
+        <w:t>质感（如波浪下划线、虚线边框、不规则圆角等），给出可复用的</w:t>
+      </w:r>
+      <w:r>
+        <w:rPr>
+          <w:rFonts w:hint="eastAsia"/>
+        </w:rPr>
+        <w:t xml:space="preserve"> CSS </w:t>
+      </w:r>
+      <w:r>
+        <w:rPr>
+          <w:rFonts w:hint="eastAsia"/>
+        </w:rPr>
+        <w:t>类名建议</w:t>
+      </w:r>
+    </w:p>
+    <w:p>
+      <w:r>
+        <w:rPr>
+          <w:rFonts w:hint="eastAsia"/>
+        </w:rPr>
+        <w:t xml:space="preserve">4. 5 </w:t>
+      </w:r>
+      <w:r>
+        <w:rPr>
+          <w:rFonts w:hint="eastAsia"/>
+        </w:rPr>
+        <w:t>个板块（</w:t>
+      </w:r>
+      <w:r>
+        <w:rPr>
+          <w:rFonts w:hint="eastAsia"/>
+        </w:rPr>
+        <w:t>Hero/About/Skills/Projects/Contact</w:t>
+      </w:r>
+      <w:r>
+        <w:rPr>
+          <w:rFonts w:hint="eastAsia"/>
+        </w:rPr>
+        <w:t>）每个板块的布局示意（用</w:t>
+      </w:r>
+      <w:r>
+        <w:rPr>
+          <w:rFonts w:hint="eastAsia"/>
+        </w:rPr>
+        <w:t xml:space="preserve"> ASCII </w:t>
+      </w:r>
+      <w:r>
+        <w:rPr>
+          <w:rFonts w:hint="eastAsia"/>
+        </w:rPr>
+        <w:t>画出来）</w:t>
+      </w:r>
+    </w:p>
+    <w:p>
+      <w:r>
+        <w:rPr>
+          <w:rFonts w:hint="eastAsia"/>
+        </w:rPr>
+        <w:t xml:space="preserve">5. </w:t>
+      </w:r>
+      <w:r>
+        <w:rPr>
+          <w:rFonts w:hint="eastAsia"/>
+        </w:rPr>
+        <w:t>响应式断点（手机</w:t>
+      </w:r>
+      <w:r>
+        <w:rPr>
+          <w:rFonts w:hint="eastAsia"/>
+        </w:rPr>
+        <w:t>/</w:t>
+      </w:r>
+      <w:r>
+        <w:rPr>
+          <w:rFonts w:hint="eastAsia"/>
+        </w:rPr>
+        <w:t>平板</w:t>
+      </w:r>
+      <w:r>
+        <w:rPr>
+          <w:rFonts w:hint="eastAsia"/>
+        </w:rPr>
+        <w:t>/</w:t>
+      </w:r>
+      <w:r>
+        <w:rPr>
+          <w:rFonts w:hint="eastAsia"/>
+        </w:rPr>
+        <w:t>桌面）</w:t>
+      </w:r>
+    </w:p>
+    <w:p/>
+    <w:p>
+      <w:r>
+        <w:rPr>
+          <w:rFonts w:hint="eastAsia"/>
+        </w:rPr>
+        <w:t>要求：每条建议都给出</w:t>
+      </w:r>
+      <w:r>
+        <w:rPr>
+          <w:rFonts w:hint="eastAsia"/>
+        </w:rPr>
+        <w:t>"</w:t>
+      </w:r>
+      <w:r>
+        <w:rPr>
+          <w:rFonts w:hint="eastAsia"/>
+        </w:rPr>
+        <w:t>为什么这样做</w:t>
+      </w:r>
+      <w:r>
+        <w:rPr>
+          <w:rFonts w:hint="eastAsia"/>
+        </w:rPr>
+        <w:t>"</w:t>
+      </w:r>
+      <w:r>
+        <w:rPr>
+          <w:rFonts w:hint="eastAsia"/>
+        </w:rPr>
+        <w:t>的简短理由。</w:t>
+      </w:r>
+    </w:p>
+    <w:p/>
+    <w:p>
+      <w:pPr>
+        <w:rPr>
+          <w:b/>
+          <w:bCs/>
+          <w:sz w:val="28"/>
+          <w:szCs w:val="24"/>
+        </w:rPr>
+      </w:pPr>
+      <w:r>
+        <w:rPr>
+          <w:rFonts w:hint="eastAsia"/>
+          <w:b/>
+          <w:bCs/>
+          <w:sz w:val="28"/>
+          <w:szCs w:val="24"/>
+        </w:rPr>
+        <w:t>三、</w:t>
+      </w:r>
+    </w:p>
+    <w:p>
+      <w:r>
+        <w:rPr>
+          <w:rFonts w:hint="eastAsia"/>
+        </w:rPr>
+        <w:t>基于上面确认的《项目设计规范》和我的个人素材（粘贴提示词①整理后的内容），请帮我生成完整的</w:t>
+      </w:r>
+      <w:r>
+        <w:rPr>
+          <w:rFonts w:hint="eastAsia"/>
+        </w:rPr>
+        <w:t xml:space="preserve"> index.html </w:t>
+      </w:r>
+      <w:r>
+        <w:rPr>
+          <w:rFonts w:hint="eastAsia"/>
+        </w:rPr>
+        <w:t>文件。</w:t>
+      </w:r>
+    </w:p>
+    <w:p/>
+    <w:p>
+      <w:r>
+        <w:rPr>
+          <w:rFonts w:hint="eastAsia"/>
+        </w:rPr>
+        <w:t>要求：</w:t>
+      </w:r>
+    </w:p>
+    <w:p>
+      <w:r>
+        <w:rPr>
+          <w:rFonts w:hint="eastAsia"/>
+        </w:rPr>
+        <w:t xml:space="preserve">1. </w:t>
+      </w:r>
+      <w:r>
+        <w:rPr>
+          <w:rFonts w:hint="eastAsia"/>
+        </w:rPr>
+        <w:t>使用语义化标签（</w:t>
+      </w:r>
+      <w:r>
+        <w:rPr>
+          <w:rFonts w:hint="eastAsia"/>
+        </w:rPr>
+        <w:t>header/section/article/footer</w:t>
+      </w:r>
+      <w:r>
+        <w:rPr>
+          <w:rFonts w:hint="eastAsia"/>
+        </w:rPr>
+        <w:t>）</w:t>
+      </w:r>
+    </w:p>
+    <w:p>
+      <w:r>
+        <w:rPr>
+          <w:rFonts w:hint="eastAsia"/>
+        </w:rPr>
+        <w:t xml:space="preserve">2. </w:t>
+      </w:r>
+      <w:r>
+        <w:rPr>
+          <w:rFonts w:hint="eastAsia"/>
+        </w:rPr>
+        <w:t>每个板块加上</w:t>
+      </w:r>
+      <w:r>
+        <w:rPr>
+          <w:rFonts w:hint="eastAsia"/>
+        </w:rPr>
+        <w:t xml:space="preserve"> id </w:t>
+      </w:r>
+      <w:r>
+        <w:rPr>
+          <w:rFonts w:hint="eastAsia"/>
+        </w:rPr>
+        <w:t>锚点便于导航</w:t>
+      </w:r>
+    </w:p>
+    <w:p>
+      <w:r>
+        <w:rPr>
+          <w:rFonts w:hint="eastAsia"/>
+        </w:rPr>
+        <w:t xml:space="preserve">3. </w:t>
+      </w:r>
+      <w:r>
+        <w:rPr>
+          <w:rFonts w:hint="eastAsia"/>
+        </w:rPr>
+        <w:t>顶部导航栏固定（含</w:t>
+      </w:r>
+      <w:r>
+        <w:rPr>
+          <w:rFonts w:hint="eastAsia"/>
+        </w:rPr>
+        <w:t xml:space="preserve"> Logo + 5 </w:t>
+      </w:r>
+      <w:r>
+        <w:rPr>
+          <w:rFonts w:hint="eastAsia"/>
+        </w:rPr>
+        <w:t>个锚点链接</w:t>
+      </w:r>
+      <w:r>
+        <w:rPr>
+          <w:rFonts w:hint="eastAsia"/>
+        </w:rPr>
+        <w:t xml:space="preserve"> + </w:t>
+      </w:r>
+      <w:r>
+        <w:rPr>
+          <w:rFonts w:hint="eastAsia"/>
+        </w:rPr>
+        <w:t>主题切换按钮）</w:t>
+      </w:r>
+    </w:p>
+    <w:p>
+      <w:r>
+        <w:rPr>
+          <w:rFonts w:hint="eastAsia"/>
+        </w:rPr>
+        <w:t xml:space="preserve">4. </w:t>
+      </w:r>
+      <w:r>
+        <w:rPr>
+          <w:rFonts w:hint="eastAsia"/>
+        </w:rPr>
+        <w:t>所有图片先用</w:t>
+      </w:r>
+      <w:r>
+        <w:rPr>
+          <w:rFonts w:hint="eastAsia"/>
+        </w:rPr>
+        <w:t xml:space="preserve"> https://placehold.co </w:t>
+      </w:r>
+      <w:r>
+        <w:rPr>
+          <w:rFonts w:hint="eastAsia"/>
+        </w:rPr>
+        <w:t>占位图（注明尺寸），并写好</w:t>
+      </w:r>
+      <w:r>
+        <w:rPr>
+          <w:rFonts w:hint="eastAsia"/>
+        </w:rPr>
+        <w:t xml:space="preserve"> alt </w:t>
+      </w:r>
+      <w:r>
+        <w:rPr>
+          <w:rFonts w:hint="eastAsia"/>
+        </w:rPr>
+        <w:t>文案</w:t>
+      </w:r>
+    </w:p>
+    <w:p>
+      <w:r>
+        <w:rPr>
+          <w:rFonts w:hint="eastAsia"/>
+        </w:rPr>
+        <w:t xml:space="preserve">5. </w:t>
+      </w:r>
+      <w:r>
+        <w:rPr>
+          <w:rFonts w:hint="eastAsia"/>
+        </w:rPr>
+        <w:t>在文件顶部的注释里，写一段</w:t>
+      </w:r>
+      <w:r>
+        <w:rPr>
+          <w:rFonts w:hint="eastAsia"/>
+        </w:rPr>
+        <w:t xml:space="preserve">"AI </w:t>
+      </w:r>
+      <w:r>
+        <w:rPr>
+          <w:rFonts w:hint="eastAsia"/>
+        </w:rPr>
+        <w:t>协作说明</w:t>
+      </w:r>
+      <w:r>
+        <w:rPr>
+          <w:rFonts w:hint="eastAsia"/>
+        </w:rPr>
+        <w:t>"</w:t>
+      </w:r>
+      <w:r>
+        <w:rPr>
+          <w:rFonts w:hint="eastAsia"/>
+        </w:rPr>
+        <w:t>：本文件由</w:t>
+      </w:r>
+      <w:r>
+        <w:rPr>
+          <w:rFonts w:hint="eastAsia"/>
+        </w:rPr>
+        <w:t xml:space="preserve"> Claude/GPT </w:t>
+      </w:r>
+      <w:r>
+        <w:rPr>
+          <w:rFonts w:hint="eastAsia"/>
+        </w:rPr>
+        <w:t>生成，用途是</w:t>
+      </w:r>
+      <w:r>
+        <w:rPr>
+          <w:rFonts w:hint="eastAsia"/>
+        </w:rPr>
+        <w:t xml:space="preserve"> XX</w:t>
+      </w:r>
+    </w:p>
+    <w:p>
+      <w:r>
+        <w:rPr>
+          <w:rFonts w:hint="eastAsia"/>
+        </w:rPr>
+        <w:t xml:space="preserve">6. </w:t>
+      </w:r>
+      <w:r>
+        <w:rPr>
+          <w:rFonts w:hint="eastAsia"/>
+        </w:rPr>
+        <w:t>引入外部资源（</w:t>
+      </w:r>
+      <w:r>
+        <w:rPr>
+          <w:rFonts w:hint="eastAsia"/>
+        </w:rPr>
+        <w:t>Google Fonts</w:t>
+      </w:r>
+      <w:r>
+        <w:rPr>
+          <w:rFonts w:hint="eastAsia"/>
+        </w:rPr>
+        <w:t>、</w:t>
+      </w:r>
+      <w:r>
+        <w:rPr>
+          <w:rFonts w:hint="eastAsia"/>
+        </w:rPr>
+        <w:t>style.css</w:t>
+      </w:r>
+      <w:r>
+        <w:rPr>
+          <w:rFonts w:hint="eastAsia"/>
+        </w:rPr>
+        <w:t>、</w:t>
+      </w:r>
+      <w:r>
+        <w:rPr>
+          <w:rFonts w:hint="eastAsia"/>
+        </w:rPr>
+        <w:t>main.js</w:t>
+      </w:r>
+      <w:r>
+        <w:rPr>
+          <w:rFonts w:hint="eastAsia"/>
+        </w:rPr>
+        <w:t>）</w:t>
+      </w:r>
+    </w:p>
+    <w:p>
+      <w:r>
+        <w:rPr>
+          <w:rFonts w:hint="eastAsia"/>
+        </w:rPr>
         <w:lastRenderedPageBreak/>
-        <w:t>请通过提问的方式，帮我梳理出以下五类素材，每类先给我</w:t>
-      </w:r>
-      <w:r>
-        <w:rPr>
-          <w:rFonts w:hint="eastAsia"/>
-        </w:rPr>
-        <w:t xml:space="preserve"> 3-5 </w:t>
-      </w:r>
-      <w:r>
-        <w:rPr>
-          <w:rFonts w:hint="eastAsia"/>
-        </w:rPr>
-        <w:t>个引导问题，等我回答完再帮我润色成网站文案：</w:t>
-      </w:r>
-    </w:p>
-    <w:p>
-      <w:r>
-        <w:rPr>
-          <w:rFonts w:hint="eastAsia"/>
-        </w:rPr>
-        <w:t xml:space="preserve">1. </w:t>
-      </w:r>
-      <w:r>
-        <w:rPr>
-          <w:rFonts w:hint="eastAsia"/>
-        </w:rPr>
-        <w:t>一句话自我介绍（</w:t>
-      </w:r>
-      <w:r>
-        <w:rPr>
-          <w:rFonts w:hint="eastAsia"/>
-        </w:rPr>
-        <w:t>30</w:t>
-      </w:r>
-      <w:r>
-        <w:rPr>
-          <w:rFonts w:hint="eastAsia"/>
-        </w:rPr>
-        <w:t>字内，要有画面感）</w:t>
-      </w:r>
-    </w:p>
-    <w:p>
-      <w:r>
-        <w:rPr>
-          <w:rFonts w:hint="eastAsia"/>
-        </w:rPr>
-        <w:t xml:space="preserve">2. </w:t>
-      </w:r>
-      <w:r>
-        <w:rPr>
-          <w:rFonts w:hint="eastAsia"/>
-        </w:rPr>
-        <w:t>关于我（</w:t>
-      </w:r>
-      <w:r>
-        <w:rPr>
-          <w:rFonts w:hint="eastAsia"/>
-        </w:rPr>
-        <w:t>150</w:t>
-      </w:r>
-      <w:r>
-        <w:rPr>
-          <w:rFonts w:hint="eastAsia"/>
-        </w:rPr>
-        <w:t>字左右，第一人称，温暖口吻）</w:t>
-      </w:r>
-    </w:p>
-    <w:p>
-      <w:r>
-        <w:rPr>
-          <w:rFonts w:hint="eastAsia"/>
-        </w:rPr>
-        <w:t xml:space="preserve">3. </w:t>
-      </w:r>
-      <w:r>
-        <w:rPr>
-          <w:rFonts w:hint="eastAsia"/>
-        </w:rPr>
-        <w:t>技能列表（</w:t>
-      </w:r>
-      <w:r>
-        <w:rPr>
-          <w:rFonts w:hint="eastAsia"/>
-        </w:rPr>
-        <w:t xml:space="preserve">4-6 </w:t>
-      </w:r>
-      <w:r>
-        <w:rPr>
-          <w:rFonts w:hint="eastAsia"/>
-        </w:rPr>
-        <w:t>项，每项需配一句</w:t>
-      </w:r>
-      <w:r>
-        <w:rPr>
-          <w:rFonts w:hint="eastAsia"/>
-        </w:rPr>
-        <w:t>"</w:t>
-      </w:r>
-      <w:r>
-        <w:rPr>
-          <w:rFonts w:hint="eastAsia"/>
-        </w:rPr>
-        <w:t>我用它做过什么</w:t>
-      </w:r>
-      <w:r>
-        <w:rPr>
-          <w:rFonts w:hint="eastAsia"/>
-        </w:rPr>
-        <w:t>"</w:t>
-      </w:r>
-      <w:r>
-        <w:rPr>
-          <w:rFonts w:hint="eastAsia"/>
-        </w:rPr>
-        <w:t>）</w:t>
-      </w:r>
-    </w:p>
-    <w:p>
-      <w:r>
-        <w:rPr>
-          <w:rFonts w:hint="eastAsia"/>
-        </w:rPr>
-        <w:t xml:space="preserve">4. </w:t>
-      </w:r>
-      <w:r>
-        <w:rPr>
-          <w:rFonts w:hint="eastAsia"/>
-        </w:rPr>
-        <w:t>项目作品（</w:t>
-      </w:r>
-      <w:r>
-        <w:rPr>
-          <w:rFonts w:hint="eastAsia"/>
-        </w:rPr>
-        <w:t xml:space="preserve">3 </w:t>
-      </w:r>
-      <w:r>
-        <w:rPr>
-          <w:rFonts w:hint="eastAsia"/>
-        </w:rPr>
-        <w:t>个，每个含：名称</w:t>
-      </w:r>
-      <w:r>
-        <w:rPr>
-          <w:rFonts w:hint="eastAsia"/>
-        </w:rPr>
-        <w:t xml:space="preserve"> / </w:t>
-      </w:r>
-      <w:r>
-        <w:rPr>
-          <w:rFonts w:hint="eastAsia"/>
-        </w:rPr>
-        <w:t>一句话简介</w:t>
-      </w:r>
-      <w:r>
-        <w:rPr>
-          <w:rFonts w:hint="eastAsia"/>
-        </w:rPr>
-        <w:t xml:space="preserve"> / </w:t>
-      </w:r>
-      <w:r>
-        <w:rPr>
-          <w:rFonts w:hint="eastAsia"/>
-        </w:rPr>
-        <w:t>我的角色</w:t>
-      </w:r>
-      <w:r>
-        <w:rPr>
-          <w:rFonts w:hint="eastAsia"/>
-        </w:rPr>
-        <w:t xml:space="preserve"> / </w:t>
-      </w:r>
-      <w:r>
-        <w:rPr>
-          <w:rFonts w:hint="eastAsia"/>
-        </w:rPr>
-        <w:t>收获）</w:t>
-      </w:r>
-    </w:p>
-    <w:p>
-      <w:r>
-        <w:rPr>
-          <w:rFonts w:hint="eastAsia"/>
-        </w:rPr>
-        <w:t xml:space="preserve">5. </w:t>
-      </w:r>
-      <w:r>
-        <w:rPr>
-          <w:rFonts w:hint="eastAsia"/>
-        </w:rPr>
-        <w:t>联系方式与一句结语</w:t>
-      </w:r>
-    </w:p>
-    <w:p/>
-    <w:p>
-      <w:r>
-        <w:rPr>
-          <w:rFonts w:hint="eastAsia"/>
-        </w:rPr>
-        <w:t>输出格式：用</w:t>
-      </w:r>
-      <w:r>
-        <w:rPr>
-          <w:rFonts w:hint="eastAsia"/>
-        </w:rPr>
-        <w:t xml:space="preserve"> Markdown</w:t>
-      </w:r>
-      <w:r>
-        <w:rPr>
-          <w:rFonts w:hint="eastAsia"/>
-        </w:rPr>
-        <w:t>，加</w:t>
-      </w:r>
-      <w:r>
-        <w:rPr>
-          <w:rFonts w:hint="eastAsia"/>
-        </w:rPr>
-        <w:t xml:space="preserve"> emoji </w:t>
-      </w:r>
-      <w:r>
-        <w:rPr>
-          <w:rFonts w:hint="eastAsia"/>
-        </w:rPr>
-        <w:t>让内容更生动。</w:t>
-      </w:r>
-    </w:p>
-    <w:p/>
-    <w:p>
-      <w:r>
-        <w:rPr>
-          <w:rFonts w:hint="eastAsia"/>
-        </w:rPr>
-        <w:t>二、</w:t>
-      </w:r>
-    </w:p>
-    <w:p>
-      <w:r>
-        <w:rPr>
-          <w:rFonts w:hint="eastAsia"/>
-        </w:rPr>
-        <w:t>你是一名兼具设计与前端开发能力的全栈工程师。</w:t>
-      </w:r>
-    </w:p>
-    <w:p>
-      <w:r>
-        <w:rPr>
-          <w:rFonts w:hint="eastAsia"/>
-        </w:rPr>
-        <w:t>我要做一个</w:t>
-      </w:r>
-      <w:r>
-        <w:rPr>
-          <w:rFonts w:hint="eastAsia"/>
-        </w:rPr>
-        <w:t>"</w:t>
-      </w:r>
-      <w:r>
-        <w:rPr>
-          <w:rFonts w:hint="eastAsia"/>
-        </w:rPr>
-        <w:t>温暖手绘风</w:t>
-      </w:r>
-      <w:r>
-        <w:rPr>
-          <w:rFonts w:hint="eastAsia"/>
-        </w:rPr>
-        <w:t>"</w:t>
-      </w:r>
-      <w:r>
-        <w:rPr>
-          <w:rFonts w:hint="eastAsia"/>
-        </w:rPr>
-        <w:t>的个人简历单页网站，技术栈：纯</w:t>
-      </w:r>
-      <w:r>
-        <w:rPr>
-          <w:rFonts w:hint="eastAsia"/>
-        </w:rPr>
-        <w:t xml:space="preserve"> HTML5 + CSS3 + </w:t>
-      </w:r>
-      <w:r>
-        <w:rPr>
-          <w:rFonts w:hint="eastAsia"/>
-        </w:rPr>
-        <w:t>原生</w:t>
-      </w:r>
-      <w:r>
-        <w:rPr>
-          <w:rFonts w:hint="eastAsia"/>
-        </w:rPr>
-        <w:t xml:space="preserve"> JavaScript</w:t>
-      </w:r>
-      <w:r>
-        <w:rPr>
-          <w:rFonts w:hint="eastAsia"/>
-        </w:rPr>
-        <w:t>（不使用任何框架和构建工具），最终部署到</w:t>
-      </w:r>
-      <w:r>
-        <w:rPr>
-          <w:rFonts w:hint="eastAsia"/>
-        </w:rPr>
-        <w:t xml:space="preserve"> Vercel</w:t>
-      </w:r>
-      <w:r>
-        <w:rPr>
-          <w:rFonts w:hint="eastAsia"/>
-        </w:rPr>
-        <w:t>。</w:t>
-      </w:r>
-    </w:p>
-    <w:p/>
-    <w:p>
-      <w:r>
-        <w:rPr>
-          <w:rFonts w:hint="eastAsia"/>
-        </w:rPr>
-        <w:t>请输出一份《项目设计规范》，包含：</w:t>
-      </w:r>
-    </w:p>
-    <w:p>
-      <w:r>
-        <w:rPr>
-          <w:rFonts w:hint="eastAsia"/>
-        </w:rPr>
-        <w:t xml:space="preserve">1. </w:t>
-      </w:r>
-      <w:r>
-        <w:rPr>
-          <w:rFonts w:hint="eastAsia"/>
-        </w:rPr>
-        <w:t>文件结构（推荐</w:t>
-      </w:r>
-      <w:r>
-        <w:rPr>
-          <w:rFonts w:hint="eastAsia"/>
-        </w:rPr>
-        <w:t xml:space="preserve"> 3-5 </w:t>
-      </w:r>
-      <w:r>
-        <w:rPr>
-          <w:rFonts w:hint="eastAsia"/>
-        </w:rPr>
-        <w:t>个文件，越简单越好）</w:t>
-      </w:r>
-    </w:p>
-    <w:p>
-      <w:r>
-        <w:rPr>
-          <w:rFonts w:hint="eastAsia"/>
-        </w:rPr>
-        <w:t xml:space="preserve">2. </w:t>
-      </w:r>
-      <w:r>
-        <w:rPr>
-          <w:rFonts w:hint="eastAsia"/>
-        </w:rPr>
-        <w:t>设计</w:t>
-      </w:r>
-      <w:r>
-        <w:rPr>
-          <w:rFonts w:hint="eastAsia"/>
-        </w:rPr>
-        <w:t xml:space="preserve"> Token</w:t>
-      </w:r>
-      <w:r>
-        <w:rPr>
-          <w:rFonts w:hint="eastAsia"/>
-        </w:rPr>
-        <w:t>：</w:t>
-      </w:r>
-    </w:p>
-    <w:p>
-      <w:r>
-        <w:rPr>
-          <w:rFonts w:hint="eastAsia"/>
-        </w:rPr>
-        <w:t xml:space="preserve">   - </w:t>
-      </w:r>
-      <w:r>
-        <w:rPr>
-          <w:rFonts w:hint="eastAsia"/>
-        </w:rPr>
-        <w:t>主色调（暖色系，给出</w:t>
-      </w:r>
-      <w:r>
-        <w:rPr>
-          <w:rFonts w:hint="eastAsia"/>
-        </w:rPr>
-        <w:t xml:space="preserve"> 4-6 </w:t>
-      </w:r>
-      <w:r>
-        <w:rPr>
-          <w:rFonts w:hint="eastAsia"/>
-        </w:rPr>
-        <w:t>个</w:t>
-      </w:r>
-      <w:r>
-        <w:rPr>
-          <w:rFonts w:hint="eastAsia"/>
-        </w:rPr>
-        <w:t xml:space="preserve"> HEX </w:t>
-      </w:r>
-      <w:r>
-        <w:rPr>
-          <w:rFonts w:hint="eastAsia"/>
-        </w:rPr>
-        <w:t>色值并附使用场景）</w:t>
-      </w:r>
-    </w:p>
-    <w:p>
-      <w:r>
-        <w:rPr>
-          <w:rFonts w:hint="eastAsia"/>
-        </w:rPr>
-        <w:t xml:space="preserve">   - </w:t>
-      </w:r>
-      <w:r>
-        <w:rPr>
-          <w:rFonts w:hint="eastAsia"/>
-        </w:rPr>
-        <w:t>字体方案（中英文各一款，优先用免费</w:t>
-      </w:r>
-      <w:r>
-        <w:rPr>
-          <w:rFonts w:hint="eastAsia"/>
-        </w:rPr>
-        <w:t xml:space="preserve"> Google Fonts</w:t>
-      </w:r>
-      <w:r>
-        <w:rPr>
-          <w:rFonts w:hint="eastAsia"/>
-        </w:rPr>
-        <w:t>，列出</w:t>
-      </w:r>
-      <w:r>
-        <w:rPr>
-          <w:rFonts w:hint="eastAsia"/>
-        </w:rPr>
-        <w:t xml:space="preserve"> link </w:t>
-      </w:r>
-      <w:r>
-        <w:rPr>
-          <w:rFonts w:hint="eastAsia"/>
-        </w:rPr>
-        <w:t>标签）</w:t>
-      </w:r>
-    </w:p>
-    <w:p>
-      <w:r>
-        <w:rPr>
-          <w:rFonts w:hint="eastAsia"/>
-        </w:rPr>
-        <w:t xml:space="preserve">   - </w:t>
-      </w:r>
-      <w:r>
-        <w:rPr>
-          <w:rFonts w:hint="eastAsia"/>
-        </w:rPr>
-        <w:t>圆角、阴影、间距规范</w:t>
-      </w:r>
-    </w:p>
-    <w:p>
-      <w:r>
-        <w:rPr>
-          <w:rFonts w:hint="eastAsia"/>
-        </w:rPr>
-        <w:t xml:space="preserve">3. </w:t>
-      </w:r>
-      <w:r>
-        <w:rPr>
-          <w:rFonts w:hint="eastAsia"/>
-        </w:rPr>
-        <w:t>手绘风视觉元素清单：用纯</w:t>
-      </w:r>
-      <w:r>
-        <w:rPr>
-          <w:rFonts w:hint="eastAsia"/>
-        </w:rPr>
-        <w:t xml:space="preserve"> CSS / SVG </w:t>
-      </w:r>
-      <w:r>
-        <w:rPr>
-          <w:rFonts w:hint="eastAsia"/>
-        </w:rPr>
-        <w:t>怎么实现</w:t>
-      </w:r>
-      <w:r>
-        <w:rPr>
-          <w:rFonts w:hint="eastAsia"/>
-        </w:rPr>
-        <w:t>"</w:t>
-      </w:r>
-      <w:r>
-        <w:rPr>
-          <w:rFonts w:hint="eastAsia"/>
-        </w:rPr>
-        <w:t>手绘</w:t>
-      </w:r>
-      <w:r>
-        <w:rPr>
-          <w:rFonts w:hint="eastAsia"/>
-        </w:rPr>
-        <w:t>"</w:t>
-      </w:r>
-      <w:r>
-        <w:rPr>
-          <w:rFonts w:hint="eastAsia"/>
-        </w:rPr>
-        <w:t>质感（如波浪下划线、虚线边框、不规则圆角等），给出可复用的</w:t>
-      </w:r>
-      <w:r>
-        <w:rPr>
-          <w:rFonts w:hint="eastAsia"/>
-        </w:rPr>
-        <w:t xml:space="preserve"> CSS </w:t>
-      </w:r>
-      <w:r>
-        <w:rPr>
-          <w:rFonts w:hint="eastAsia"/>
-        </w:rPr>
-        <w:t>类名建议</w:t>
-      </w:r>
-    </w:p>
-    <w:p>
-      <w:r>
-        <w:rPr>
-          <w:rFonts w:hint="eastAsia"/>
-        </w:rPr>
-        <w:t xml:space="preserve">4. 5 </w:t>
-      </w:r>
-      <w:r>
-        <w:rPr>
-          <w:rFonts w:hint="eastAsia"/>
-        </w:rPr>
-        <w:t>个板块（</w:t>
-      </w:r>
-      <w:r>
-        <w:rPr>
-          <w:rFonts w:hint="eastAsia"/>
-        </w:rPr>
-        <w:t>Hero/About/Skills/Projects/Contact</w:t>
-      </w:r>
-      <w:r>
-        <w:rPr>
-          <w:rFonts w:hint="eastAsia"/>
-        </w:rPr>
-        <w:t>）每个板块的布局示意（用</w:t>
-      </w:r>
-      <w:r>
-        <w:rPr>
-          <w:rFonts w:hint="eastAsia"/>
-        </w:rPr>
-        <w:t xml:space="preserve"> ASCII </w:t>
-      </w:r>
-      <w:r>
-        <w:rPr>
-          <w:rFonts w:hint="eastAsia"/>
-        </w:rPr>
-        <w:t>画出来）</w:t>
-      </w:r>
-    </w:p>
-    <w:p>
-      <w:r>
-        <w:rPr>
-          <w:rFonts w:hint="eastAsia"/>
-        </w:rPr>
-        <w:t xml:space="preserve">5. </w:t>
-      </w:r>
-      <w:r>
-        <w:rPr>
-          <w:rFonts w:hint="eastAsia"/>
-        </w:rPr>
-        <w:t>响应式断点（手机</w:t>
-      </w:r>
-      <w:r>
-        <w:rPr>
-          <w:rFonts w:hint="eastAsia"/>
-        </w:rPr>
-        <w:t>/</w:t>
-      </w:r>
-      <w:r>
-        <w:rPr>
-          <w:rFonts w:hint="eastAsia"/>
-        </w:rPr>
-        <w:t>平板</w:t>
-      </w:r>
-      <w:r>
-        <w:rPr>
-          <w:rFonts w:hint="eastAsia"/>
-        </w:rPr>
-        <w:t>/</w:t>
-      </w:r>
-      <w:r>
-        <w:rPr>
-          <w:rFonts w:hint="eastAsia"/>
-        </w:rPr>
-        <w:t>桌面）</w:t>
-      </w:r>
-    </w:p>
-    <w:p/>
-    <w:p>
-      <w:r>
-        <w:rPr>
-          <w:rFonts w:hint="eastAsia"/>
-        </w:rPr>
-        <w:t>要求：每条建议都给出</w:t>
-      </w:r>
-      <w:r>
-        <w:rPr>
-          <w:rFonts w:hint="eastAsia"/>
-        </w:rPr>
-        <w:t>"</w:t>
-      </w:r>
-      <w:r>
-        <w:rPr>
-          <w:rFonts w:hint="eastAsia"/>
-        </w:rPr>
-        <w:t>为什么这样做</w:t>
-      </w:r>
-      <w:r>
-        <w:rPr>
-          <w:rFonts w:hint="eastAsia"/>
-        </w:rPr>
-        <w:t>"</w:t>
-      </w:r>
-      <w:r>
-        <w:rPr>
-          <w:rFonts w:hint="eastAsia"/>
-        </w:rPr>
-        <w:t>的简短理由。</w:t>
-      </w:r>
-    </w:p>
-    <w:p/>
-    <w:p>
-      <w:r>
-        <w:rPr>
-          <w:rFonts w:hint="eastAsia"/>
-        </w:rPr>
-        <w:t>三、</w:t>
-      </w:r>
-    </w:p>
-    <w:p>
-      <w:r>
-        <w:rPr>
-          <w:rFonts w:hint="eastAsia"/>
-        </w:rPr>
-        <w:t>基于上面确认的《项目设计规范》和我的个人素材（粘贴提示词①整理后的内容），请帮我生成完整的</w:t>
-      </w:r>
-      <w:r>
-        <w:rPr>
-          <w:rFonts w:hint="eastAsia"/>
-        </w:rPr>
-        <w:t xml:space="preserve"> index.html </w:t>
-      </w:r>
-      <w:r>
-        <w:rPr>
-          <w:rFonts w:hint="eastAsia"/>
-        </w:rPr>
-        <w:t>文件。</w:t>
-      </w:r>
-    </w:p>
-    <w:p/>
-    <w:p>
-      <w:r>
-        <w:rPr>
-          <w:rFonts w:hint="eastAsia"/>
-        </w:rPr>
-        <w:t>要求：</w:t>
-      </w:r>
-    </w:p>
-    <w:p>
-      <w:r>
-        <w:rPr>
-          <w:rFonts w:hint="eastAsia"/>
-        </w:rPr>
-        <w:t xml:space="preserve">1. </w:t>
-      </w:r>
-      <w:r>
-        <w:rPr>
-          <w:rFonts w:hint="eastAsia"/>
-        </w:rPr>
-        <w:t>使用语义化标签（</w:t>
-      </w:r>
-      <w:r>
-        <w:rPr>
-          <w:rFonts w:hint="eastAsia"/>
-        </w:rPr>
-        <w:t>header/section/article/footer</w:t>
-      </w:r>
-      <w:r>
-        <w:rPr>
-          <w:rFonts w:hint="eastAsia"/>
-        </w:rPr>
-        <w:t>）</w:t>
-      </w:r>
-    </w:p>
-    <w:p>
-      <w:r>
-        <w:rPr>
-          <w:rFonts w:hint="eastAsia"/>
-        </w:rPr>
-        <w:t xml:space="preserve">2. </w:t>
-      </w:r>
-      <w:r>
-        <w:rPr>
-          <w:rFonts w:hint="eastAsia"/>
-        </w:rPr>
-        <w:t>每个板块加上</w:t>
-      </w:r>
-      <w:r>
-        <w:rPr>
-          <w:rFonts w:hint="eastAsia"/>
-        </w:rPr>
-        <w:t xml:space="preserve"> id </w:t>
-      </w:r>
-      <w:r>
-        <w:rPr>
-          <w:rFonts w:hint="eastAsia"/>
-        </w:rPr>
-        <w:t>锚点便于导航</w:t>
-      </w:r>
-    </w:p>
-    <w:p>
-      <w:r>
-        <w:rPr>
-          <w:rFonts w:hint="eastAsia"/>
-        </w:rPr>
-        <w:t xml:space="preserve">3. </w:t>
-      </w:r>
-      <w:r>
-        <w:rPr>
-          <w:rFonts w:hint="eastAsia"/>
-        </w:rPr>
-        <w:t>顶部导航栏固定（含</w:t>
-      </w:r>
-      <w:r>
-        <w:rPr>
-          <w:rFonts w:hint="eastAsia"/>
-        </w:rPr>
-        <w:t xml:space="preserve"> Logo + 5 </w:t>
-      </w:r>
-      <w:r>
-        <w:rPr>
-          <w:rFonts w:hint="eastAsia"/>
-        </w:rPr>
-        <w:t>个锚点链接</w:t>
-      </w:r>
-      <w:r>
-        <w:rPr>
-          <w:rFonts w:hint="eastAsia"/>
-        </w:rPr>
-        <w:t xml:space="preserve"> + </w:t>
-      </w:r>
-      <w:r>
-        <w:rPr>
-          <w:rFonts w:hint="eastAsia"/>
-        </w:rPr>
-        <w:t>主题切换按钮）</w:t>
-      </w:r>
-    </w:p>
-    <w:p>
-      <w:r>
-        <w:rPr>
-          <w:rFonts w:hint="eastAsia"/>
-        </w:rPr>
-        <w:t xml:space="preserve">4. </w:t>
-      </w:r>
-      <w:r>
-        <w:rPr>
-          <w:rFonts w:hint="eastAsia"/>
-        </w:rPr>
-        <w:t>所有图片先用</w:t>
-      </w:r>
-      <w:r>
-        <w:rPr>
-          <w:rFonts w:hint="eastAsia"/>
-        </w:rPr>
-        <w:t xml:space="preserve"> https://placehold.co </w:t>
-      </w:r>
-      <w:r>
-        <w:rPr>
-          <w:rFonts w:hint="eastAsia"/>
-        </w:rPr>
-        <w:t>占位图（注明尺寸），并写好</w:t>
-      </w:r>
-      <w:r>
-        <w:rPr>
-          <w:rFonts w:hint="eastAsia"/>
-        </w:rPr>
-        <w:t xml:space="preserve"> alt </w:t>
-      </w:r>
-      <w:r>
-        <w:rPr>
-          <w:rFonts w:hint="eastAsia"/>
-        </w:rPr>
-        <w:t>文案</w:t>
-      </w:r>
-    </w:p>
-    <w:p>
-      <w:r>
-        <w:rPr>
-          <w:rFonts w:hint="eastAsia"/>
-        </w:rPr>
-        <w:t xml:space="preserve">5. </w:t>
-      </w:r>
-      <w:r>
-        <w:rPr>
-          <w:rFonts w:hint="eastAsia"/>
-        </w:rPr>
-        <w:t>在文件顶部的注释里，写一段</w:t>
-      </w:r>
-      <w:r>
-        <w:rPr>
-          <w:rFonts w:hint="eastAsia"/>
-        </w:rPr>
-        <w:t xml:space="preserve">"AI </w:t>
-      </w:r>
-      <w:r>
-        <w:rPr>
-          <w:rFonts w:hint="eastAsia"/>
-        </w:rPr>
-        <w:t>协作说明</w:t>
-      </w:r>
-      <w:r>
-        <w:rPr>
-          <w:rFonts w:hint="eastAsia"/>
-        </w:rPr>
-        <w:t>"</w:t>
-      </w:r>
-      <w:r>
-        <w:rPr>
-          <w:rFonts w:hint="eastAsia"/>
-        </w:rPr>
-        <w:t>：本文件由</w:t>
-      </w:r>
-      <w:r>
-        <w:rPr>
-          <w:rFonts w:hint="eastAsia"/>
-        </w:rPr>
-        <w:t xml:space="preserve"> Claude/GPT </w:t>
-      </w:r>
-      <w:r>
-        <w:rPr>
-          <w:rFonts w:hint="eastAsia"/>
-        </w:rPr>
-        <w:t>生成，用途是</w:t>
-      </w:r>
-      <w:r>
-        <w:rPr>
-          <w:rFonts w:hint="eastAsia"/>
-        </w:rPr>
-        <w:t xml:space="preserve"> XX</w:t>
-      </w:r>
-    </w:p>
-    <w:p>
-      <w:r>
-        <w:rPr>
-          <w:rFonts w:hint="eastAsia"/>
-        </w:rPr>
-        <w:t xml:space="preserve">6. </w:t>
-      </w:r>
-      <w:r>
-        <w:rPr>
-          <w:rFonts w:hint="eastAsia"/>
-        </w:rPr>
-        <w:t>引入外部资源（</w:t>
-      </w:r>
-      <w:r>
-        <w:rPr>
-          <w:rFonts w:hint="eastAsia"/>
-        </w:rPr>
-        <w:t>Google Fonts</w:t>
-      </w:r>
-      <w:r>
-        <w:rPr>
-          <w:rFonts w:hint="eastAsia"/>
-        </w:rPr>
-        <w:t>、</w:t>
-      </w:r>
-      <w:r>
-        <w:rPr>
-          <w:rFonts w:hint="eastAsia"/>
-        </w:rPr>
-        <w:t>style.css</w:t>
-      </w:r>
-      <w:r>
-        <w:rPr>
-          <w:rFonts w:hint="eastAsia"/>
-        </w:rPr>
-        <w:t>、</w:t>
-      </w:r>
-      <w:r>
-        <w:rPr>
-          <w:rFonts w:hint="eastAsia"/>
-        </w:rPr>
-        <w:t>main.js</w:t>
-      </w:r>
-      <w:r>
-        <w:rPr>
-          <w:rFonts w:hint="eastAsia"/>
-        </w:rPr>
-        <w:t>）</w:t>
-      </w:r>
-    </w:p>
-    <w:p>
-      <w:r>
-        <w:rPr>
-          <w:rFonts w:hint="eastAsia"/>
-        </w:rPr>
         <w:t xml:space="preserve">7. </w:t>
       </w:r>
       <w:r>
@@ -1611,9 +1669,21 @@
     <w:p/>
     <w:p/>
     <w:p>
-      <w:r>
-        <w:rPr>
-          <w:rFonts w:hint="eastAsia"/>
+      <w:pPr>
+        <w:rPr>
+          <w:b/>
+          <w:bCs/>
+          <w:sz w:val="28"/>
+          <w:szCs w:val="24"/>
+        </w:rPr>
+      </w:pPr>
+      <w:r>
+        <w:rPr>
+          <w:rFonts w:hint="eastAsia"/>
+          <w:b/>
+          <w:bCs/>
+          <w:sz w:val="28"/>
+          <w:szCs w:val="24"/>
         </w:rPr>
         <w:t>四、</w:t>
       </w:r>
@@ -2138,9 +2208,19 @@
     </w:p>
     <w:p/>
     <w:p>
-      <w:r>
-        <w:rPr>
-          <w:rFonts w:hint="eastAsia"/>
+      <w:pPr>
+        <w:rPr>
+          <w:b/>
+          <w:bCs/>
+        </w:rPr>
+      </w:pPr>
+      <w:r>
+        <w:rPr>
+          <w:rFonts w:hint="eastAsia"/>
+          <w:b/>
+          <w:bCs/>
+          <w:sz w:val="28"/>
+          <w:szCs w:val="24"/>
         </w:rPr>
         <w:t>五、</w:t>
       </w:r>
@@ -2592,6 +2672,7 @@
         <w:rPr>
           <w:rFonts w:hint="eastAsia"/>
         </w:rPr>
+        <w:lastRenderedPageBreak/>
         <w:t>要求：</w:t>
       </w:r>
     </w:p>
@@ -2696,9 +2777,21 @@
     <w:p/>
     <w:p/>
     <w:p>
-      <w:r>
-        <w:rPr>
-          <w:rFonts w:hint="eastAsia"/>
+      <w:pPr>
+        <w:rPr>
+          <w:b/>
+          <w:bCs/>
+          <w:sz w:val="28"/>
+          <w:szCs w:val="24"/>
+        </w:rPr>
+      </w:pPr>
+      <w:r>
+        <w:rPr>
+          <w:rFonts w:hint="eastAsia"/>
+          <w:b/>
+          <w:bCs/>
+          <w:sz w:val="28"/>
+          <w:szCs w:val="24"/>
         </w:rPr>
         <w:t>六、</w:t>
       </w:r>
@@ -3035,411 +3128,6 @@
           <w:rFonts w:hint="eastAsia"/>
         </w:rPr>
         <w:t>简短说明，关键命令用代码块包裹，让我直接复制。</w:t>
-      </w:r>
-    </w:p>
-    <w:p/>
-    <w:p>
-      <w:r>
-        <w:rPr>
-          <w:rFonts w:hint="eastAsia"/>
-        </w:rPr>
-        <w:t>七、</w:t>
-      </w:r>
-    </w:p>
-    <w:p>
-      <w:r>
-        <w:rPr>
-          <w:rFonts w:hint="eastAsia"/>
-        </w:rPr>
-        <w:t>请帮我撰写本次作业的提交文档（</w:t>
-      </w:r>
-      <w:r>
-        <w:rPr>
-          <w:rFonts w:hint="eastAsia"/>
-        </w:rPr>
-        <w:t xml:space="preserve">Markdown </w:t>
-      </w:r>
-      <w:r>
-        <w:rPr>
-          <w:rFonts w:hint="eastAsia"/>
-        </w:rPr>
-        <w:t>格式），用于附在网站链接旁边交给老师。</w:t>
-      </w:r>
-    </w:p>
-    <w:p/>
-    <w:p>
-      <w:r>
-        <w:rPr>
-          <w:rFonts w:hint="eastAsia"/>
-        </w:rPr>
-        <w:t>文档需要包含以下章节：</w:t>
-      </w:r>
-    </w:p>
-    <w:p>
-      <w:r>
-        <w:rPr>
-          <w:rFonts w:hint="eastAsia"/>
-        </w:rPr>
-        <w:t xml:space="preserve">1. </w:t>
-      </w:r>
-      <w:r>
-        <w:rPr>
-          <w:rFonts w:hint="eastAsia"/>
-        </w:rPr>
-        <w:t>项目简介（一段话讲清楚做了什么、为什么做）</w:t>
-      </w:r>
-    </w:p>
-    <w:p>
-      <w:r>
-        <w:rPr>
-          <w:rFonts w:hint="eastAsia"/>
-        </w:rPr>
-        <w:t xml:space="preserve">2. </w:t>
-      </w:r>
-      <w:r>
-        <w:rPr>
-          <w:rFonts w:hint="eastAsia"/>
-        </w:rPr>
-        <w:t>在线访问链接（占位</w:t>
-      </w:r>
-      <w:r>
-        <w:rPr>
-          <w:rFonts w:hint="eastAsia"/>
-        </w:rPr>
-        <w:t xml:space="preserve"> [your-vercel-url]</w:t>
-      </w:r>
-      <w:r>
-        <w:rPr>
-          <w:rFonts w:hint="eastAsia"/>
-        </w:rPr>
-        <w:t>）</w:t>
-      </w:r>
-    </w:p>
-    <w:p>
-      <w:r>
-        <w:rPr>
-          <w:rFonts w:hint="eastAsia"/>
-        </w:rPr>
-        <w:t xml:space="preserve">3. </w:t>
-      </w:r>
-      <w:r>
-        <w:rPr>
-          <w:rFonts w:hint="eastAsia"/>
-        </w:rPr>
-        <w:t>技术栈与文件结构</w:t>
-      </w:r>
-    </w:p>
-    <w:p>
-      <w:r>
-        <w:rPr>
-          <w:rFonts w:hint="eastAsia"/>
-        </w:rPr>
-        <w:t xml:space="preserve">4. </w:t>
-      </w:r>
-      <w:r>
-        <w:rPr>
-          <w:rFonts w:hint="eastAsia"/>
-        </w:rPr>
-        <w:t>五大板块功能说明（配上你能想象到的截图位置标注）</w:t>
-      </w:r>
-    </w:p>
-    <w:p>
-      <w:r>
-        <w:rPr>
-          <w:rFonts w:hint="eastAsia"/>
-        </w:rPr>
-        <w:t xml:space="preserve">5. </w:t>
-      </w:r>
-      <w:r>
-        <w:rPr>
-          <w:rFonts w:hint="eastAsia"/>
-        </w:rPr>
-        <w:t>三个特色交互的实现思路（主题切换</w:t>
-      </w:r>
-      <w:r>
-        <w:rPr>
-          <w:rFonts w:hint="eastAsia"/>
-        </w:rPr>
-        <w:t xml:space="preserve"> / </w:t>
-      </w:r>
-      <w:r>
-        <w:rPr>
-          <w:rFonts w:hint="eastAsia"/>
-        </w:rPr>
-        <w:t>滚动动画</w:t>
-      </w:r>
-      <w:r>
-        <w:rPr>
-          <w:rFonts w:hint="eastAsia"/>
-        </w:rPr>
-        <w:t xml:space="preserve"> / AI </w:t>
-      </w:r>
-      <w:r>
-        <w:rPr>
-          <w:rFonts w:hint="eastAsia"/>
-        </w:rPr>
-        <w:t>彩蛋）</w:t>
-      </w:r>
-    </w:p>
-    <w:p>
-      <w:r>
-        <w:rPr>
-          <w:rFonts w:hint="eastAsia"/>
-        </w:rPr>
-        <w:t xml:space="preserve">6. AI </w:t>
-      </w:r>
-      <w:r>
-        <w:rPr>
-          <w:rFonts w:hint="eastAsia"/>
-        </w:rPr>
-        <w:t>协作流程复盘：</w:t>
-      </w:r>
-    </w:p>
-    <w:p>
-      <w:r>
-        <w:rPr>
-          <w:rFonts w:hint="eastAsia"/>
-        </w:rPr>
-        <w:t xml:space="preserve">   - </w:t>
-      </w:r>
-      <w:r>
-        <w:rPr>
-          <w:rFonts w:hint="eastAsia"/>
-        </w:rPr>
-        <w:t>我用了哪些</w:t>
-      </w:r>
-      <w:r>
-        <w:rPr>
-          <w:rFonts w:hint="eastAsia"/>
-        </w:rPr>
-        <w:t xml:space="preserve"> AI </w:t>
-      </w:r>
-      <w:r>
-        <w:rPr>
-          <w:rFonts w:hint="eastAsia"/>
-        </w:rPr>
-        <w:t>工具（</w:t>
-      </w:r>
-      <w:r>
-        <w:rPr>
-          <w:rFonts w:hint="eastAsia"/>
-        </w:rPr>
-        <w:t>Cursor + Claude/GPT</w:t>
-      </w:r>
-      <w:r>
-        <w:rPr>
-          <w:rFonts w:hint="eastAsia"/>
-        </w:rPr>
-        <w:t>）</w:t>
-      </w:r>
-    </w:p>
-    <w:p>
-      <w:r>
-        <w:rPr>
-          <w:rFonts w:hint="eastAsia"/>
-        </w:rPr>
-        <w:t xml:space="preserve">   - </w:t>
-      </w:r>
-      <w:r>
-        <w:rPr>
-          <w:rFonts w:hint="eastAsia"/>
-        </w:rPr>
-        <w:t>我的</w:t>
-      </w:r>
-      <w:r>
-        <w:rPr>
-          <w:rFonts w:hint="eastAsia"/>
-        </w:rPr>
-        <w:t>"</w:t>
-      </w:r>
-      <w:r>
-        <w:rPr>
-          <w:rFonts w:hint="eastAsia"/>
-        </w:rPr>
-        <w:t>提示词工程</w:t>
-      </w:r>
-      <w:r>
-        <w:rPr>
-          <w:rFonts w:hint="eastAsia"/>
-        </w:rPr>
-        <w:t>"</w:t>
-      </w:r>
-      <w:r>
-        <w:rPr>
-          <w:rFonts w:hint="eastAsia"/>
-        </w:rPr>
-        <w:t>心得（</w:t>
-      </w:r>
-      <w:r>
-        <w:rPr>
-          <w:rFonts w:hint="eastAsia"/>
-        </w:rPr>
-        <w:t xml:space="preserve">4-5 </w:t>
-      </w:r>
-      <w:r>
-        <w:rPr>
-          <w:rFonts w:hint="eastAsia"/>
-        </w:rPr>
-        <w:t>条总结，比如</w:t>
-      </w:r>
-      <w:r>
-        <w:rPr>
-          <w:rFonts w:hint="eastAsia"/>
-        </w:rPr>
-        <w:t>"</w:t>
-      </w:r>
-      <w:r>
-        <w:rPr>
-          <w:rFonts w:hint="eastAsia"/>
-        </w:rPr>
-        <w:t>角色设定</w:t>
-      </w:r>
-      <w:r>
-        <w:rPr>
-          <w:rFonts w:hint="eastAsia"/>
-        </w:rPr>
-        <w:t>"</w:t>
-      </w:r>
-      <w:r>
-        <w:rPr>
-          <w:rFonts w:hint="eastAsia"/>
-        </w:rPr>
-        <w:t>、</w:t>
-      </w:r>
-      <w:r>
-        <w:rPr>
-          <w:rFonts w:hint="eastAsia"/>
-        </w:rPr>
-        <w:t>"</w:t>
-      </w:r>
-      <w:r>
-        <w:rPr>
-          <w:rFonts w:hint="eastAsia"/>
-        </w:rPr>
-        <w:t>分步拆解</w:t>
-      </w:r>
-      <w:r>
-        <w:rPr>
-          <w:rFonts w:hint="eastAsia"/>
-        </w:rPr>
-        <w:t>"</w:t>
-      </w:r>
-      <w:r>
-        <w:rPr>
-          <w:rFonts w:hint="eastAsia"/>
-        </w:rPr>
-        <w:t>、</w:t>
-      </w:r>
-      <w:r>
-        <w:rPr>
-          <w:rFonts w:hint="eastAsia"/>
-        </w:rPr>
-        <w:t>"</w:t>
-      </w:r>
-      <w:r>
-        <w:rPr>
-          <w:rFonts w:hint="eastAsia"/>
-        </w:rPr>
-        <w:t>输出格式约束</w:t>
-      </w:r>
-      <w:r>
-        <w:rPr>
-          <w:rFonts w:hint="eastAsia"/>
-        </w:rPr>
-        <w:t>"</w:t>
-      </w:r>
-      <w:r>
-        <w:rPr>
-          <w:rFonts w:hint="eastAsia"/>
-        </w:rPr>
-        <w:t>等）</w:t>
-      </w:r>
-    </w:p>
-    <w:p>
-      <w:r>
-        <w:rPr>
-          <w:rFonts w:hint="eastAsia"/>
-        </w:rPr>
-        <w:t xml:space="preserve">   - </w:t>
-      </w:r>
-      <w:r>
-        <w:rPr>
-          <w:rFonts w:hint="eastAsia"/>
-        </w:rPr>
-        <w:t>列出</w:t>
-      </w:r>
-      <w:r>
-        <w:rPr>
-          <w:rFonts w:hint="eastAsia"/>
-        </w:rPr>
-        <w:t xml:space="preserve"> 7 </w:t>
-      </w:r>
-      <w:r>
-        <w:rPr>
-          <w:rFonts w:hint="eastAsia"/>
-        </w:rPr>
-        <w:t>个关键提示词的用途（不用展开，一句话一个）</w:t>
-      </w:r>
-    </w:p>
-    <w:p>
-      <w:r>
-        <w:rPr>
-          <w:rFonts w:hint="eastAsia"/>
-        </w:rPr>
-        <w:t xml:space="preserve">7. </w:t>
-      </w:r>
-      <w:r>
-        <w:rPr>
-          <w:rFonts w:hint="eastAsia"/>
-        </w:rPr>
-        <w:t>遇到的问题与解决方案（至少</w:t>
-      </w:r>
-      <w:r>
-        <w:rPr>
-          <w:rFonts w:hint="eastAsia"/>
-        </w:rPr>
-        <w:t xml:space="preserve"> 3 </w:t>
-      </w:r>
-      <w:r>
-        <w:rPr>
-          <w:rFonts w:hint="eastAsia"/>
-        </w:rPr>
-        <w:t>个真实问题）</w:t>
-      </w:r>
-    </w:p>
-    <w:p>
-      <w:r>
-        <w:rPr>
-          <w:rFonts w:hint="eastAsia"/>
-        </w:rPr>
-        <w:t xml:space="preserve">8. </w:t>
-      </w:r>
-      <w:r>
-        <w:rPr>
-          <w:rFonts w:hint="eastAsia"/>
-        </w:rPr>
-        <w:t>反思与改进方向</w:t>
-      </w:r>
-    </w:p>
-    <w:p/>
-    <w:p>
-      <w:r>
-        <w:rPr>
-          <w:rFonts w:hint="eastAsia"/>
-        </w:rPr>
-        <w:t>语气：真诚、有学习心得，避免空话套话。字数</w:t>
-      </w:r>
-      <w:r>
-        <w:rPr>
-          <w:rFonts w:hint="eastAsia"/>
-        </w:rPr>
-        <w:t xml:space="preserve"> 1500 </w:t>
-      </w:r>
-      <w:r>
-        <w:rPr>
-          <w:rFonts w:hint="eastAsia"/>
-        </w:rPr>
-        <w:t>字左右。</w:t>
       </w:r>
     </w:p>
     <w:p/>
@@ -3471,7 +3159,6 @@
         <w:rPr>
           <w:noProof/>
         </w:rPr>
-        <w:lastRenderedPageBreak/>
         <w:drawing>
           <wp:inline distT="0" distB="0" distL="0" distR="0" wp14:anchorId="4EE8B220" wp14:editId="73D9DB7F">
             <wp:extent cx="5274310" cy="2566035"/>
@@ -3696,6 +3383,7 @@
           <w:iCs w:val="0"/>
           <w:noProof/>
         </w:rPr>
+        <w:lastRenderedPageBreak/>
         <w:drawing>
           <wp:inline distT="0" distB="0" distL="0" distR="0" wp14:anchorId="7CCAAE67" wp14:editId="7F37CDB8">
             <wp:extent cx="5274310" cy="1717675"/>
@@ -3963,7 +3651,6 @@
           <w:sz w:val="22"/>
           <w:szCs w:val="21"/>
         </w:rPr>
-        <w:lastRenderedPageBreak/>
         <w:drawing>
           <wp:inline distT="0" distB="0" distL="0" distR="0" wp14:anchorId="4F22A1CD" wp14:editId="1BC457C2">
             <wp:extent cx="5274310" cy="2378710"/>
@@ -4071,6 +3758,7 @@
           <w:sz w:val="22"/>
           <w:szCs w:val="21"/>
         </w:rPr>
+        <w:lastRenderedPageBreak/>
         <w:drawing>
           <wp:inline distT="0" distB="0" distL="0" distR="0" wp14:anchorId="1CD2AA39" wp14:editId="338BD972">
             <wp:extent cx="5274310" cy="1941195"/>
@@ -4248,9 +3936,24 @@
       </w:r>
     </w:p>
     <w:p>
-      <w:r>
-        <w:rPr>
-          <w:rFonts w:hint="eastAsia"/>
+      <w:pPr>
+        <w:rPr>
+          <w:rFonts w:hint="eastAsia"/>
+        </w:rPr>
+      </w:pPr>
+    </w:p>
+    <w:p>
+      <w:pPr>
+        <w:rPr>
+          <w:b/>
+          <w:bCs/>
+        </w:rPr>
+      </w:pPr>
+      <w:r>
+        <w:rPr>
+          <w:rFonts w:hint="eastAsia"/>
+          <w:b/>
+          <w:bCs/>
         </w:rPr>
         <w:t>技术栈：</w:t>
       </w:r>
@@ -4637,15 +4340,586 @@
     </w:p>
     <w:p>
       <w:pPr>
-        <w:widowControl/>
+        <w:rPr>
+          <w:rFonts w:hint="eastAsia"/>
+        </w:rPr>
+      </w:pPr>
+    </w:p>
+    <w:p>
+      <w:pPr>
+        <w:rPr>
+          <w:b/>
+          <w:bCs/>
+        </w:rPr>
+      </w:pPr>
+      <w:r>
+        <w:rPr>
+          <w:rFonts w:hint="eastAsia"/>
+          <w:b/>
+          <w:bCs/>
+        </w:rPr>
+        <w:t>亮点：</w:t>
+      </w:r>
+    </w:p>
+    <w:p>
+      <w:pPr>
+        <w:pStyle w:val="py-1"/>
+        <w:numPr>
+          <w:ilvl w:val="0"/>
+          <w:numId w:val="2"/>
+        </w:numPr>
         <w:shd w:val="clear" w:color="auto" w:fill="FFFFFF"/>
-        <w:jc w:val="left"/>
-        <w:rPr>
-          <w:rFonts w:ascii="Consolas" w:hAnsi="Consolas" w:cs="宋体"/>
-          <w:color w:val="000000"/>
-          <w:kern w:val="0"/>
-          <w:sz w:val="18"/>
-          <w:szCs w:val="18"/>
+        <w:rPr>
+          <w:rFonts w:ascii="Segoe UI" w:hAnsi="Segoe UI" w:cs="Segoe UI"/>
+          <w:color w:val="000000"/>
+          <w:sz w:val="20"/>
+          <w:szCs w:val="20"/>
+        </w:rPr>
+      </w:pPr>
+      <w:r>
+        <w:rPr>
+          <w:rStyle w:val="font-semibold"/>
+          <w:rFonts w:ascii="Segoe UI Emoji" w:hAnsi="Segoe UI Emoji" w:cs="Segoe UI Emoji"/>
+          <w:b/>
+          <w:bCs/>
+          <w:color w:val="000000"/>
+          <w:sz w:val="20"/>
+          <w:szCs w:val="20"/>
+        </w:rPr>
+        <w:t>🎨</w:t>
+      </w:r>
+      <w:r>
+        <w:rPr>
+          <w:rStyle w:val="font-semibold"/>
+          <w:rFonts w:ascii="Segoe UI" w:hAnsi="Segoe UI" w:cs="Segoe UI"/>
+          <w:b/>
+          <w:bCs/>
+          <w:color w:val="000000"/>
+          <w:sz w:val="20"/>
+          <w:szCs w:val="20"/>
+        </w:rPr>
+        <w:t xml:space="preserve"> </w:t>
+      </w:r>
+      <w:r>
+        <w:rPr>
+          <w:rStyle w:val="font-semibold"/>
+          <w:rFonts w:ascii="Segoe UI" w:hAnsi="Segoe UI" w:cs="Segoe UI"/>
+          <w:b/>
+          <w:bCs/>
+          <w:color w:val="000000"/>
+          <w:sz w:val="20"/>
+          <w:szCs w:val="20"/>
+        </w:rPr>
+        <w:t>全套手绘视觉语言</w:t>
+      </w:r>
+      <w:r>
+        <w:rPr>
+          <w:rFonts w:ascii="Segoe UI" w:hAnsi="Segoe UI" w:cs="Segoe UI"/>
+          <w:color w:val="000000"/>
+          <w:sz w:val="20"/>
+          <w:szCs w:val="20"/>
+        </w:rPr>
+        <w:t xml:space="preserve"> — SVG </w:t>
+      </w:r>
+      <w:r>
+        <w:rPr>
+          <w:rFonts w:ascii="Segoe UI" w:hAnsi="Segoe UI" w:cs="Segoe UI"/>
+          <w:color w:val="000000"/>
+          <w:sz w:val="20"/>
+          <w:szCs w:val="20"/>
+        </w:rPr>
+        <w:t>波浪线、不规则圆角、贴纸感按钮、马克笔高亮、微倾斜卡片</w:t>
+      </w:r>
+    </w:p>
+    <w:p>
+      <w:pPr>
+        <w:pStyle w:val="py-1"/>
+        <w:numPr>
+          <w:ilvl w:val="0"/>
+          <w:numId w:val="2"/>
+        </w:numPr>
+        <w:shd w:val="clear" w:color="auto" w:fill="FFFFFF"/>
+        <w:rPr>
+          <w:rFonts w:ascii="Segoe UI" w:hAnsi="Segoe UI" w:cs="Segoe UI"/>
+          <w:color w:val="000000"/>
+          <w:sz w:val="20"/>
+          <w:szCs w:val="20"/>
+        </w:rPr>
+      </w:pPr>
+      <w:r>
+        <w:rPr>
+          <w:rStyle w:val="font-semibold"/>
+          <w:rFonts w:ascii="Segoe UI Emoji" w:hAnsi="Segoe UI Emoji" w:cs="Segoe UI Emoji"/>
+          <w:b/>
+          <w:bCs/>
+          <w:color w:val="000000"/>
+          <w:sz w:val="20"/>
+          <w:szCs w:val="20"/>
+        </w:rPr>
+        <w:t>🌗</w:t>
+      </w:r>
+      <w:r>
+        <w:rPr>
+          <w:rStyle w:val="font-semibold"/>
+          <w:rFonts w:ascii="Segoe UI" w:hAnsi="Segoe UI" w:cs="Segoe UI"/>
+          <w:b/>
+          <w:bCs/>
+          <w:color w:val="000000"/>
+          <w:sz w:val="20"/>
+          <w:szCs w:val="20"/>
+        </w:rPr>
+        <w:t xml:space="preserve"> </w:t>
+      </w:r>
+      <w:r>
+        <w:rPr>
+          <w:rStyle w:val="font-semibold"/>
+          <w:rFonts w:ascii="Segoe UI" w:hAnsi="Segoe UI" w:cs="Segoe UI"/>
+          <w:b/>
+          <w:bCs/>
+          <w:color w:val="000000"/>
+          <w:sz w:val="20"/>
+          <w:szCs w:val="20"/>
+        </w:rPr>
+        <w:t>智能双主题</w:t>
+      </w:r>
+      <w:r>
+        <w:rPr>
+          <w:rFonts w:ascii="Segoe UI" w:hAnsi="Segoe UI" w:cs="Segoe UI"/>
+          <w:color w:val="000000"/>
+          <w:sz w:val="20"/>
+          <w:szCs w:val="20"/>
+        </w:rPr>
+        <w:t xml:space="preserve"> — </w:t>
+      </w:r>
+      <w:r>
+        <w:rPr>
+          <w:rFonts w:ascii="Segoe UI" w:hAnsi="Segoe UI" w:cs="Segoe UI"/>
+          <w:color w:val="000000"/>
+          <w:sz w:val="20"/>
+          <w:szCs w:val="20"/>
+        </w:rPr>
+        <w:t>自动跟随系统</w:t>
+      </w:r>
+      <w:r>
+        <w:rPr>
+          <w:rFonts w:ascii="Segoe UI" w:hAnsi="Segoe UI" w:cs="Segoe UI"/>
+          <w:color w:val="000000"/>
+          <w:sz w:val="20"/>
+          <w:szCs w:val="20"/>
+        </w:rPr>
+        <w:t xml:space="preserve"> / </w:t>
+      </w:r>
+      <w:r>
+        <w:rPr>
+          <w:rFonts w:ascii="Segoe UI" w:hAnsi="Segoe UI" w:cs="Segoe UI"/>
+          <w:color w:val="000000"/>
+          <w:sz w:val="20"/>
+          <w:szCs w:val="20"/>
+        </w:rPr>
+        <w:t>手动切换</w:t>
+      </w:r>
+      <w:r>
+        <w:rPr>
+          <w:rFonts w:ascii="Segoe UI" w:hAnsi="Segoe UI" w:cs="Segoe UI"/>
+          <w:color w:val="000000"/>
+          <w:sz w:val="20"/>
+          <w:szCs w:val="20"/>
+        </w:rPr>
+        <w:t xml:space="preserve"> / localStorage </w:t>
+      </w:r>
+      <w:r>
+        <w:rPr>
+          <w:rFonts w:ascii="Segoe UI" w:hAnsi="Segoe UI" w:cs="Segoe UI"/>
+          <w:color w:val="000000"/>
+          <w:sz w:val="20"/>
+          <w:szCs w:val="20"/>
+        </w:rPr>
+        <w:t>持久化</w:t>
+      </w:r>
+      <w:r>
+        <w:rPr>
+          <w:rFonts w:ascii="Segoe UI" w:hAnsi="Segoe UI" w:cs="Segoe UI"/>
+          <w:color w:val="000000"/>
+          <w:sz w:val="20"/>
+          <w:szCs w:val="20"/>
+        </w:rPr>
+        <w:t xml:space="preserve"> / </w:t>
+      </w:r>
+      <w:r>
+        <w:rPr>
+          <w:rFonts w:ascii="Segoe UI" w:hAnsi="Segoe UI" w:cs="Segoe UI"/>
+          <w:color w:val="000000"/>
+          <w:sz w:val="20"/>
+          <w:szCs w:val="20"/>
+        </w:rPr>
+        <w:t>同步状态栏颜色</w:t>
+      </w:r>
+    </w:p>
+    <w:p>
+      <w:pPr>
+        <w:pStyle w:val="py-1"/>
+        <w:numPr>
+          <w:ilvl w:val="0"/>
+          <w:numId w:val="2"/>
+        </w:numPr>
+        <w:shd w:val="clear" w:color="auto" w:fill="FFFFFF"/>
+        <w:rPr>
+          <w:rFonts w:ascii="Segoe UI" w:hAnsi="Segoe UI" w:cs="Segoe UI"/>
+          <w:color w:val="000000"/>
+          <w:sz w:val="20"/>
+          <w:szCs w:val="20"/>
+        </w:rPr>
+      </w:pPr>
+      <w:r>
+        <w:rPr>
+          <w:rStyle w:val="font-semibold"/>
+          <w:rFonts w:ascii="Segoe UI Emoji" w:hAnsi="Segoe UI Emoji" w:cs="Segoe UI Emoji"/>
+          <w:b/>
+          <w:bCs/>
+          <w:color w:val="000000"/>
+          <w:sz w:val="20"/>
+          <w:szCs w:val="20"/>
+        </w:rPr>
+        <w:t>📱</w:t>
+      </w:r>
+      <w:r>
+        <w:rPr>
+          <w:rStyle w:val="font-semibold"/>
+          <w:rFonts w:ascii="Segoe UI" w:hAnsi="Segoe UI" w:cs="Segoe UI"/>
+          <w:b/>
+          <w:bCs/>
+          <w:color w:val="000000"/>
+          <w:sz w:val="20"/>
+          <w:szCs w:val="20"/>
+        </w:rPr>
+        <w:t xml:space="preserve"> </w:t>
+      </w:r>
+      <w:r>
+        <w:rPr>
+          <w:rStyle w:val="font-semibold"/>
+          <w:rFonts w:ascii="Segoe UI" w:hAnsi="Segoe UI" w:cs="Segoe UI"/>
+          <w:b/>
+          <w:bCs/>
+          <w:color w:val="000000"/>
+          <w:sz w:val="20"/>
+          <w:szCs w:val="20"/>
+        </w:rPr>
+        <w:t>完整响应式</w:t>
+      </w:r>
+      <w:r>
+        <w:rPr>
+          <w:rFonts w:ascii="Segoe UI" w:hAnsi="Segoe UI" w:cs="Segoe UI"/>
+          <w:color w:val="000000"/>
+          <w:sz w:val="20"/>
+          <w:szCs w:val="20"/>
+        </w:rPr>
+        <w:t xml:space="preserve"> — Mobile First · 4 </w:t>
+      </w:r>
+      <w:r>
+        <w:rPr>
+          <w:rFonts w:ascii="Segoe UI" w:hAnsi="Segoe UI" w:cs="Segoe UI"/>
+          <w:color w:val="000000"/>
+          <w:sz w:val="20"/>
+          <w:szCs w:val="20"/>
+        </w:rPr>
+        <w:t>档断点（手机</w:t>
+      </w:r>
+      <w:r>
+        <w:rPr>
+          <w:rFonts w:ascii="Segoe UI" w:hAnsi="Segoe UI" w:cs="Segoe UI"/>
+          <w:color w:val="000000"/>
+          <w:sz w:val="20"/>
+          <w:szCs w:val="20"/>
+        </w:rPr>
+        <w:t xml:space="preserve"> / </w:t>
+      </w:r>
+      <w:r>
+        <w:rPr>
+          <w:rFonts w:ascii="Segoe UI" w:hAnsi="Segoe UI" w:cs="Segoe UI"/>
+          <w:color w:val="000000"/>
+          <w:sz w:val="20"/>
+          <w:szCs w:val="20"/>
+        </w:rPr>
+        <w:t>平板</w:t>
+      </w:r>
+      <w:r>
+        <w:rPr>
+          <w:rFonts w:ascii="Segoe UI" w:hAnsi="Segoe UI" w:cs="Segoe UI"/>
+          <w:color w:val="000000"/>
+          <w:sz w:val="20"/>
+          <w:szCs w:val="20"/>
+        </w:rPr>
+        <w:t xml:space="preserve"> / </w:t>
+      </w:r>
+      <w:r>
+        <w:rPr>
+          <w:rFonts w:ascii="Segoe UI" w:hAnsi="Segoe UI" w:cs="Segoe UI"/>
+          <w:color w:val="000000"/>
+          <w:sz w:val="20"/>
+          <w:szCs w:val="20"/>
+        </w:rPr>
+        <w:t>桌面</w:t>
+      </w:r>
+      <w:r>
+        <w:rPr>
+          <w:rFonts w:ascii="Segoe UI" w:hAnsi="Segoe UI" w:cs="Segoe UI"/>
+          <w:color w:val="000000"/>
+          <w:sz w:val="20"/>
+          <w:szCs w:val="20"/>
+        </w:rPr>
+        <w:t xml:space="preserve"> / </w:t>
+      </w:r>
+      <w:r>
+        <w:rPr>
+          <w:rFonts w:ascii="Segoe UI" w:hAnsi="Segoe UI" w:cs="Segoe UI"/>
+          <w:color w:val="000000"/>
+          <w:sz w:val="20"/>
+          <w:szCs w:val="20"/>
+        </w:rPr>
+        <w:t>大屏）</w:t>
+      </w:r>
+      <w:r>
+        <w:rPr>
+          <w:rFonts w:ascii="Segoe UI" w:hAnsi="Segoe UI" w:cs="Segoe UI"/>
+          <w:color w:val="000000"/>
+          <w:sz w:val="20"/>
+          <w:szCs w:val="20"/>
+        </w:rPr>
+        <w:t xml:space="preserve">+ </w:t>
+      </w:r>
+      <w:r>
+        <w:rPr>
+          <w:rFonts w:ascii="Segoe UI" w:hAnsi="Segoe UI" w:cs="Segoe UI"/>
+          <w:color w:val="000000"/>
+          <w:sz w:val="20"/>
+          <w:szCs w:val="20"/>
+        </w:rPr>
+        <w:t>抽屉式导航</w:t>
+      </w:r>
+    </w:p>
+    <w:p>
+      <w:pPr>
+        <w:pStyle w:val="py-1"/>
+        <w:numPr>
+          <w:ilvl w:val="0"/>
+          <w:numId w:val="2"/>
+        </w:numPr>
+        <w:shd w:val="clear" w:color="auto" w:fill="FFFFFF"/>
+        <w:rPr>
+          <w:rFonts w:ascii="Segoe UI" w:hAnsi="Segoe UI" w:cs="Segoe UI"/>
+          <w:color w:val="000000"/>
+          <w:sz w:val="20"/>
+          <w:szCs w:val="20"/>
+        </w:rPr>
+      </w:pPr>
+      <w:r>
+        <w:rPr>
+          <w:rStyle w:val="font-semibold"/>
+          <w:rFonts w:ascii="Segoe UI Emoji" w:hAnsi="Segoe UI Emoji" w:cs="Segoe UI Emoji"/>
+          <w:b/>
+          <w:bCs/>
+          <w:color w:val="000000"/>
+          <w:sz w:val="20"/>
+          <w:szCs w:val="20"/>
+        </w:rPr>
+        <w:t>✨</w:t>
+      </w:r>
+      <w:r>
+        <w:rPr>
+          <w:rStyle w:val="font-semibold"/>
+          <w:rFonts w:ascii="Segoe UI" w:hAnsi="Segoe UI" w:cs="Segoe UI"/>
+          <w:b/>
+          <w:bCs/>
+          <w:color w:val="000000"/>
+          <w:sz w:val="20"/>
+          <w:szCs w:val="20"/>
+        </w:rPr>
+        <w:t xml:space="preserve"> </w:t>
+      </w:r>
+      <w:r>
+        <w:rPr>
+          <w:rStyle w:val="font-semibold"/>
+          <w:rFonts w:ascii="Segoe UI" w:hAnsi="Segoe UI" w:cs="Segoe UI"/>
+          <w:b/>
+          <w:bCs/>
+          <w:color w:val="000000"/>
+          <w:sz w:val="20"/>
+          <w:szCs w:val="20"/>
+        </w:rPr>
+        <w:t>温柔的滚动动画</w:t>
+      </w:r>
+      <w:r>
+        <w:rPr>
+          <w:rFonts w:ascii="Segoe UI" w:hAnsi="Segoe UI" w:cs="Segoe UI"/>
+          <w:color w:val="000000"/>
+          <w:sz w:val="20"/>
+          <w:szCs w:val="20"/>
+        </w:rPr>
+        <w:t xml:space="preserve"> — IntersectionObserver </w:t>
+      </w:r>
+      <w:r>
+        <w:rPr>
+          <w:rFonts w:ascii="Segoe UI" w:hAnsi="Segoe UI" w:cs="Segoe UI"/>
+          <w:color w:val="000000"/>
+          <w:sz w:val="20"/>
+          <w:szCs w:val="20"/>
+        </w:rPr>
+        <w:t>触发卡片渐入</w:t>
+      </w:r>
+      <w:r>
+        <w:rPr>
+          <w:rFonts w:ascii="Segoe UI" w:hAnsi="Segoe UI" w:cs="Segoe UI"/>
+          <w:color w:val="000000"/>
+          <w:sz w:val="20"/>
+          <w:szCs w:val="20"/>
+        </w:rPr>
+        <w:t xml:space="preserve"> + </w:t>
+      </w:r>
+      <w:r>
+        <w:rPr>
+          <w:rFonts w:ascii="Segoe UI" w:hAnsi="Segoe UI" w:cs="Segoe UI"/>
+          <w:color w:val="000000"/>
+          <w:sz w:val="20"/>
+          <w:szCs w:val="20"/>
+        </w:rPr>
+        <w:t>错位瀑布效果</w:t>
+      </w:r>
+    </w:p>
+    <w:p>
+      <w:pPr>
+        <w:pStyle w:val="py-1"/>
+        <w:numPr>
+          <w:ilvl w:val="0"/>
+          <w:numId w:val="2"/>
+        </w:numPr>
+        <w:shd w:val="clear" w:color="auto" w:fill="FFFFFF"/>
+        <w:rPr>
+          <w:rFonts w:ascii="Segoe UI" w:hAnsi="Segoe UI" w:cs="Segoe UI"/>
+          <w:color w:val="000000"/>
+          <w:sz w:val="20"/>
+          <w:szCs w:val="20"/>
+        </w:rPr>
+      </w:pPr>
+      <w:r>
+        <w:rPr>
+          <w:rStyle w:val="font-semibold"/>
+          <w:rFonts w:ascii="Segoe UI Emoji" w:hAnsi="Segoe UI Emoji" w:cs="Segoe UI Emoji"/>
+          <w:b/>
+          <w:bCs/>
+          <w:color w:val="000000"/>
+          <w:sz w:val="20"/>
+          <w:szCs w:val="20"/>
+        </w:rPr>
+        <w:t>🎁</w:t>
+      </w:r>
+      <w:r>
+        <w:rPr>
+          <w:rStyle w:val="font-semibold"/>
+          <w:rFonts w:ascii="Segoe UI" w:hAnsi="Segoe UI" w:cs="Segoe UI"/>
+          <w:b/>
+          <w:bCs/>
+          <w:color w:val="000000"/>
+          <w:sz w:val="20"/>
+          <w:szCs w:val="20"/>
+        </w:rPr>
+        <w:t xml:space="preserve"> </w:t>
+      </w:r>
+      <w:r>
+        <w:rPr>
+          <w:rStyle w:val="font-semibold"/>
+          <w:rFonts w:ascii="Segoe UI" w:hAnsi="Segoe UI" w:cs="Segoe UI"/>
+          <w:b/>
+          <w:bCs/>
+          <w:color w:val="000000"/>
+          <w:sz w:val="20"/>
+          <w:szCs w:val="20"/>
+        </w:rPr>
+        <w:t>三层彩蛋</w:t>
+      </w:r>
+      <w:r>
+        <w:rPr>
+          <w:rFonts w:ascii="Segoe UI" w:hAnsi="Segoe UI" w:cs="Segoe UI"/>
+          <w:color w:val="000000"/>
+          <w:sz w:val="20"/>
+          <w:szCs w:val="20"/>
+        </w:rPr>
+        <w:t xml:space="preserve"> — 30 </w:t>
+      </w:r>
+      <w:r>
+        <w:rPr>
+          <w:rFonts w:ascii="Segoe UI" w:hAnsi="Segoe UI" w:cs="Segoe UI"/>
+          <w:color w:val="000000"/>
+          <w:sz w:val="20"/>
+          <w:szCs w:val="20"/>
+        </w:rPr>
+        <w:t>秒自动</w:t>
+      </w:r>
+      <w:r>
+        <w:rPr>
+          <w:rFonts w:ascii="Segoe UI" w:hAnsi="Segoe UI" w:cs="Segoe UI"/>
+          <w:color w:val="000000"/>
+          <w:sz w:val="20"/>
+          <w:szCs w:val="20"/>
+        </w:rPr>
+        <w:t xml:space="preserve"> AI </w:t>
+      </w:r>
+      <w:r>
+        <w:rPr>
+          <w:rFonts w:ascii="Segoe UI" w:hAnsi="Segoe UI" w:cs="Segoe UI"/>
+          <w:color w:val="000000"/>
+          <w:sz w:val="20"/>
+          <w:szCs w:val="20"/>
+        </w:rPr>
+        <w:t>弹窗</w:t>
+      </w:r>
+      <w:r>
+        <w:rPr>
+          <w:rFonts w:ascii="Segoe UI" w:hAnsi="Segoe UI" w:cs="Segoe UI"/>
+          <w:color w:val="000000"/>
+          <w:sz w:val="20"/>
+          <w:szCs w:val="20"/>
+        </w:rPr>
+        <w:t xml:space="preserve"> + Logo </w:t>
+      </w:r>
+      <w:r>
+        <w:rPr>
+          <w:rFonts w:ascii="Segoe UI" w:hAnsi="Segoe UI" w:cs="Segoe UI"/>
+          <w:color w:val="000000"/>
+          <w:sz w:val="20"/>
+          <w:szCs w:val="20"/>
+        </w:rPr>
+        <w:t>三连击召唤</w:t>
+      </w:r>
+      <w:r>
+        <w:rPr>
+          <w:rFonts w:ascii="Segoe UI" w:hAnsi="Segoe UI" w:cs="Segoe UI"/>
+          <w:color w:val="000000"/>
+          <w:sz w:val="20"/>
+          <w:szCs w:val="20"/>
+        </w:rPr>
+        <w:t xml:space="preserve"> + </w:t>
+      </w:r>
+      <w:r>
+        <w:rPr>
+          <w:rFonts w:ascii="Segoe UI" w:hAnsi="Segoe UI" w:cs="Segoe UI"/>
+          <w:color w:val="000000"/>
+          <w:sz w:val="20"/>
+          <w:szCs w:val="20"/>
+        </w:rPr>
+        <w:t>控制台开发者彩蛋</w:t>
+      </w:r>
+    </w:p>
+    <w:p>
+      <w:pPr>
+        <w:rPr>
+          <w:rFonts w:hint="eastAsia"/>
+        </w:rPr>
+      </w:pPr>
+    </w:p>
+    <w:p>
+      <w:pPr>
+        <w:rPr>
+          <w:rFonts w:hint="eastAsia"/>
         </w:rPr>
       </w:pPr>
     </w:p>
@@ -4680,11 +4954,6 @@
       </w:r>
     </w:p>
     <w:p>
-      <w:pPr>
-        <w:rPr>
-          <w:rFonts w:hint="eastAsia"/>
-        </w:rPr>
-      </w:pPr>
       <w:r>
         <w:rPr>
           <w:rFonts w:hint="eastAsia"/>
@@ -4749,14 +5018,204 @@
         <w:rPr>
           <w:rFonts w:hint="eastAsia"/>
         </w:rPr>
-        <w:t>用。最大的体</w:t>
-      </w:r>
+        <w:t>用。最大的体会是：提示词决定了</w:t>
+      </w:r>
+      <w:r>
+        <w:rPr>
+          <w:rFonts w:hint="eastAsia"/>
+        </w:rPr>
+        <w:t xml:space="preserve"> AI </w:t>
+      </w:r>
+      <w:r>
+        <w:rPr>
+          <w:rFonts w:hint="eastAsia"/>
+        </w:rPr>
+        <w:t>输出的天花板。</w:t>
+      </w:r>
+    </w:p>
+    <w:p>
       <w:r>
         <w:rPr>
           <w:rFonts w:hint="eastAsia"/>
         </w:rPr>
         <w:lastRenderedPageBreak/>
-        <w:t>会是：提示词决定了</w:t>
+        <w:t>一开始我直接说</w:t>
+      </w:r>
+      <w:r>
+        <w:rPr>
+          <w:rFonts w:hint="eastAsia"/>
+        </w:rPr>
+        <w:t>"</w:t>
+      </w:r>
+      <w:r>
+        <w:rPr>
+          <w:rFonts w:hint="eastAsia"/>
+        </w:rPr>
+        <w:t>帮我写个个人网站</w:t>
+      </w:r>
+      <w:r>
+        <w:rPr>
+          <w:rFonts w:hint="eastAsia"/>
+        </w:rPr>
+        <w:t>"</w:t>
+      </w:r>
+      <w:r>
+        <w:rPr>
+          <w:rFonts w:hint="eastAsia"/>
+        </w:rPr>
+        <w:t>，得到的是千篇一律的模板。后来我学会了把需求拆成三层喂给</w:t>
+      </w:r>
+      <w:r>
+        <w:rPr>
+          <w:rFonts w:hint="eastAsia"/>
+        </w:rPr>
+        <w:t xml:space="preserve"> AI</w:t>
+      </w:r>
+      <w:r>
+        <w:rPr>
+          <w:rFonts w:hint="eastAsia"/>
+        </w:rPr>
+        <w:t>：先给身份（</w:t>
+      </w:r>
+      <w:r>
+        <w:rPr>
+          <w:rFonts w:hint="eastAsia"/>
+        </w:rPr>
+        <w:t>"</w:t>
+      </w:r>
+      <w:r>
+        <w:rPr>
+          <w:rFonts w:hint="eastAsia"/>
+        </w:rPr>
+        <w:t>你是一位前端设计师</w:t>
+      </w:r>
+      <w:r>
+        <w:rPr>
+          <w:rFonts w:hint="eastAsia"/>
+        </w:rPr>
+        <w:t>"</w:t>
+      </w:r>
+      <w:r>
+        <w:rPr>
+          <w:rFonts w:hint="eastAsia"/>
+        </w:rPr>
+        <w:t>），再给约束（</w:t>
+      </w:r>
+      <w:r>
+        <w:rPr>
+          <w:rFonts w:hint="eastAsia"/>
+        </w:rPr>
+        <w:t>"</w:t>
+      </w:r>
+      <w:r>
+        <w:rPr>
+          <w:rFonts w:hint="eastAsia"/>
+        </w:rPr>
+        <w:t>温暖手绘风、纯</w:t>
+      </w:r>
+      <w:r>
+        <w:rPr>
+          <w:rFonts w:hint="eastAsia"/>
+        </w:rPr>
+        <w:t xml:space="preserve"> HTML/CSS/JS</w:t>
+      </w:r>
+      <w:r>
+        <w:rPr>
+          <w:rFonts w:hint="eastAsia"/>
+        </w:rPr>
+        <w:t>、配色用暖橙</w:t>
+      </w:r>
+      <w:r>
+        <w:rPr>
+          <w:rFonts w:hint="eastAsia"/>
+        </w:rPr>
+        <w:t>"</w:t>
+      </w:r>
+      <w:r>
+        <w:rPr>
+          <w:rFonts w:hint="eastAsia"/>
+        </w:rPr>
+        <w:t>），最后给输出格式（</w:t>
+      </w:r>
+      <w:r>
+        <w:rPr>
+          <w:rFonts w:hint="eastAsia"/>
+        </w:rPr>
+        <w:t>"</w:t>
+      </w:r>
+      <w:r>
+        <w:rPr>
+          <w:rFonts w:hint="eastAsia"/>
+        </w:rPr>
+        <w:t>完整代码、加注释、不要省略</w:t>
+      </w:r>
+      <w:r>
+        <w:rPr>
+          <w:rFonts w:hint="eastAsia"/>
+        </w:rPr>
+        <w:t>"</w:t>
+      </w:r>
+      <w:r>
+        <w:rPr>
+          <w:rFonts w:hint="eastAsia"/>
+        </w:rPr>
+        <w:t>）。同样的任务，结果立刻从</w:t>
+      </w:r>
+      <w:r>
+        <w:rPr>
+          <w:rFonts w:hint="eastAsia"/>
+        </w:rPr>
+        <w:t>"</w:t>
+      </w:r>
+      <w:r>
+        <w:rPr>
+          <w:rFonts w:hint="eastAsia"/>
+        </w:rPr>
+        <w:t>能用</w:t>
+      </w:r>
+      <w:r>
+        <w:rPr>
+          <w:rFonts w:hint="eastAsia"/>
+        </w:rPr>
+        <w:t>"</w:t>
+      </w:r>
+      <w:r>
+        <w:rPr>
+          <w:rFonts w:hint="eastAsia"/>
+        </w:rPr>
+        <w:t>变成了</w:t>
+      </w:r>
+      <w:r>
+        <w:rPr>
+          <w:rFonts w:hint="eastAsia"/>
+        </w:rPr>
+        <w:t>"</w:t>
+      </w:r>
+      <w:r>
+        <w:rPr>
+          <w:rFonts w:hint="eastAsia"/>
+        </w:rPr>
+        <w:t>想用</w:t>
+      </w:r>
+      <w:r>
+        <w:rPr>
+          <w:rFonts w:hint="eastAsia"/>
+        </w:rPr>
+        <w:t>"</w:t>
+      </w:r>
+      <w:r>
+        <w:rPr>
+          <w:rFonts w:hint="eastAsia"/>
+        </w:rPr>
+        <w:t>。</w:t>
+      </w:r>
+    </w:p>
+    <w:p>
+      <w:r>
+        <w:rPr>
+          <w:rFonts w:hint="eastAsia"/>
+        </w:rPr>
+        <w:t>第二个收获是分步迭代比一次到位更高效。我没有让</w:t>
       </w:r>
       <w:r>
         <w:rPr>
@@ -4768,20 +5227,7 @@
         <w:rPr>
           <w:rFonts w:hint="eastAsia"/>
         </w:rPr>
-        <w:t>输出的天花板。</w:t>
-      </w:r>
-    </w:p>
-    <w:p>
-      <w:pPr>
-        <w:rPr>
-          <w:rFonts w:hint="eastAsia"/>
-        </w:rPr>
-      </w:pPr>
-      <w:r>
-        <w:rPr>
-          <w:rFonts w:hint="eastAsia"/>
-        </w:rPr>
-        <w:t>一开始我直接说</w:t>
+        <w:t>一口气写完整个网站，而是按</w:t>
       </w:r>
       <w:r>
         <w:rPr>
@@ -4793,7 +5239,127 @@
         <w:rPr>
           <w:rFonts w:hint="eastAsia"/>
         </w:rPr>
-        <w:t>帮我写个个人网站</w:t>
+        <w:t>内容素材</w:t>
+      </w:r>
+      <w:r>
+        <w:rPr>
+          <w:rFonts w:hint="eastAsia"/>
+        </w:rPr>
+        <w:t xml:space="preserve"> </w:t>
+      </w:r>
+      <w:r>
+        <w:rPr>
+          <w:rFonts w:hint="eastAsia"/>
+        </w:rPr>
+        <w:t>→</w:t>
+      </w:r>
+      <w:r>
+        <w:rPr>
+          <w:rFonts w:hint="eastAsia"/>
+        </w:rPr>
+        <w:t xml:space="preserve"> </w:t>
+      </w:r>
+      <w:r>
+        <w:rPr>
+          <w:rFonts w:hint="eastAsia"/>
+        </w:rPr>
+        <w:t>设计规范</w:t>
+      </w:r>
+      <w:r>
+        <w:rPr>
+          <w:rFonts w:hint="eastAsia"/>
+        </w:rPr>
+        <w:t xml:space="preserve"> </w:t>
+      </w:r>
+      <w:r>
+        <w:rPr>
+          <w:rFonts w:hint="eastAsia"/>
+        </w:rPr>
+        <w:t>→</w:t>
+      </w:r>
+      <w:r>
+        <w:rPr>
+          <w:rFonts w:hint="eastAsia"/>
+        </w:rPr>
+        <w:t xml:space="preserve"> HTML </w:t>
+      </w:r>
+      <w:r>
+        <w:rPr>
+          <w:rFonts w:hint="eastAsia"/>
+        </w:rPr>
+        <w:t>骨架</w:t>
+      </w:r>
+      <w:r>
+        <w:rPr>
+          <w:rFonts w:hint="eastAsia"/>
+        </w:rPr>
+        <w:t xml:space="preserve"> </w:t>
+      </w:r>
+      <w:r>
+        <w:rPr>
+          <w:rFonts w:hint="eastAsia"/>
+        </w:rPr>
+        <w:t>→</w:t>
+      </w:r>
+      <w:r>
+        <w:rPr>
+          <w:rFonts w:hint="eastAsia"/>
+        </w:rPr>
+        <w:t xml:space="preserve"> CSS </w:t>
+      </w:r>
+      <w:r>
+        <w:rPr>
+          <w:rFonts w:hint="eastAsia"/>
+        </w:rPr>
+        <w:t>样式</w:t>
+      </w:r>
+      <w:r>
+        <w:rPr>
+          <w:rFonts w:hint="eastAsia"/>
+        </w:rPr>
+        <w:t xml:space="preserve"> </w:t>
+      </w:r>
+      <w:r>
+        <w:rPr>
+          <w:rFonts w:hint="eastAsia"/>
+        </w:rPr>
+        <w:t>→</w:t>
+      </w:r>
+      <w:r>
+        <w:rPr>
+          <w:rFonts w:hint="eastAsia"/>
+        </w:rPr>
+        <w:t xml:space="preserve"> JS </w:t>
+      </w:r>
+      <w:r>
+        <w:rPr>
+          <w:rFonts w:hint="eastAsia"/>
+        </w:rPr>
+        <w:t>交互</w:t>
+      </w:r>
+      <w:r>
+        <w:rPr>
+          <w:rFonts w:hint="eastAsia"/>
+        </w:rPr>
+        <w:t xml:space="preserve"> </w:t>
+      </w:r>
+      <w:r>
+        <w:rPr>
+          <w:rFonts w:hint="eastAsia"/>
+        </w:rPr>
+        <w:t>→</w:t>
+      </w:r>
+      <w:r>
+        <w:rPr>
+          <w:rFonts w:hint="eastAsia"/>
+        </w:rPr>
+        <w:t xml:space="preserve"> </w:t>
+      </w:r>
+      <w:r>
+        <w:rPr>
+          <w:rFonts w:hint="eastAsia"/>
+        </w:rPr>
+        <w:t>部署</w:t>
       </w:r>
       <w:r>
         <w:rPr>
@@ -4805,188 +5371,47 @@
         <w:rPr>
           <w:rFonts w:hint="eastAsia"/>
         </w:rPr>
-        <w:t>，得到的是千篇一律的模板。后来我学会了把需求拆成三层喂给</w:t>
-      </w:r>
-      <w:r>
-        <w:rPr>
-          <w:rFonts w:hint="eastAsia"/>
-        </w:rPr>
-        <w:t xml:space="preserve"> AI</w:t>
-      </w:r>
-      <w:r>
-        <w:rPr>
-          <w:rFonts w:hint="eastAsia"/>
-        </w:rPr>
-        <w:t>：先给身份（</w:t>
-      </w:r>
-      <w:r>
-        <w:rPr>
-          <w:rFonts w:hint="eastAsia"/>
-        </w:rPr>
-        <w:t>"</w:t>
-      </w:r>
-      <w:r>
-        <w:rPr>
-          <w:rFonts w:hint="eastAsia"/>
-        </w:rPr>
-        <w:t>你是一位前端设计师</w:t>
-      </w:r>
-      <w:r>
-        <w:rPr>
-          <w:rFonts w:hint="eastAsia"/>
-        </w:rPr>
-        <w:t>"</w:t>
-      </w:r>
-      <w:r>
-        <w:rPr>
-          <w:rFonts w:hint="eastAsia"/>
-        </w:rPr>
-        <w:t>），再给约束（</w:t>
-      </w:r>
-      <w:r>
-        <w:rPr>
-          <w:rFonts w:hint="eastAsia"/>
-        </w:rPr>
-        <w:t>"</w:t>
-      </w:r>
-      <w:r>
-        <w:rPr>
-          <w:rFonts w:hint="eastAsia"/>
-        </w:rPr>
-        <w:t>温暖手绘风、纯</w:t>
-      </w:r>
-      <w:r>
-        <w:rPr>
-          <w:rFonts w:hint="eastAsia"/>
-        </w:rPr>
-        <w:t xml:space="preserve"> HTML/CSS/JS</w:t>
-      </w:r>
-      <w:r>
-        <w:rPr>
-          <w:rFonts w:hint="eastAsia"/>
-        </w:rPr>
-        <w:t>、配色用暖橙</w:t>
-      </w:r>
-      <w:r>
-        <w:rPr>
-          <w:rFonts w:hint="eastAsia"/>
-        </w:rPr>
-        <w:t>"</w:t>
-      </w:r>
-      <w:r>
-        <w:rPr>
-          <w:rFonts w:hint="eastAsia"/>
-        </w:rPr>
-        <w:t>），最后给输出格式（</w:t>
-      </w:r>
-      <w:r>
-        <w:rPr>
-          <w:rFonts w:hint="eastAsia"/>
-        </w:rPr>
-        <w:t>"</w:t>
-      </w:r>
-      <w:r>
-        <w:rPr>
-          <w:rFonts w:hint="eastAsia"/>
-        </w:rPr>
-        <w:t>完整代码、加注释、不要省略</w:t>
-      </w:r>
-      <w:r>
-        <w:rPr>
-          <w:rFonts w:hint="eastAsia"/>
-        </w:rPr>
-        <w:t>"</w:t>
-      </w:r>
-      <w:r>
-        <w:rPr>
-          <w:rFonts w:hint="eastAsia"/>
-        </w:rPr>
-        <w:t>）。同样的任务，结果立刻从</w:t>
-      </w:r>
-      <w:r>
-        <w:rPr>
-          <w:rFonts w:hint="eastAsia"/>
-        </w:rPr>
-        <w:t>"</w:t>
-      </w:r>
-      <w:r>
-        <w:rPr>
-          <w:rFonts w:hint="eastAsia"/>
-        </w:rPr>
-        <w:t>能用</w:t>
-      </w:r>
-      <w:r>
-        <w:rPr>
-          <w:rFonts w:hint="eastAsia"/>
-        </w:rPr>
-        <w:t>"</w:t>
-      </w:r>
-      <w:r>
-        <w:rPr>
-          <w:rFonts w:hint="eastAsia"/>
-        </w:rPr>
-        <w:t>变成了</w:t>
-      </w:r>
-      <w:r>
-        <w:rPr>
-          <w:rFonts w:hint="eastAsia"/>
-        </w:rPr>
-        <w:t>"</w:t>
-      </w:r>
-      <w:r>
-        <w:rPr>
-          <w:rFonts w:hint="eastAsia"/>
-        </w:rPr>
-        <w:t>想用</w:t>
-      </w:r>
-      <w:r>
-        <w:rPr>
-          <w:rFonts w:hint="eastAsia"/>
-        </w:rPr>
-        <w:t>"</w:t>
-      </w:r>
-      <w:r>
-        <w:rPr>
-          <w:rFonts w:hint="eastAsia"/>
-        </w:rPr>
-        <w:t>。</w:t>
-      </w:r>
-    </w:p>
-    <w:p>
-      <w:pPr>
-        <w:rPr>
-          <w:rFonts w:hint="eastAsia"/>
-        </w:rPr>
-      </w:pPr>
-      <w:r>
-        <w:rPr>
-          <w:rFonts w:hint="eastAsia"/>
-        </w:rPr>
-        <w:t>第二个收获是分步迭代比一次到位更高效。我没有让</w:t>
-      </w:r>
-      <w:r>
-        <w:rPr>
-          <w:rFonts w:hint="eastAsia"/>
-        </w:rPr>
-        <w:t xml:space="preserve"> AI </w:t>
-      </w:r>
-      <w:r>
-        <w:rPr>
-          <w:rFonts w:hint="eastAsia"/>
-        </w:rPr>
-        <w:t>一口气写完整个网站，而是按</w:t>
-      </w:r>
-      <w:r>
-        <w:rPr>
-          <w:rFonts w:hint="eastAsia"/>
-        </w:rPr>
-        <w:t>"</w:t>
-      </w:r>
-      <w:r>
-        <w:rPr>
-          <w:rFonts w:hint="eastAsia"/>
-        </w:rPr>
-        <w:t>内容素材</w:t>
+        <w:t>分七步推进，每一步只解决一个问题，出错时也容易定位。</w:t>
+      </w:r>
+    </w:p>
+    <w:p>
+      <w:r>
+        <w:rPr>
+          <w:rFonts w:hint="eastAsia"/>
+        </w:rPr>
+        <w:t>最让我意外的是，</w:t>
+      </w:r>
+      <w:r>
+        <w:rPr>
+          <w:rFonts w:hint="eastAsia"/>
+        </w:rPr>
+        <w:t xml:space="preserve">AI </w:t>
+      </w:r>
+      <w:r>
+        <w:rPr>
+          <w:rFonts w:hint="eastAsia"/>
+        </w:rPr>
+        <w:t>不只能写代码，它还在我犹豫时帮我做了审美决策，让网站有了独特的人情味。</w:t>
+      </w:r>
+    </w:p>
+    <w:p>
+      <w:r>
+        <w:rPr>
+          <w:rFonts w:hint="eastAsia"/>
+        </w:rPr>
+        <w:t>对我来说，</w:t>
+      </w:r>
+      <w:r>
+        <w:rPr>
+          <w:rFonts w:hint="eastAsia"/>
+        </w:rPr>
+        <w:t xml:space="preserve">AI </w:t>
+      </w:r>
+      <w:r>
+        <w:rPr>
+          <w:rFonts w:hint="eastAsia"/>
+        </w:rPr>
+        <w:t>是放大镜，放大的是你想清楚的那部分需求。</w:t>
       </w:r>
       <w:r>
         <w:rPr>
@@ -4998,210 +5423,10 @@
         <w:rPr>
           <w:rFonts w:hint="eastAsia"/>
         </w:rPr>
-        <w:t>→</w:t>
-      </w:r>
-      <w:r>
-        <w:rPr>
-          <w:rFonts w:hint="eastAsia"/>
-        </w:rPr>
-        <w:t xml:space="preserve"> </w:t>
-      </w:r>
-      <w:r>
-        <w:rPr>
-          <w:rFonts w:hint="eastAsia"/>
-        </w:rPr>
-        <w:t>设计规范</w:t>
-      </w:r>
-      <w:r>
-        <w:rPr>
-          <w:rFonts w:hint="eastAsia"/>
-        </w:rPr>
-        <w:t xml:space="preserve"> </w:t>
-      </w:r>
-      <w:r>
-        <w:rPr>
-          <w:rFonts w:hint="eastAsia"/>
-        </w:rPr>
-        <w:t>→</w:t>
-      </w:r>
-      <w:r>
-        <w:rPr>
-          <w:rFonts w:hint="eastAsia"/>
-        </w:rPr>
-        <w:t xml:space="preserve"> HTML </w:t>
-      </w:r>
-      <w:r>
-        <w:rPr>
-          <w:rFonts w:hint="eastAsia"/>
-        </w:rPr>
-        <w:t>骨架</w:t>
-      </w:r>
-      <w:r>
-        <w:rPr>
-          <w:rFonts w:hint="eastAsia"/>
-        </w:rPr>
-        <w:t xml:space="preserve"> </w:t>
-      </w:r>
-      <w:r>
-        <w:rPr>
-          <w:rFonts w:hint="eastAsia"/>
-        </w:rPr>
-        <w:t>→</w:t>
-      </w:r>
-      <w:r>
-        <w:rPr>
-          <w:rFonts w:hint="eastAsia"/>
-        </w:rPr>
-        <w:t xml:space="preserve"> CSS </w:t>
-      </w:r>
-      <w:r>
-        <w:rPr>
-          <w:rFonts w:hint="eastAsia"/>
-        </w:rPr>
-        <w:t>样式</w:t>
-      </w:r>
-      <w:r>
-        <w:rPr>
-          <w:rFonts w:hint="eastAsia"/>
-        </w:rPr>
-        <w:t xml:space="preserve"> </w:t>
-      </w:r>
-      <w:r>
-        <w:rPr>
-          <w:rFonts w:hint="eastAsia"/>
-        </w:rPr>
-        <w:t>→</w:t>
-      </w:r>
-      <w:r>
-        <w:rPr>
-          <w:rFonts w:hint="eastAsia"/>
-        </w:rPr>
-        <w:t xml:space="preserve"> JS </w:t>
-      </w:r>
-      <w:r>
-        <w:rPr>
-          <w:rFonts w:hint="eastAsia"/>
-        </w:rPr>
-        <w:t>交互</w:t>
-      </w:r>
-      <w:r>
-        <w:rPr>
-          <w:rFonts w:hint="eastAsia"/>
-        </w:rPr>
-        <w:t xml:space="preserve"> </w:t>
-      </w:r>
-      <w:r>
-        <w:rPr>
-          <w:rFonts w:hint="eastAsia"/>
-        </w:rPr>
-        <w:t>→</w:t>
-      </w:r>
-      <w:r>
-        <w:rPr>
-          <w:rFonts w:hint="eastAsia"/>
-        </w:rPr>
-        <w:t xml:space="preserve"> </w:t>
-      </w:r>
-      <w:r>
-        <w:rPr>
-          <w:rFonts w:hint="eastAsia"/>
-        </w:rPr>
-        <w:t>部署</w:t>
-      </w:r>
-      <w:r>
-        <w:rPr>
-          <w:rFonts w:hint="eastAsia"/>
-        </w:rPr>
-        <w:t>"</w:t>
-      </w:r>
-      <w:r>
-        <w:rPr>
-          <w:rFonts w:hint="eastAsia"/>
-        </w:rPr>
-        <w:t>分七步推进，每一步只解决一个问题，出错时也容易定位。</w:t>
-      </w:r>
-    </w:p>
-    <w:p>
-      <w:pPr>
-        <w:rPr>
-          <w:rFonts w:hint="eastAsia"/>
-        </w:rPr>
-      </w:pPr>
-      <w:r>
-        <w:rPr>
-          <w:rFonts w:hint="eastAsia"/>
-        </w:rPr>
-        <w:t>最让我意外的是，</w:t>
-      </w:r>
-      <w:r>
-        <w:rPr>
-          <w:rFonts w:hint="eastAsia"/>
-        </w:rPr>
-        <w:t xml:space="preserve">AI </w:t>
-      </w:r>
-      <w:r>
-        <w:rPr>
-          <w:rFonts w:hint="eastAsia"/>
-        </w:rPr>
-        <w:t>不只能写代码，它还在我犹豫时帮我做了审美决策</w:t>
-      </w:r>
-      <w:r>
-        <w:rPr>
-          <w:rFonts w:hint="eastAsia"/>
-        </w:rPr>
-        <w:t>，</w:t>
-      </w:r>
-      <w:r>
-        <w:rPr>
-          <w:rFonts w:hint="eastAsia"/>
-        </w:rPr>
-        <w:t>让网站有了独特的人情味。</w:t>
-      </w:r>
-    </w:p>
-    <w:p>
-      <w:pPr>
-        <w:rPr>
-          <w:rFonts w:hint="eastAsia"/>
-        </w:rPr>
-      </w:pPr>
-      <w:r>
-        <w:rPr>
-          <w:rFonts w:hint="eastAsia"/>
-        </w:rPr>
-        <w:t>对我来说，</w:t>
-      </w:r>
-      <w:r>
-        <w:rPr>
-          <w:rFonts w:hint="eastAsia"/>
-        </w:rPr>
-        <w:t xml:space="preserve">AI </w:t>
-      </w:r>
-      <w:r>
-        <w:rPr>
-          <w:rFonts w:hint="eastAsia"/>
-        </w:rPr>
-        <w:t>是放大镜，放大的是你想清楚的那部分需求。</w:t>
-      </w:r>
-      <w:r>
-        <w:rPr>
-          <w:rFonts w:hint="eastAsia"/>
-        </w:rPr>
-        <w:t xml:space="preserve"> </w:t>
-      </w:r>
-      <w:r>
-        <w:rPr>
-          <w:rFonts w:hint="eastAsia"/>
-        </w:rPr>
         <w:t>想得越具体，它给的就越惊喜。</w:t>
       </w:r>
     </w:p>
-    <w:p>
-      <w:pPr>
-        <w:rPr>
-          <w:rFonts w:hint="eastAsia"/>
-        </w:rPr>
-      </w:pPr>
-    </w:p>
+    <w:p/>
     <w:p>
       <w:pPr>
         <w:rPr>
@@ -5223,11 +5448,12 @@
       </w:r>
     </w:p>
     <w:p>
-      <w:pPr>
-        <w:rPr>
-          <w:rFonts w:hint="eastAsia"/>
-        </w:rPr>
-      </w:pPr>
+      <w:r>
+        <w:rPr>
+          <w:rFonts w:hint="eastAsia"/>
+        </w:rPr>
+        <w:t>可直接打开的网站</w:t>
+      </w:r>
       <w:r>
         <w:rPr>
           <w:rFonts w:hint="eastAsia"/>
@@ -5249,7 +5475,19 @@
         <w:rPr>
           <w:rFonts w:hint="eastAsia"/>
         </w:rPr>
-        <w:t>链接：</w:t>
+        <w:t>链接</w:t>
+      </w:r>
+      <w:r>
+        <w:rPr>
+          <w:rFonts w:hint="eastAsia"/>
+        </w:rPr>
+        <w:t>（内涵项目代码及报告）</w:t>
+      </w:r>
+      <w:r>
+        <w:rPr>
+          <w:rFonts w:hint="eastAsia"/>
+        </w:rPr>
+        <w:t>：</w:t>
       </w:r>
       <w:hyperlink r:id="rId10" w:history="1">
         <w:r>
@@ -5261,6 +5499,12 @@
       </w:hyperlink>
     </w:p>
     <w:p>
+      <w:r>
+        <w:rPr>
+          <w:rFonts w:hint="eastAsia"/>
+        </w:rPr>
+        <w:t>网站</w:t>
+      </w:r>
       <w:r>
         <w:rPr>
           <w:rFonts w:hint="eastAsia"/>
@@ -5335,6 +5579,119 @@
 <file path=word/numbering.xml><?xml version="1.0" encoding="utf-8"?>
 <w:numbering xmlns:wpc="http://schemas.microsoft.com/office/word/2010/wordprocessingCanvas" xmlns:cx="http://schemas.microsoft.com/office/drawing/2014/chartex" xmlns:cx1="http://schemas.microsoft.com/office/drawing/2015/9/8/chartex" xmlns:cx2="http://schemas.microsoft.com/office/drawing/2015/10/21/chartex" xmlns:cx3="http://schemas.microsoft.com/office/drawing/2016/5/9/chartex" xmlns:cx4="http://schemas.microsoft.com/office/drawing/2016/5/10/chartex" xmlns:cx5="http://schemas.microsoft.com/office/drawing/2016/5/11/chartex" xmlns:cx6="http://schemas.microsoft.com/office/drawing/2016/5/12/chartex" xmlns:cx7="http://schemas.microsoft.com/office/drawing/2016/5/13/chartex" xmlns:cx8="http://schemas.microsoft.com/office/drawing/2016/5/14/chartex" xmlns:mc="http://schemas.openxmlformats.org/markup-compatibility/2006" xmlns:aink="http://schemas.microsoft.com/office/drawing/2016/ink" xmlns:am3d="http://schemas.microsoft.com/office/drawing/2017/model3d" xmlns:o="urn:schemas-microsoft-com:office:office" xmlns:oel="http://schemas.microsoft.com/office/2019/extlst" xmlns:r="http://schemas.openxmlformats.org/officeDocument/2006/relationships" xmlns:m="http://schemas.openxmlformats.org/officeDocument/2006/math" xmlns:v="urn:schemas-microsoft-com:vml" xmlns:wp14="http://schemas.microsoft.com/office/word/2010/wordprocessingDrawing" xmlns:wp="http://schemas.openxmlformats.org/drawingml/2006/wordprocessingDrawing" xmlns:w10="urn:schemas-microsoft-com:office:word" xmlns:w="http://schemas.openxmlformats.org/wordprocessingml/2006/main" xmlns:w14="http://schemas.microsoft.com/office/word/2010/wordml" xmlns:w15="http://schemas.microsoft.com/office/word/2012/wordml" xmlns:w16cex="http://schemas.microsoft.com/office/word/2018/wordml/cex" xmlns:w16cid="http://schemas.microsoft.com/office/word/2016/wordml/cid" xmlns:w16="http://schemas.microsoft.com/office/word/2018/wordml" xmlns:w16du="http://schemas.microsoft.com/office/word/2023/wordml/word16du" xmlns:w16sdtdh="http://schemas.microsoft.com/office/word/2020/wordml/sdtdatahash" xmlns:w16sdtfl="http://schemas.microsoft.com/office/word/2024/wordml/sdtformatlock" xmlns:w16se="http://schemas.microsoft.com/office/word/2015/wordml/symex" xmlns:wpg="http://schemas.microsoft.com/office/word/2010/wordprocessingGroup" xmlns:wpi="http://schemas.microsoft.com/office/word/2010/wordprocessingInk" xmlns:wne="http://schemas.microsoft.com/office/word/2006/wordml" xmlns:wps="http://schemas.microsoft.com/office/word/2010/wordprocessingShape" mc:Ignorable="w14 w15 w16se w16cid w16 w16cex w16sdtdh w16sdtfl w16du wp14">
   <w:abstractNum w:abstractNumId="0" w15:restartNumberingAfterBreak="0">
+    <w:nsid w:val="24F92455"/>
+    <w:multiLevelType w:val="multilevel"/>
+    <w:tmpl w:val="11149B5A"/>
+    <w:lvl w:ilvl="0">
+      <w:start w:val="1"/>
+      <w:numFmt w:val="decimal"/>
+      <w:lvlText w:val="%1."/>
+      <w:lvlJc w:val="left"/>
+      <w:pPr>
+        <w:tabs>
+          <w:tab w:val="num" w:pos="720"/>
+        </w:tabs>
+        <w:ind w:left="720" w:hanging="360"/>
+      </w:pPr>
+    </w:lvl>
+    <w:lvl w:ilvl="1" w:tentative="1">
+      <w:start w:val="1"/>
+      <w:numFmt w:val="decimal"/>
+      <w:lvlText w:val="%2."/>
+      <w:lvlJc w:val="left"/>
+      <w:pPr>
+        <w:tabs>
+          <w:tab w:val="num" w:pos="1440"/>
+        </w:tabs>
+        <w:ind w:left="1440" w:hanging="360"/>
+      </w:pPr>
+    </w:lvl>
+    <w:lvl w:ilvl="2" w:tentative="1">
+      <w:start w:val="1"/>
+      <w:numFmt w:val="decimal"/>
+      <w:lvlText w:val="%3."/>
+      <w:lvlJc w:val="left"/>
+      <w:pPr>
+        <w:tabs>
+          <w:tab w:val="num" w:pos="2160"/>
+        </w:tabs>
+        <w:ind w:left="2160" w:hanging="360"/>
+      </w:pPr>
+    </w:lvl>
+    <w:lvl w:ilvl="3" w:tentative="1">
+      <w:start w:val="1"/>
+      <w:numFmt w:val="decimal"/>
+      <w:lvlText w:val="%4."/>
+      <w:lvlJc w:val="left"/>
+      <w:pPr>
+        <w:tabs>
+          <w:tab w:val="num" w:pos="2880"/>
+        </w:tabs>
+        <w:ind w:left="2880" w:hanging="360"/>
+      </w:pPr>
+    </w:lvl>
+    <w:lvl w:ilvl="4" w:tentative="1">
+      <w:start w:val="1"/>
+      <w:numFmt w:val="decimal"/>
+      <w:lvlText w:val="%5."/>
+      <w:lvlJc w:val="left"/>
+      <w:pPr>
+        <w:tabs>
+          <w:tab w:val="num" w:pos="3600"/>
+        </w:tabs>
+        <w:ind w:left="3600" w:hanging="360"/>
+      </w:pPr>
+    </w:lvl>
+    <w:lvl w:ilvl="5" w:tentative="1">
+      <w:start w:val="1"/>
+      <w:numFmt w:val="decimal"/>
+      <w:lvlText w:val="%6."/>
+      <w:lvlJc w:val="left"/>
+      <w:pPr>
+        <w:tabs>
+          <w:tab w:val="num" w:pos="4320"/>
+        </w:tabs>
+        <w:ind w:left="4320" w:hanging="360"/>
+      </w:pPr>
+    </w:lvl>
+    <w:lvl w:ilvl="6" w:tentative="1">
+      <w:start w:val="1"/>
+      <w:numFmt w:val="decimal"/>
+      <w:lvlText w:val="%7."/>
+      <w:lvlJc w:val="left"/>
+      <w:pPr>
+        <w:tabs>
+          <w:tab w:val="num" w:pos="5040"/>
+        </w:tabs>
+        <w:ind w:left="5040" w:hanging="360"/>
+      </w:pPr>
+    </w:lvl>
+    <w:lvl w:ilvl="7" w:tentative="1">
+      <w:start w:val="1"/>
+      <w:numFmt w:val="decimal"/>
+      <w:lvlText w:val="%8."/>
+      <w:lvlJc w:val="left"/>
+      <w:pPr>
+        <w:tabs>
+          <w:tab w:val="num" w:pos="5760"/>
+        </w:tabs>
+        <w:ind w:left="5760" w:hanging="360"/>
+      </w:pPr>
+    </w:lvl>
+    <w:lvl w:ilvl="8" w:tentative="1">
+      <w:start w:val="1"/>
+      <w:numFmt w:val="decimal"/>
+      <w:lvlText w:val="%9."/>
+      <w:lvlJc w:val="left"/>
+      <w:pPr>
+        <w:tabs>
+          <w:tab w:val="num" w:pos="6480"/>
+        </w:tabs>
+        <w:ind w:left="6480" w:hanging="360"/>
+      </w:pPr>
+    </w:lvl>
+  </w:abstractNum>
+  <w:abstractNum w:abstractNumId="1" w15:restartNumberingAfterBreak="0">
     <w:nsid w:val="522E71BC"/>
     <w:multiLevelType w:val="hybridMultilevel"/>
     <w:tmpl w:val="2F00695C"/>
@@ -5424,6 +5781,9 @@
     </w:lvl>
   </w:abstractNum>
   <w:num w:numId="1" w16cid:durableId="1398361447">
+    <w:abstractNumId w:val="1"/>
+  </w:num>
+  <w:num w:numId="2" w16cid:durableId="427770029">
     <w:abstractNumId w:val="0"/>
   </w:num>
 </w:numbering>
@@ -6404,6 +6764,26 @@
       <w:shd w:val="clear" w:color="auto" w:fill="E1DFDD"/>
     </w:rPr>
   </w:style>
+  <w:style w:type="paragraph" w:customStyle="1" w:styleId="py-1">
+    <w:name w:val="py-1"/>
+    <w:basedOn w:val="a"/>
+    <w:rsid w:val="000C29B0"/>
+    <w:pPr>
+      <w:widowControl/>
+      <w:spacing w:before="100" w:beforeAutospacing="1" w:after="100" w:afterAutospacing="1"/>
+      <w:jc w:val="left"/>
+    </w:pPr>
+    <w:rPr>
+      <w:rFonts w:ascii="宋体" w:hAnsi="宋体" w:cs="宋体"/>
+      <w:kern w:val="0"/>
+      <w:szCs w:val="24"/>
+    </w:rPr>
+  </w:style>
+  <w:style w:type="character" w:customStyle="1" w:styleId="font-semibold">
+    <w:name w:val="font-semibold"/>
+    <w:basedOn w:val="a0"/>
+    <w:rsid w:val="000C29B0"/>
+  </w:style>
 </w:styles>
 </file>
 
